--- a/system-development/guides/development-guide-ja.docx
+++ b/system-development/guides/development-guide-ja.docx
@@ -7,6 +7,7 @@
         <w:pStyle w:val="Title"/>
         <w:bidi w:val="0"/>
         <w:jc w:val="left"/>
+        <w:wordWrap w:val="0"/>
       </w:pPr>
       <w:r>
         <w:rPr>
@@ -68,6 +69,7 @@
         <w:pStyle w:val="Subtitle"/>
         <w:bidi w:val="0"/>
         <w:jc w:val="left"/>
+        <w:wordWrap w:val="0"/>
       </w:pPr>
       <w:r>
         <w:rPr>
@@ -83,93 +85,17 @@
       <w:pPr>
         <w:bidi w:val="0"/>
         <w:jc w:val="left"/>
+        <w:wordWrap w:val="0"/>
       </w:pPr>
       <w:r>
-        <w:rPr>
-          <w:rFonts w:ascii="Arial Unicode MS" w:hAnsi="Arial Unicode MS" w:eastAsia="Arial Unicode MS" w:cs="Arial Unicode MS"/>
-          <w:color w:val="000000"/>
-          <w:rtl w:val="0"/>
-          <w:lang w:val="ja-JP" w:eastAsia="ja-JP" w:bidi="ja-JP"/>
-        </w:rPr>
-        <w:t xml:space="preserve">バージョン </w:t>
-      </w:r>
-      <w:r>
-        <w:rPr>
-          <w:rFonts w:ascii="Arial Unicode MS" w:hAnsi="Arial Unicode MS" w:eastAsia="Arial Unicode MS" w:cs="Arial Unicode MS"/>
-          <w:color w:val="000000"/>
-          <w:rtl w:val="0"/>
-          <w:lang w:val="en-US" w:eastAsia="ja-JP" w:bidi="ja-JP"/>
-        </w:rPr>
-        <w:t>1.1.2</w:t>
-      </w:r>
-      <w:r>
-        <w:rPr>
-          <w:rFonts w:ascii="Arial Unicode MS" w:hAnsi="Arial Unicode MS" w:eastAsia="Arial Unicode MS" w:cs="Arial Unicode MS"/>
-          <w:color w:val="000000"/>
-          <w:rtl w:val="0"/>
-          <w:lang w:val="ja-JP" w:eastAsia="ja-JP" w:bidi="ja-JP"/>
-        </w:rPr>
-        <w:t xml:space="preserve"> · 確認日 </w:t>
-      </w:r>
-      <w:r>
-        <w:rPr>
-          <w:rFonts w:ascii="Arial Unicode MS" w:hAnsi="Arial Unicode MS" w:eastAsia="Arial Unicode MS" w:cs="Arial Unicode MS"/>
-          <w:color w:val="000000"/>
-          <w:rtl w:val="0"/>
-          <w:lang w:val="en-US" w:eastAsia="ja-JP" w:bidi="ja-JP"/>
-        </w:rPr>
-        <w:t>2026</w:t>
-      </w:r>
-      <w:r>
-        <w:rPr>
-          <w:rFonts w:ascii="Arial Unicode MS" w:hAnsi="Arial Unicode MS" w:eastAsia="Arial Unicode MS" w:cs="Arial Unicode MS"/>
-          <w:color w:val="000000"/>
-          <w:rtl w:val="0"/>
-          <w:lang w:val="ja-JP" w:eastAsia="ja-JP" w:bidi="ja-JP"/>
-        </w:rPr>
-        <w:t>年</w:t>
-      </w:r>
-      <w:r>
-        <w:rPr>
-          <w:rFonts w:ascii="Arial Unicode MS" w:hAnsi="Arial Unicode MS" w:eastAsia="Arial Unicode MS" w:cs="Arial Unicode MS"/>
-          <w:color w:val="000000"/>
-          <w:rtl w:val="0"/>
-          <w:lang w:val="en-US" w:eastAsia="ja-JP" w:bidi="ja-JP"/>
-        </w:rPr>
-        <w:t>10</w:t>
-      </w:r>
-      <w:r>
-        <w:rPr>
-          <w:rFonts w:ascii="Arial Unicode MS" w:hAnsi="Arial Unicode MS" w:eastAsia="Arial Unicode MS" w:cs="Arial Unicode MS"/>
-          <w:color w:val="000000"/>
-          <w:rtl w:val="0"/>
-          <w:lang w:val="ja-JP" w:eastAsia="ja-JP" w:bidi="ja-JP"/>
-        </w:rPr>
-        <w:t>月</w:t>
-      </w:r>
-      <w:r>
-        <w:rPr>
-          <w:rFonts w:ascii="Arial Unicode MS" w:hAnsi="Arial Unicode MS" w:eastAsia="Arial Unicode MS" w:cs="Arial Unicode MS"/>
-          <w:color w:val="000000"/>
-          <w:rtl w:val="0"/>
-          <w:lang w:val="en-US" w:eastAsia="ja-JP" w:bidi="ja-JP"/>
-        </w:rPr>
-        <w:t>8</w:t>
-      </w:r>
-      <w:r>
-        <w:rPr>
-          <w:rFonts w:ascii="Arial Unicode MS" w:hAnsi="Arial Unicode MS" w:eastAsia="Arial Unicode MS" w:cs="Arial Unicode MS"/>
-          <w:color w:val="000000"/>
-          <w:rtl w:val="0"/>
-          <w:lang w:val="ja-JP" w:eastAsia="ja-JP" w:bidi="ja-JP"/>
-        </w:rPr>
-        <w:t>日</w:t>
+        <w:t>1.4.0 · 2026-10-10</w:t>
       </w:r>
     </w:p>
     <w:p>
       <w:pPr>
         <w:bidi w:val="0"/>
         <w:jc w:val="left"/>
+        <w:wordWrap w:val="0"/>
       </w:pPr>
       <w:r>
         <w:rPr>
@@ -186,6 +112,7 @@
         <w:pStyle w:val="Heading1"/>
         <w:bidi w:val="0"/>
         <w:jc w:val="left"/>
+        <w:wordWrap w:val="0"/>
       </w:pPr>
       <w:r>
         <w:rPr>
@@ -202,6 +129,7 @@
       <w:pPr>
         <w:bidi w:val="0"/>
         <w:jc w:val="left"/>
+        <w:wordWrap w:val="0"/>
       </w:pPr>
       <w:r>
         <w:rPr>
@@ -345,7 +273,7 @@
           <w:rtl w:val="0"/>
           <w:lang w:val="en-US" w:eastAsia="ja-JP" w:bidi="ja-JP"/>
         </w:rPr>
-        <w:t>PrintNode</w:t>
+        <w:t>CUPS</w:t>
       </w:r>
       <w:r>
         <w:rPr>
@@ -577,6 +505,7 @@
       <w:pPr>
         <w:bidi w:val="0"/>
         <w:jc w:val="left"/>
+        <w:wordWrap w:val="0"/>
       </w:pPr>
       <w:r>
         <w:rPr>
@@ -789,12 +718,14 @@
     <w:p>
       <w:pPr>
         <w:spacing w:after="40"/>
+        <w:wordWrap w:val="0"/>
       </w:pPr>
     </w:p>
     <w:p>
       <w:pPr>
         <w:bidi w:val="0"/>
         <w:jc w:val="left"/>
+        <w:wordWrap w:val="0"/>
       </w:pPr>
       <w:r>
         <w:rPr>
@@ -1011,13 +942,14 @@
               <w:left w:w="100" w:type="dxa"/>
               <w:right w:w="100" w:type="dxa"/>
             </w:tcMar>
-            <w:shd w:fill="E7EDF2"/>
+            <w:shd w:fill="D9D9D9" w:val="clear"/>
           </w:tcPr>
           <w:p>
             <w:pPr>
               <w:bidi w:val="0"/>
               <w:spacing w:after="0" w:line="269" w:lineRule="auto"/>
               <w:jc w:val="left"/>
+              <w:wordWrap w:val="0"/>
             </w:pPr>
             <w:r>
               <w:rPr>
@@ -1043,13 +975,14 @@
               <w:left w:w="100" w:type="dxa"/>
               <w:right w:w="100" w:type="dxa"/>
             </w:tcMar>
-            <w:shd w:fill="E7EDF2"/>
+            <w:shd w:fill="D9D9D9" w:val="clear"/>
           </w:tcPr>
           <w:p>
             <w:pPr>
               <w:bidi w:val="0"/>
               <w:spacing w:after="0" w:line="269" w:lineRule="auto"/>
               <w:jc w:val="left"/>
+              <w:wordWrap w:val="0"/>
             </w:pPr>
             <w:r>
               <w:rPr>
@@ -1086,6 +1019,7 @@
               <w:bidi w:val="0"/>
               <w:spacing w:after="0" w:line="269" w:lineRule="auto"/>
               <w:jc w:val="left"/>
+              <w:wordWrap w:val="0"/>
             </w:pPr>
             <w:r>
               <w:rPr>
@@ -1116,6 +1050,7 @@
               <w:bidi w:val="0"/>
               <w:spacing w:after="0" w:line="269" w:lineRule="auto"/>
               <w:jc w:val="left"/>
+              <w:wordWrap w:val="0"/>
             </w:pPr>
             <w:r>
               <w:rPr>
@@ -1151,6 +1086,7 @@
               <w:bidi w:val="0"/>
               <w:spacing w:after="0" w:line="269" w:lineRule="auto"/>
               <w:jc w:val="left"/>
+              <w:wordWrap w:val="0"/>
             </w:pPr>
             <w:r>
               <w:rPr>
@@ -1181,6 +1117,7 @@
               <w:bidi w:val="0"/>
               <w:spacing w:after="0" w:line="269" w:lineRule="auto"/>
               <w:jc w:val="left"/>
+              <w:wordWrap w:val="0"/>
             </w:pPr>
             <w:r>
               <w:rPr>
@@ -1216,6 +1153,7 @@
               <w:bidi w:val="0"/>
               <w:spacing w:after="0" w:line="269" w:lineRule="auto"/>
               <w:jc w:val="left"/>
+              <w:wordWrap w:val="0"/>
             </w:pPr>
             <w:r>
               <w:rPr>
@@ -1246,6 +1184,7 @@
               <w:bidi w:val="0"/>
               <w:spacing w:after="0" w:line="269" w:lineRule="auto"/>
               <w:jc w:val="left"/>
+              <w:wordWrap w:val="0"/>
             </w:pPr>
             <w:r>
               <w:rPr>
@@ -1281,6 +1220,7 @@
               <w:bidi w:val="0"/>
               <w:spacing w:after="0" w:line="269" w:lineRule="auto"/>
               <w:jc w:val="left"/>
+              <w:wordWrap w:val="0"/>
             </w:pPr>
             <w:r>
               <w:rPr>
@@ -1311,6 +1251,7 @@
               <w:bidi w:val="0"/>
               <w:spacing w:after="0" w:line="269" w:lineRule="auto"/>
               <w:jc w:val="left"/>
+              <w:wordWrap w:val="0"/>
             </w:pPr>
             <w:r>
               <w:rPr>
@@ -1346,6 +1287,7 @@
               <w:bidi w:val="0"/>
               <w:spacing w:after="0" w:line="269" w:lineRule="auto"/>
               <w:jc w:val="left"/>
+              <w:wordWrap w:val="0"/>
             </w:pPr>
             <w:r>
               <w:rPr>
@@ -1376,6 +1318,7 @@
               <w:bidi w:val="0"/>
               <w:spacing w:after="0" w:line="269" w:lineRule="auto"/>
               <w:jc w:val="left"/>
+              <w:wordWrap w:val="0"/>
             </w:pPr>
             <w:r>
               <w:rPr>
@@ -1411,6 +1354,7 @@
               <w:bidi w:val="0"/>
               <w:spacing w:after="0" w:line="269" w:lineRule="auto"/>
               <w:jc w:val="left"/>
+              <w:wordWrap w:val="0"/>
             </w:pPr>
             <w:r>
               <w:rPr>
@@ -1441,6 +1385,7 @@
               <w:bidi w:val="0"/>
               <w:spacing w:after="0" w:line="269" w:lineRule="auto"/>
               <w:jc w:val="left"/>
+              <w:wordWrap w:val="0"/>
             </w:pPr>
             <w:r>
               <w:rPr>
@@ -1460,6 +1405,7 @@
     <w:p>
       <w:pPr>
         <w:spacing w:after="40"/>
+        <w:wordWrap w:val="0"/>
       </w:pPr>
     </w:p>
     <w:p>
@@ -1467,6 +1413,7 @@
         <w:pStyle w:val="Heading1"/>
         <w:bidi w:val="0"/>
         <w:jc w:val="left"/>
+        <w:wordWrap w:val="0"/>
       </w:pPr>
       <w:r>
         <w:rPr>
@@ -1483,6 +1430,7 @@
       <w:pPr>
         <w:bidi w:val="0"/>
         <w:jc w:val="left"/>
+        <w:wordWrap w:val="0"/>
       </w:pPr>
       <w:r>
         <w:rPr>
@@ -1681,21 +1629,54 @@
           <w:lang w:val="ja-JP" w:eastAsia="ja-JP" w:bidi="ja-JP"/>
         </w:rPr>
         <w:t xml:space="preserve"> の内蔵編集画面はありません。</w:t>
+      </w:r>
+    </w:p>
+    <w:p>
+      <w:pPr>
+        <w:bidi w:val="0"/>
+        <w:jc w:val="start"/>
+        <w:wordWrap w:val="0"/>
+      </w:pPr>
+      <w:r>
+        <w:rPr>
+          <w:lang w:val="ja-JP" w:bidi="ja-JP"/>
+          <w:rtl w:val="0"/>
+        </w:rPr>
+        <w:t>classicとcompactはA4、classic-a5はA5を使用します。thermalとthermal58は80 × 297mm、58 × 297mmのページです。配送ラベルはA6、梱包明細はA4。ブラウザーの用紙はドライバーで設定します。58mmはQRを選択して実際の印刷を確認してください。</w:t>
       </w:r>
     </w:p>
     <w:p>
       <w:pPr>
         <w:bidi w:val="0"/>
         <w:jc w:val="left"/>
+        <w:wordWrap w:val="0"/>
       </w:pPr>
       <w:r>
         <w:rPr>
+          <w:rFonts w:ascii="Courier New" w:hAnsi="Courier New" w:eastAsia="Courier New" w:cs="Courier New"/>
+          <w:color w:val="000000"/>
+          <w:rtl w:val="0"/>
+          <w:lang w:val="en-US" w:eastAsia="ja-JP" w:bidi="ja-JP"/>
+        </w:rPr>
+        <w:t>wp-content/plugins/wcip-customization/</w:t>
+      </w:r>
+      <w:r>
+        <w:rPr>
           <w:rFonts w:ascii="Arial Unicode MS" w:hAnsi="Arial Unicode MS" w:eastAsia="Arial Unicode MS" w:cs="Arial Unicode MS"/>
           <w:color w:val="000000"/>
           <w:rtl w:val="0"/>
+          <w:lang w:val="ja-JP" w:eastAsia="ja-JP" w:bidi="ja-JP"/>
+        </w:rPr>
+        <w:t xml:space="preserve"> を作成します。</w:t>
+      </w:r>
+      <w:r>
+        <w:rPr>
+          <w:rFonts w:ascii="Courier New" w:hAnsi="Courier New" w:eastAsia="Courier New" w:cs="Courier New"/>
+          <w:color w:val="000000"/>
+          <w:rtl w:val="0"/>
           <w:lang w:val="en-US" w:eastAsia="ja-JP" w:bidi="ja-JP"/>
         </w:rPr>
-        <w:t>classic</w:t>
+        <w:t>templates/classic/invoice.php</w:t>
       </w:r>
       <w:r>
         <w:rPr>
@@ -1704,7 +1685,7 @@
           <w:rtl w:val="0"/>
           <w:lang w:val="ja-JP" w:eastAsia="ja-JP" w:bidi="ja-JP"/>
         </w:rPr>
-        <w:t xml:space="preserve"> と </w:t>
+        <w:t>、</w:t>
       </w:r>
       <w:r>
         <w:rPr>
@@ -1722,7 +1703,7 @@
           <w:rtl w:val="0"/>
           <w:lang w:val="ja-JP" w:eastAsia="ja-JP" w:bidi="ja-JP"/>
         </w:rPr>
-        <w:t xml:space="preserve"> は </w:t>
+        <w:t>、</w:t>
       </w:r>
       <w:r>
         <w:rPr>
@@ -1731,7 +1712,7 @@
           <w:rtl w:val="0"/>
           <w:lang w:val="en-US" w:eastAsia="ja-JP" w:bidi="ja-JP"/>
         </w:rPr>
-        <w:t>A4</w:t>
+        <w:t>thermal</w:t>
       </w:r>
       <w:r>
         <w:rPr>
@@ -1740,16 +1721,34 @@
           <w:rtl w:val="0"/>
           <w:lang w:val="ja-JP" w:eastAsia="ja-JP" w:bidi="ja-JP"/>
         </w:rPr>
-        <w:t xml:space="preserve"> 縦です。感熱 </w:t>
+        <w:t xml:space="preserve"> のいずれかを追加プラグインの </w:t>
+      </w:r>
+      <w:r>
+        <w:rPr>
+          <w:rFonts w:ascii="Courier New" w:hAnsi="Courier New" w:eastAsia="Courier New" w:cs="Courier New"/>
+          <w:color w:val="000000"/>
+          <w:rtl w:val="0"/>
+          <w:lang w:val="en-US" w:eastAsia="ja-JP" w:bidi="ja-JP"/>
+        </w:rPr>
+        <w:t>templates/invoice.php</w:t>
       </w:r>
       <w:r>
         <w:rPr>
           <w:rFonts w:ascii="Arial Unicode MS" w:hAnsi="Arial Unicode MS" w:eastAsia="Arial Unicode MS" w:cs="Arial Unicode MS"/>
           <w:color w:val="000000"/>
           <w:rtl w:val="0"/>
+          <w:lang w:val="ja-JP" w:eastAsia="ja-JP" w:bidi="ja-JP"/>
+        </w:rPr>
+        <w:t xml:space="preserve"> にコピーし、登録例を </w:t>
+      </w:r>
+      <w:r>
+        <w:rPr>
+          <w:rFonts w:ascii="Arial Unicode MS" w:hAnsi="Arial Unicode MS" w:eastAsia="Arial Unicode MS" w:cs="Arial Unicode MS"/>
+          <w:color w:val="000000"/>
+          <w:rtl w:val="0"/>
           <w:lang w:val="en-US" w:eastAsia="ja-JP" w:bidi="ja-JP"/>
         </w:rPr>
-        <w:t>PDF</w:t>
+        <w:t>wcip-customization.php</w:t>
       </w:r>
       <w:r>
         <w:rPr>
@@ -1758,217 +1757,14 @@
           <w:rtl w:val="0"/>
           <w:lang w:val="ja-JP" w:eastAsia="ja-JP" w:bidi="ja-JP"/>
         </w:rPr>
-        <w:t xml:space="preserve"> は幅 </w:t>
-      </w:r>
-      <w:r>
-        <w:rPr>
-          <w:rFonts w:ascii="Arial Unicode MS" w:hAnsi="Arial Unicode MS" w:eastAsia="Arial Unicode MS" w:cs="Arial Unicode MS"/>
-          <w:color w:val="000000"/>
-          <w:rtl w:val="0"/>
-          <w:lang w:val="en-US" w:eastAsia="ja-JP" w:bidi="ja-JP"/>
-        </w:rPr>
-        <w:t>80</w:t>
-      </w:r>
-      <w:r>
-        <w:rPr>
-          <w:rFonts w:ascii="Arial Unicode MS" w:hAnsi="Arial Unicode MS" w:eastAsia="Arial Unicode MS" w:cs="Arial Unicode MS"/>
-          <w:color w:val="000000"/>
-          <w:rtl w:val="0"/>
-          <w:lang w:val="ja-JP" w:eastAsia="ja-JP" w:bidi="ja-JP"/>
-        </w:rPr>
-        <w:t xml:space="preserve"> </w:t>
-      </w:r>
-      <w:r>
-        <w:rPr>
-          <w:rFonts w:ascii="Arial Unicode MS" w:hAnsi="Arial Unicode MS" w:eastAsia="Arial Unicode MS" w:cs="Arial Unicode MS"/>
-          <w:color w:val="000000"/>
-          <w:rtl w:val="0"/>
-          <w:lang w:val="en-US" w:eastAsia="ja-JP" w:bidi="ja-JP"/>
-        </w:rPr>
-        <w:t>mm</w:t>
-      </w:r>
-      <w:r>
-        <w:rPr>
-          <w:rFonts w:ascii="Arial Unicode MS" w:hAnsi="Arial Unicode MS" w:eastAsia="Arial Unicode MS" w:cs="Arial Unicode MS"/>
-          <w:color w:val="000000"/>
-          <w:rtl w:val="0"/>
-          <w:lang w:val="ja-JP" w:eastAsia="ja-JP" w:bidi="ja-JP"/>
-        </w:rPr>
-        <w:t xml:space="preserve">、可変高さで一ページ最大 </w:t>
-      </w:r>
-      <w:r>
-        <w:rPr>
-          <w:rFonts w:ascii="Arial Unicode MS" w:hAnsi="Arial Unicode MS" w:eastAsia="Arial Unicode MS" w:cs="Arial Unicode MS"/>
-          <w:color w:val="000000"/>
-          <w:rtl w:val="0"/>
-          <w:lang w:val="en-US" w:eastAsia="ja-JP" w:bidi="ja-JP"/>
-        </w:rPr>
-        <w:t>1000</w:t>
-      </w:r>
-      <w:r>
-        <w:rPr>
-          <w:rFonts w:ascii="Arial Unicode MS" w:hAnsi="Arial Unicode MS" w:eastAsia="Arial Unicode MS" w:cs="Arial Unicode MS"/>
-          <w:color w:val="000000"/>
-          <w:rtl w:val="0"/>
-          <w:lang w:val="ja-JP" w:eastAsia="ja-JP" w:bidi="ja-JP"/>
-        </w:rPr>
-        <w:t xml:space="preserve"> </w:t>
-      </w:r>
-      <w:r>
-        <w:rPr>
-          <w:rFonts w:ascii="Arial Unicode MS" w:hAnsi="Arial Unicode MS" w:eastAsia="Arial Unicode MS" w:cs="Arial Unicode MS"/>
-          <w:color w:val="000000"/>
-          <w:rtl w:val="0"/>
-          <w:lang w:val="en-US" w:eastAsia="ja-JP" w:bidi="ja-JP"/>
-        </w:rPr>
-        <w:t>mm</w:t>
-      </w:r>
-      <w:r>
-        <w:rPr>
-          <w:rFonts w:ascii="Arial Unicode MS" w:hAnsi="Arial Unicode MS" w:eastAsia="Arial Unicode MS" w:cs="Arial Unicode MS"/>
-          <w:color w:val="000000"/>
-          <w:rtl w:val="0"/>
-          <w:lang w:val="ja-JP" w:eastAsia="ja-JP" w:bidi="ja-JP"/>
-        </w:rPr>
-        <w:t xml:space="preserve"> です。ブラウザーの用紙はドライバーで指定します。自動化前にサンプル、実注文、</w:t>
-      </w:r>
-      <w:r>
-        <w:rPr>
-          <w:rFonts w:ascii="Arial Unicode MS" w:hAnsi="Arial Unicode MS" w:eastAsia="Arial Unicode MS" w:cs="Arial Unicode MS"/>
-          <w:color w:val="000000"/>
-          <w:rtl w:val="0"/>
-          <w:lang w:val="en-US" w:eastAsia="ja-JP" w:bidi="ja-JP"/>
-        </w:rPr>
-        <w:t>RTL</w:t>
-      </w:r>
-      <w:r>
-        <w:rPr>
-          <w:rFonts w:ascii="Arial Unicode MS" w:hAnsi="Arial Unicode MS" w:eastAsia="Arial Unicode MS" w:cs="Arial Unicode MS"/>
-          <w:color w:val="000000"/>
-          <w:rtl w:val="0"/>
-          <w:lang w:val="ja-JP" w:eastAsia="ja-JP" w:bidi="ja-JP"/>
-        </w:rPr>
-        <w:t>、実際の紙を確認します。</w:t>
+        <w:t xml:space="preserve"> に保存します。有効化して新テンプレートを選択します。元ファイルへの直接変更は更新で消えます。テーマの自動上書き検索はありません。</w:t>
       </w:r>
     </w:p>
     <w:p>
       <w:pPr>
         <w:bidi w:val="0"/>
         <w:jc w:val="left"/>
-      </w:pPr>
-      <w:r>
-        <w:rPr>
-          <w:rFonts w:ascii="Courier New" w:hAnsi="Courier New" w:eastAsia="Courier New" w:cs="Courier New"/>
-          <w:color w:val="000000"/>
-          <w:rtl w:val="0"/>
-          <w:lang w:val="en-US" w:eastAsia="ja-JP" w:bidi="ja-JP"/>
-        </w:rPr>
-        <w:t>wp-content/plugins/wcip-customization/</w:t>
-      </w:r>
-      <w:r>
-        <w:rPr>
-          <w:rFonts w:ascii="Arial Unicode MS" w:hAnsi="Arial Unicode MS" w:eastAsia="Arial Unicode MS" w:cs="Arial Unicode MS"/>
-          <w:color w:val="000000"/>
-          <w:rtl w:val="0"/>
-          <w:lang w:val="ja-JP" w:eastAsia="ja-JP" w:bidi="ja-JP"/>
-        </w:rPr>
-        <w:t xml:space="preserve"> を作成します。</w:t>
-      </w:r>
-      <w:r>
-        <w:rPr>
-          <w:rFonts w:ascii="Courier New" w:hAnsi="Courier New" w:eastAsia="Courier New" w:cs="Courier New"/>
-          <w:color w:val="000000"/>
-          <w:rtl w:val="0"/>
-          <w:lang w:val="en-US" w:eastAsia="ja-JP" w:bidi="ja-JP"/>
-        </w:rPr>
-        <w:t>templates/classic/invoice.php</w:t>
-      </w:r>
-      <w:r>
-        <w:rPr>
-          <w:rFonts w:ascii="Arial Unicode MS" w:hAnsi="Arial Unicode MS" w:eastAsia="Arial Unicode MS" w:cs="Arial Unicode MS"/>
-          <w:color w:val="000000"/>
-          <w:rtl w:val="0"/>
-          <w:lang w:val="ja-JP" w:eastAsia="ja-JP" w:bidi="ja-JP"/>
-        </w:rPr>
-        <w:t>、</w:t>
-      </w:r>
-      <w:r>
-        <w:rPr>
-          <w:rFonts w:ascii="Arial Unicode MS" w:hAnsi="Arial Unicode MS" w:eastAsia="Arial Unicode MS" w:cs="Arial Unicode MS"/>
-          <w:color w:val="000000"/>
-          <w:rtl w:val="0"/>
-          <w:lang w:val="en-US" w:eastAsia="ja-JP" w:bidi="ja-JP"/>
-        </w:rPr>
-        <w:t>compact</w:t>
-      </w:r>
-      <w:r>
-        <w:rPr>
-          <w:rFonts w:ascii="Arial Unicode MS" w:hAnsi="Arial Unicode MS" w:eastAsia="Arial Unicode MS" w:cs="Arial Unicode MS"/>
-          <w:color w:val="000000"/>
-          <w:rtl w:val="0"/>
-          <w:lang w:val="ja-JP" w:eastAsia="ja-JP" w:bidi="ja-JP"/>
-        </w:rPr>
-        <w:t>、</w:t>
-      </w:r>
-      <w:r>
-        <w:rPr>
-          <w:rFonts w:ascii="Arial Unicode MS" w:hAnsi="Arial Unicode MS" w:eastAsia="Arial Unicode MS" w:cs="Arial Unicode MS"/>
-          <w:color w:val="000000"/>
-          <w:rtl w:val="0"/>
-          <w:lang w:val="en-US" w:eastAsia="ja-JP" w:bidi="ja-JP"/>
-        </w:rPr>
-        <w:t>thermal</w:t>
-      </w:r>
-      <w:r>
-        <w:rPr>
-          <w:rFonts w:ascii="Arial Unicode MS" w:hAnsi="Arial Unicode MS" w:eastAsia="Arial Unicode MS" w:cs="Arial Unicode MS"/>
-          <w:color w:val="000000"/>
-          <w:rtl w:val="0"/>
-          <w:lang w:val="ja-JP" w:eastAsia="ja-JP" w:bidi="ja-JP"/>
-        </w:rPr>
-        <w:t xml:space="preserve"> のいずれかを追加プラグインの </w:t>
-      </w:r>
-      <w:r>
-        <w:rPr>
-          <w:rFonts w:ascii="Courier New" w:hAnsi="Courier New" w:eastAsia="Courier New" w:cs="Courier New"/>
-          <w:color w:val="000000"/>
-          <w:rtl w:val="0"/>
-          <w:lang w:val="en-US" w:eastAsia="ja-JP" w:bidi="ja-JP"/>
-        </w:rPr>
-        <w:t>templates/invoice.php</w:t>
-      </w:r>
-      <w:r>
-        <w:rPr>
-          <w:rFonts w:ascii="Arial Unicode MS" w:hAnsi="Arial Unicode MS" w:eastAsia="Arial Unicode MS" w:cs="Arial Unicode MS"/>
-          <w:color w:val="000000"/>
-          <w:rtl w:val="0"/>
-          <w:lang w:val="ja-JP" w:eastAsia="ja-JP" w:bidi="ja-JP"/>
-        </w:rPr>
-        <w:t xml:space="preserve"> にコピーし、登録例を </w:t>
-      </w:r>
-      <w:r>
-        <w:rPr>
-          <w:rFonts w:ascii="Arial Unicode MS" w:hAnsi="Arial Unicode MS" w:eastAsia="Arial Unicode MS" w:cs="Arial Unicode MS"/>
-          <w:color w:val="000000"/>
-          <w:rtl w:val="0"/>
-          <w:lang w:val="en-US" w:eastAsia="ja-JP" w:bidi="ja-JP"/>
-        </w:rPr>
-        <w:t>wcip-customization.php</w:t>
-      </w:r>
-      <w:r>
-        <w:rPr>
-          <w:rFonts w:ascii="Arial Unicode MS" w:hAnsi="Arial Unicode MS" w:eastAsia="Arial Unicode MS" w:cs="Arial Unicode MS"/>
-          <w:color w:val="000000"/>
-          <w:rtl w:val="0"/>
-          <w:lang w:val="ja-JP" w:eastAsia="ja-JP" w:bidi="ja-JP"/>
-        </w:rPr>
-        <w:t xml:space="preserve"> に保存します。有効化して新テンプレートを選択します。元ファイルへの直接変更は更新で消えます。テーマの自動上書き検索はありません。</w:t>
-      </w:r>
-    </w:p>
-    <w:p>
-      <w:pPr>
-        <w:bidi w:val="0"/>
-        <w:jc w:val="left"/>
+        <w:wordWrap w:val="0"/>
       </w:pPr>
       <w:r>
         <w:rPr>
@@ -2102,6 +1898,7 @@
         <w:pStyle w:val="Heading2"/>
         <w:bidi w:val="0"/>
         <w:jc w:val="left"/>
+        <w:wordWrap w:val="0"/>
       </w:pPr>
       <w:r>
         <w:rPr>
@@ -2386,270 +2183,28 @@
     <w:p>
       <w:pPr>
         <w:spacing w:after="40"/>
+        <w:wordWrap w:val="0"/>
       </w:pPr>
     </w:p>
     <w:p>
       <w:pPr>
         <w:bidi w:val="0"/>
-        <w:jc w:val="left"/>
+        <w:jc w:val="start"/>
+        <w:wordWrap w:val="0"/>
       </w:pPr>
       <w:r>
         <w:rPr>
-          <w:rFonts w:ascii="Courier New" w:hAnsi="Courier New" w:eastAsia="Courier New" w:cs="Courier New"/>
-          <w:color w:val="000000"/>
-          <w:rtl w:val="0"/>
-          <w:lang w:val="en-US" w:eastAsia="ja-JP" w:bidi="ja-JP"/>
-        </w:rPr>
-        <w:t>$invoice</w:t>
-      </w:r>
-      <w:r>
-        <w:rPr>
-          <w:rFonts w:ascii="Arial Unicode MS" w:hAnsi="Arial Unicode MS" w:eastAsia="Arial Unicode MS" w:cs="Arial Unicode MS"/>
-          <w:color w:val="000000"/>
-          <w:rtl w:val="0"/>
-          <w:lang w:val="ja-JP" w:eastAsia="ja-JP" w:bidi="ja-JP"/>
-        </w:rPr>
-        <w:t xml:space="preserve"> と </w:t>
-      </w:r>
-      <w:r>
-        <w:rPr>
-          <w:rFonts w:ascii="Courier New" w:hAnsi="Courier New" w:eastAsia="Courier New" w:cs="Courier New"/>
-          <w:color w:val="000000"/>
-          <w:rtl w:val="0"/>
-          <w:lang w:val="en-US" w:eastAsia="ja-JP" w:bidi="ja-JP"/>
-        </w:rPr>
-        <w:t>$template</w:t>
-      </w:r>
-      <w:r>
-        <w:rPr>
-          <w:rFonts w:ascii="Arial Unicode MS" w:hAnsi="Arial Unicode MS" w:eastAsia="Arial Unicode MS" w:cs="Arial Unicode MS"/>
-          <w:color w:val="000000"/>
-          <w:rtl w:val="0"/>
-          <w:lang w:val="ja-JP" w:eastAsia="ja-JP" w:bidi="ja-JP"/>
-        </w:rPr>
-        <w:t xml:space="preserve"> を使えます。</w:t>
-      </w:r>
-      <w:r>
-        <w:rPr>
-          <w:rFonts w:ascii="Arial Unicode MS" w:hAnsi="Arial Unicode MS" w:eastAsia="Arial Unicode MS" w:cs="Arial Unicode MS"/>
-          <w:color w:val="000000"/>
-          <w:rtl w:val="0"/>
-          <w:lang w:val="en-US" w:eastAsia="ja-JP" w:bidi="ja-JP"/>
-        </w:rPr>
-        <w:t>ABSPATH</w:t>
-      </w:r>
-      <w:r>
-        <w:rPr>
-          <w:rFonts w:ascii="Arial Unicode MS" w:hAnsi="Arial Unicode MS" w:eastAsia="Arial Unicode MS" w:cs="Arial Unicode MS"/>
-          <w:color w:val="000000"/>
-          <w:rtl w:val="0"/>
-          <w:lang w:val="ja-JP" w:eastAsia="ja-JP" w:bidi="ja-JP"/>
-        </w:rPr>
-        <w:t>、</w:t>
-      </w:r>
-      <w:r>
-        <w:rPr>
-          <w:rFonts w:ascii="Arial Unicode MS" w:hAnsi="Arial Unicode MS" w:eastAsia="Arial Unicode MS" w:cs="Arial Unicode MS"/>
-          <w:color w:val="000000"/>
-          <w:rtl w:val="0"/>
-          <w:lang w:val="en-US" w:eastAsia="ja-JP" w:bidi="ja-JP"/>
-        </w:rPr>
-        <w:t>UTF-8</w:t>
-      </w:r>
-      <w:r>
-        <w:rPr>
-          <w:rFonts w:ascii="Arial Unicode MS" w:hAnsi="Arial Unicode MS" w:eastAsia="Arial Unicode MS" w:cs="Arial Unicode MS"/>
-          <w:color w:val="000000"/>
-          <w:rtl w:val="0"/>
-          <w:lang w:val="ja-JP" w:eastAsia="ja-JP" w:bidi="ja-JP"/>
-        </w:rPr>
-        <w:t>、言語タグを保持し、</w:t>
-      </w:r>
-      <w:r>
-        <w:rPr>
-          <w:rFonts w:ascii="Courier New" w:hAnsi="Courier New" w:eastAsia="Courier New" w:cs="Courier New"/>
-          <w:color w:val="000000"/>
-          <w:rtl w:val="0"/>
-          <w:lang w:val="en-US" w:eastAsia="ja-JP" w:bidi="ja-JP"/>
-        </w:rPr>
-        <w:t>$invoice-&gt;rtl</w:t>
-      </w:r>
-      <w:r>
-        <w:rPr>
-          <w:rFonts w:ascii="Arial Unicode MS" w:hAnsi="Arial Unicode MS" w:eastAsia="Arial Unicode MS" w:cs="Arial Unicode MS"/>
-          <w:color w:val="000000"/>
-          <w:rtl w:val="0"/>
-          <w:lang w:val="ja-JP" w:eastAsia="ja-JP" w:bidi="ja-JP"/>
-        </w:rPr>
-        <w:t xml:space="preserve"> に従って </w:t>
-      </w:r>
-      <w:r>
-        <w:rPr>
-          <w:rFonts w:ascii="Arial Unicode MS" w:hAnsi="Arial Unicode MS" w:eastAsia="Arial Unicode MS" w:cs="Arial Unicode MS"/>
-          <w:color w:val="000000"/>
-          <w:rtl w:val="0"/>
-          <w:lang w:val="en-US" w:eastAsia="ja-JP" w:bidi="ja-JP"/>
-        </w:rPr>
-        <w:t>dir</w:t>
-      </w:r>
-      <w:r>
-        <w:rPr>
-          <w:rFonts w:ascii="Arial Unicode MS" w:hAnsi="Arial Unicode MS" w:eastAsia="Arial Unicode MS" w:cs="Arial Unicode MS"/>
-          <w:color w:val="000000"/>
-          <w:rtl w:val="0"/>
-          <w:lang w:val="ja-JP" w:eastAsia="ja-JP" w:bidi="ja-JP"/>
-        </w:rPr>
-        <w:t>、</w:t>
-      </w:r>
-      <w:r>
-        <w:rPr>
-          <w:rFonts w:ascii="Arial Unicode MS" w:hAnsi="Arial Unicode MS" w:eastAsia="Arial Unicode MS" w:cs="Arial Unicode MS"/>
-          <w:color w:val="000000"/>
-          <w:rtl w:val="0"/>
-          <w:lang w:val="en-US" w:eastAsia="ja-JP" w:bidi="ja-JP"/>
-        </w:rPr>
-        <w:t>direction</w:t>
-      </w:r>
-      <w:r>
-        <w:rPr>
-          <w:rFonts w:ascii="Arial Unicode MS" w:hAnsi="Arial Unicode MS" w:eastAsia="Arial Unicode MS" w:cs="Arial Unicode MS"/>
-          <w:color w:val="000000"/>
-          <w:rtl w:val="0"/>
-          <w:lang w:val="ja-JP" w:eastAsia="ja-JP" w:bidi="ja-JP"/>
-        </w:rPr>
-        <w:t>、配置、余白を設定します。メール、</w:t>
-      </w:r>
-      <w:r>
-        <w:rPr>
-          <w:rFonts w:ascii="Arial Unicode MS" w:hAnsi="Arial Unicode MS" w:eastAsia="Arial Unicode MS" w:cs="Arial Unicode MS"/>
-          <w:color w:val="000000"/>
-          <w:rtl w:val="0"/>
-          <w:lang w:val="en-US" w:eastAsia="ja-JP" w:bidi="ja-JP"/>
-        </w:rPr>
-        <w:t>SKU</w:t>
-      </w:r>
-      <w:r>
-        <w:rPr>
-          <w:rFonts w:ascii="Arial Unicode MS" w:hAnsi="Arial Unicode MS" w:eastAsia="Arial Unicode MS" w:cs="Arial Unicode MS"/>
-          <w:color w:val="000000"/>
-          <w:rtl w:val="0"/>
-          <w:lang w:val="ja-JP" w:eastAsia="ja-JP" w:bidi="ja-JP"/>
-        </w:rPr>
-        <w:t xml:space="preserve">、電話は必要に応じ </w:t>
-      </w:r>
-      <w:r>
-        <w:rPr>
-          <w:rFonts w:ascii="Arial Unicode MS" w:hAnsi="Arial Unicode MS" w:eastAsia="Arial Unicode MS" w:cs="Arial Unicode MS"/>
-          <w:color w:val="000000"/>
-          <w:rtl w:val="0"/>
-          <w:lang w:val="en-US" w:eastAsia="ja-JP" w:bidi="ja-JP"/>
-        </w:rPr>
-        <w:t>LTR</w:t>
-      </w:r>
-      <w:r>
-        <w:rPr>
-          <w:rFonts w:ascii="Arial Unicode MS" w:hAnsi="Arial Unicode MS" w:eastAsia="Arial Unicode MS" w:cs="Arial Unicode MS"/>
-          <w:color w:val="000000"/>
-          <w:rtl w:val="0"/>
-          <w:lang w:val="ja-JP" w:eastAsia="ja-JP" w:bidi="ja-JP"/>
-        </w:rPr>
-        <w:t xml:space="preserve"> に分離します。単純な印刷 </w:t>
-      </w:r>
-      <w:r>
-        <w:rPr>
-          <w:rFonts w:ascii="Arial Unicode MS" w:hAnsi="Arial Unicode MS" w:eastAsia="Arial Unicode MS" w:cs="Arial Unicode MS"/>
-          <w:color w:val="000000"/>
-          <w:rtl w:val="0"/>
-          <w:lang w:val="en-US" w:eastAsia="ja-JP" w:bidi="ja-JP"/>
-        </w:rPr>
-        <w:t>CSS</w:t>
-      </w:r>
-      <w:r>
-        <w:rPr>
-          <w:rFonts w:ascii="Arial Unicode MS" w:hAnsi="Arial Unicode MS" w:eastAsia="Arial Unicode MS" w:cs="Arial Unicode MS"/>
-          <w:color w:val="000000"/>
-          <w:rtl w:val="0"/>
-          <w:lang w:val="ja-JP" w:eastAsia="ja-JP" w:bidi="ja-JP"/>
-        </w:rPr>
-        <w:t xml:space="preserve"> をブラウザーと </w:t>
-      </w:r>
-      <w:r>
-        <w:rPr>
-          <w:rFonts w:ascii="Arial Unicode MS" w:hAnsi="Arial Unicode MS" w:eastAsia="Arial Unicode MS" w:cs="Arial Unicode MS"/>
-          <w:color w:val="000000"/>
-          <w:rtl w:val="0"/>
-          <w:lang w:val="en-US" w:eastAsia="ja-JP" w:bidi="ja-JP"/>
-        </w:rPr>
-        <w:t>mPDF</w:t>
-      </w:r>
-      <w:r>
-        <w:rPr>
-          <w:rFonts w:ascii="Arial Unicode MS" w:hAnsi="Arial Unicode MS" w:eastAsia="Arial Unicode MS" w:cs="Arial Unicode MS"/>
-          <w:color w:val="000000"/>
-          <w:rtl w:val="0"/>
-          <w:lang w:val="ja-JP" w:eastAsia="ja-JP" w:bidi="ja-JP"/>
-        </w:rPr>
-        <w:t xml:space="preserve"> で検証します。</w:t>
-      </w:r>
-      <w:r>
-        <w:rPr>
-          <w:rFonts w:ascii="Arial Unicode MS" w:hAnsi="Arial Unicode MS" w:eastAsia="Arial Unicode MS" w:cs="Arial Unicode MS"/>
-          <w:color w:val="000000"/>
-          <w:rtl w:val="0"/>
-          <w:lang w:val="en-US" w:eastAsia="ja-JP" w:bidi="ja-JP"/>
-        </w:rPr>
-        <w:t>80mm</w:t>
-      </w:r>
-      <w:r>
-        <w:rPr>
-          <w:rFonts w:ascii="Arial Unicode MS" w:hAnsi="Arial Unicode MS" w:eastAsia="Arial Unicode MS" w:cs="Arial Unicode MS"/>
-          <w:color w:val="000000"/>
-          <w:rtl w:val="0"/>
-          <w:lang w:val="ja-JP" w:eastAsia="ja-JP" w:bidi="ja-JP"/>
-        </w:rPr>
-        <w:t xml:space="preserve"> では高さ計算用の </w:t>
-      </w:r>
-      <w:r>
-        <w:rPr>
-          <w:rFonts w:ascii="Arial Unicode MS" w:hAnsi="Arial Unicode MS" w:eastAsia="Arial Unicode MS" w:cs="Arial Unicode MS"/>
-          <w:color w:val="000000"/>
-          <w:rtl w:val="0"/>
-          <w:lang w:val="en-US" w:eastAsia="ja-JP" w:bidi="ja-JP"/>
-        </w:rPr>
-        <w:t>class=</w:t>
-      </w:r>
-      <w:r>
-        <w:rPr>
-          <w:rFonts w:ascii="Arial Unicode MS" w:hAnsi="Arial Unicode MS" w:eastAsia="Arial Unicode MS" w:cs="Arial Unicode MS"/>
-          <w:color w:val="000000"/>
-          <w:rtl w:val="0"/>
-          <w:lang w:val="ja-JP" w:eastAsia="ja-JP" w:bidi="ja-JP"/>
-        </w:rPr>
-        <w:t>"</w:t>
-      </w:r>
-      <w:r>
-        <w:rPr>
-          <w:rFonts w:ascii="Arial Unicode MS" w:hAnsi="Arial Unicode MS" w:eastAsia="Arial Unicode MS" w:cs="Arial Unicode MS"/>
-          <w:color w:val="000000"/>
-          <w:rtl w:val="0"/>
-          <w:lang w:val="en-US" w:eastAsia="ja-JP" w:bidi="ja-JP"/>
-        </w:rPr>
-        <w:t>item</w:t>
-      </w:r>
-      <w:r>
-        <w:rPr>
-          <w:rFonts w:ascii="Arial Unicode MS" w:hAnsi="Arial Unicode MS" w:eastAsia="Arial Unicode MS" w:cs="Arial Unicode MS"/>
-          <w:color w:val="000000"/>
-          <w:rtl w:val="0"/>
-          <w:lang w:val="ja-JP" w:eastAsia="ja-JP" w:bidi="ja-JP"/>
-        </w:rPr>
-        <w:t>" を保持します。</w:t>
+          <w:lang w:val="ja-JP" w:bidi="ja-JP"/>
+          <w:rtl w:val="0"/>
+        </w:rPr>
+        <w:t xml:space="preserve">$invoice と $template を使えます。 ABSPATH、UTF-8、言語タグを保持し、$invoice-&gt;rtl に従って dir、direction、配置、余白を設定します。 メール、SKU、電話は必要に応じ LTR に分離します。 単純な印刷 CSS をブラウザーと mPDF で検証します。 </w:t>
       </w:r>
     </w:p>
     <w:p>
       <w:pPr>
         <w:bidi w:val="0"/>
         <w:jc w:val="left"/>
+        <w:wordWrap w:val="0"/>
       </w:pPr>
       <w:r>
         <w:rPr>
@@ -2738,6 +2293,7 @@
         <w:pStyle w:val="Heading2"/>
         <w:bidi w:val="0"/>
         <w:jc w:val="left"/>
+        <w:wordWrap w:val="0"/>
       </w:pPr>
       <w:r>
         <w:rPr>
@@ -2835,6 +2391,7 @@
     <w:p>
       <w:pPr>
         <w:spacing w:after="40"/>
+        <w:wordWrap w:val="0"/>
       </w:pPr>
     </w:p>
     <w:p>
@@ -2842,6 +2399,7 @@
         <w:pStyle w:val="Heading1"/>
         <w:bidi w:val="0"/>
         <w:jc w:val="left"/>
+        <w:wordWrap w:val="0"/>
       </w:pPr>
       <w:r>
         <w:rPr>
@@ -2858,6 +2416,7 @@
       <w:pPr>
         <w:bidi w:val="0"/>
         <w:jc w:val="left"/>
+        <w:wordWrap w:val="0"/>
       </w:pPr>
       <w:r>
         <w:rPr>
@@ -2984,13 +2543,14 @@
               <w:left w:w="100" w:type="dxa"/>
               <w:right w:w="100" w:type="dxa"/>
             </w:tcMar>
-            <w:shd w:fill="E7EDF2"/>
+            <w:shd w:fill="D9D9D9" w:val="clear"/>
           </w:tcPr>
           <w:p>
             <w:pPr>
               <w:bidi w:val="0"/>
               <w:spacing w:after="0" w:line="269" w:lineRule="auto"/>
               <w:jc w:val="left"/>
+              <w:wordWrap w:val="0"/>
             </w:pPr>
             <w:r>
               <w:rPr>
@@ -3016,13 +2576,14 @@
               <w:left w:w="100" w:type="dxa"/>
               <w:right w:w="100" w:type="dxa"/>
             </w:tcMar>
-            <w:shd w:fill="E7EDF2"/>
+            <w:shd w:fill="D9D9D9" w:val="clear"/>
           </w:tcPr>
           <w:p>
             <w:pPr>
               <w:bidi w:val="0"/>
               <w:spacing w:after="0" w:line="269" w:lineRule="auto"/>
               <w:jc w:val="left"/>
+              <w:wordWrap w:val="0"/>
             </w:pPr>
             <w:r>
               <w:rPr>
@@ -3059,6 +2620,7 @@
               <w:bidi w:val="0"/>
               <w:spacing w:after="0" w:line="269" w:lineRule="auto"/>
               <w:jc w:val="left"/>
+              <w:wordWrap w:val="0"/>
             </w:pPr>
             <w:r>
               <w:rPr>
@@ -3087,17 +2649,13 @@
           <w:p>
             <w:pPr>
               <w:bidi w:val="0"/>
-              <w:spacing w:after="0" w:line="269" w:lineRule="auto"/>
-              <w:jc w:val="left"/>
+              <w:jc w:val="start"/>
+              <w:wordWrap w:val="0"/>
             </w:pPr>
             <w:r>
               <w:rPr>
-                <w:rFonts w:ascii="Courier New" w:hAnsi="Courier New" w:eastAsia="Courier New" w:cs="Courier New"/>
-                <w:b w:val="0"/>
-                <w:color w:val="000000"/>
-                <w:sz w:val="18"/>
+                <w:lang w:val="ja-JP" w:bidi="ja-JP"/>
                 <w:rtl w:val="0"/>
-                <w:lang w:val="en-US" w:eastAsia="ja-JP" w:bidi="ja-JP"/>
               </w:rPr>
               <w:t>id, number, date, paid_date, currency, status</w:t>
             </w:r>
@@ -3124,6 +2682,7 @@
               <w:bidi w:val="0"/>
               <w:spacing w:after="0" w:line="269" w:lineRule="auto"/>
               <w:jc w:val="left"/>
+              <w:wordWrap w:val="0"/>
             </w:pPr>
             <w:r>
               <w:rPr>
@@ -3154,6 +2713,7 @@
               <w:bidi w:val="0"/>
               <w:spacing w:after="0" w:line="269" w:lineRule="auto"/>
               <w:jc w:val="left"/>
+              <w:wordWrap w:val="0"/>
             </w:pPr>
             <w:r>
               <w:rPr>
@@ -3189,6 +2749,7 @@
               <w:bidi w:val="0"/>
               <w:spacing w:after="0" w:line="269" w:lineRule="auto"/>
               <w:jc w:val="left"/>
+              <w:wordWrap w:val="0"/>
             </w:pPr>
             <w:r>
               <w:rPr>
@@ -3217,19 +2778,15 @@
           <w:p>
             <w:pPr>
               <w:bidi w:val="0"/>
-              <w:spacing w:after="0" w:line="269" w:lineRule="auto"/>
-              <w:jc w:val="left"/>
+              <w:jc w:val="start"/>
+              <w:wordWrap w:val="0"/>
             </w:pPr>
             <w:r>
               <w:rPr>
-                <w:rFonts w:ascii="Courier New" w:hAnsi="Courier New" w:eastAsia="Courier New" w:cs="Courier New"/>
-                <w:b w:val="0"/>
-                <w:color w:val="000000"/>
-                <w:sz w:val="18"/>
+                <w:lang w:val="ja-JP" w:bidi="ja-JP"/>
                 <w:rtl w:val="0"/>
-                <w:lang w:val="en-US" w:eastAsia="ja-JP" w:bidi="ja-JP"/>
               </w:rPr>
-              <w:t>name, company, billing_address, shipping_address, phone, email</w:t>
+              <w:t>name, company, billing_address, shipping_address, phone, shipping_phone, email, recipient, billing_components</w:t>
             </w:r>
           </w:p>
         </w:tc>
@@ -3254,6 +2811,7 @@
               <w:bidi w:val="0"/>
               <w:spacing w:after="0" w:line="269" w:lineRule="auto"/>
               <w:jc w:val="left"/>
+              <w:wordWrap w:val="0"/>
             </w:pPr>
             <w:r>
               <w:rPr>
@@ -3282,19 +2840,15 @@
           <w:p>
             <w:pPr>
               <w:bidi w:val="0"/>
-              <w:spacing w:after="0" w:line="269" w:lineRule="auto"/>
-              <w:jc w:val="left"/>
+              <w:jc w:val="start"/>
+              <w:wordWrap w:val="0"/>
             </w:pPr>
             <w:r>
               <w:rPr>
-                <w:rFonts w:ascii="Courier New" w:hAnsi="Courier New" w:eastAsia="Courier New" w:cs="Courier New"/>
-                <w:b w:val="0"/>
-                <w:color w:val="000000"/>
-                <w:sz w:val="18"/>
+                <w:lang w:val="ja-JP" w:bidi="ja-JP"/>
                 <w:rtl w:val="0"/>
-                <w:lang w:val="en-US" w:eastAsia="ja-JP" w:bidi="ja-JP"/>
               </w:rPr>
-              <w:t>name, variation, sku, quantity, unit_price, subtotal, discount, tax, total</w:t>
+              <w:t>item_id, product_id, variation_id, name, variation, sku, quantity, refunded_quantity, weight, unit_price, subtotal, discount, tax, total</w:t>
             </w:r>
           </w:p>
         </w:tc>
@@ -3319,6 +2873,7 @@
               <w:bidi w:val="0"/>
               <w:spacing w:after="0" w:line="269" w:lineRule="auto"/>
               <w:jc w:val="left"/>
+              <w:wordWrap w:val="0"/>
             </w:pPr>
             <w:r>
               <w:rPr>
@@ -3349,6 +2904,7 @@
               <w:bidi w:val="0"/>
               <w:spacing w:after="0" w:line="269" w:lineRule="auto"/>
               <w:jc w:val="left"/>
+              <w:wordWrap w:val="0"/>
             </w:pPr>
             <w:r>
               <w:rPr>
@@ -3384,6 +2940,7 @@
               <w:bidi w:val="0"/>
               <w:spacing w:after="0" w:line="269" w:lineRule="auto"/>
               <w:jc w:val="left"/>
+              <w:wordWrap w:val="0"/>
             </w:pPr>
             <w:r>
               <w:rPr>
@@ -3412,19 +2969,15 @@
           <w:p>
             <w:pPr>
               <w:bidi w:val="0"/>
-              <w:spacing w:after="0" w:line="269" w:lineRule="auto"/>
-              <w:jc w:val="left"/>
+              <w:jc w:val="start"/>
+              <w:wordWrap w:val="0"/>
             </w:pPr>
             <w:r>
               <w:rPr>
-                <w:rFonts w:ascii="Courier New" w:hAnsi="Courier New" w:eastAsia="Courier New" w:cs="Courier New"/>
-                <w:b w:val="0"/>
-                <w:color w:val="000000"/>
-                <w:sz w:val="18"/>
+                <w:lang w:val="ja-JP" w:bidi="ja-JP"/>
                 <w:rtl w:val="0"/>
-                <w:lang w:val="en-US" w:eastAsia="ja-JP" w:bidi="ja-JP"/>
               </w:rPr>
-              <w:t>payment_method, shipping_method, note</w:t>
+              <w:t>payment_method, shipping_method, note, payment_confirmed, show_paid_date, show_shipping_phone, label_show_sender, document_codes</w:t>
             </w:r>
           </w:p>
         </w:tc>
@@ -3449,6 +3002,7 @@
               <w:bidi w:val="0"/>
               <w:spacing w:after="0" w:line="269" w:lineRule="auto"/>
               <w:jc w:val="left"/>
+              <w:wordWrap w:val="0"/>
             </w:pPr>
             <w:r>
               <w:rPr>
@@ -3479,6 +3033,7 @@
               <w:bidi w:val="0"/>
               <w:spacing w:after="0" w:line="269" w:lineRule="auto"/>
               <w:jc w:val="left"/>
+              <w:wordWrap w:val="0"/>
             </w:pPr>
             <w:r>
               <w:rPr>
@@ -3498,6 +3053,7 @@
     <w:p>
       <w:pPr>
         <w:spacing w:after="40"/>
+        <w:wordWrap w:val="0"/>
       </w:pPr>
     </w:p>
     <w:p>
@@ -3505,6 +3061,7 @@
         <w:pStyle w:val="Heading2"/>
         <w:bidi w:val="0"/>
         <w:jc w:val="left"/>
+        <w:wordWrap w:val="0"/>
       </w:pPr>
       <w:r>
         <w:rPr>
@@ -3718,12 +3275,14 @@
     <w:p>
       <w:pPr>
         <w:spacing w:after="40"/>
+        <w:wordWrap w:val="0"/>
       </w:pPr>
     </w:p>
     <w:p>
       <w:pPr>
         <w:bidi w:val="0"/>
         <w:jc w:val="left"/>
+        <w:wordWrap w:val="0"/>
       </w:pPr>
       <w:r>
         <w:rPr>
@@ -3794,6 +3353,7 @@
         <w:pStyle w:val="Heading1"/>
         <w:bidi w:val="0"/>
         <w:jc w:val="left"/>
+        <w:wordWrap w:val="0"/>
       </w:pPr>
       <w:r>
         <w:rPr>
@@ -3810,6 +3370,7 @@
       <w:pPr>
         <w:bidi w:val="0"/>
         <w:jc w:val="left"/>
+        <w:wordWrap w:val="0"/>
       </w:pPr>
       <w:r>
         <w:rPr>
@@ -3891,13 +3452,14 @@
               <w:left w:w="100" w:type="dxa"/>
               <w:right w:w="100" w:type="dxa"/>
             </w:tcMar>
-            <w:shd w:fill="E7EDF2"/>
+            <w:shd w:fill="D9D9D9" w:val="clear"/>
           </w:tcPr>
           <w:p>
             <w:pPr>
               <w:bidi w:val="0"/>
               <w:spacing w:after="0" w:line="269" w:lineRule="auto"/>
               <w:jc w:val="left"/>
+              <w:wordWrap w:val="0"/>
             </w:pPr>
             <w:r>
               <w:rPr>
@@ -3923,13 +3485,14 @@
               <w:left w:w="100" w:type="dxa"/>
               <w:right w:w="100" w:type="dxa"/>
             </w:tcMar>
-            <w:shd w:fill="E7EDF2"/>
+            <w:shd w:fill="D9D9D9" w:val="clear"/>
           </w:tcPr>
           <w:p>
             <w:pPr>
               <w:bidi w:val="0"/>
               <w:spacing w:after="0" w:line="269" w:lineRule="auto"/>
               <w:jc w:val="left"/>
+              <w:wordWrap w:val="0"/>
             </w:pPr>
             <w:r>
               <w:rPr>
@@ -3966,6 +3529,7 @@
               <w:bidi w:val="0"/>
               <w:spacing w:after="0" w:line="269" w:lineRule="auto"/>
               <w:jc w:val="left"/>
+              <w:wordWrap w:val="0"/>
             </w:pPr>
             <w:r>
               <w:rPr>
@@ -3996,6 +3560,7 @@
               <w:bidi w:val="0"/>
               <w:spacing w:after="0" w:line="269" w:lineRule="auto"/>
               <w:jc w:val="left"/>
+              <w:wordWrap w:val="0"/>
             </w:pPr>
             <w:r>
               <w:rPr>
@@ -4013,6 +3578,7 @@
               <w:bidi w:val="0"/>
               <w:spacing w:after="0" w:line="269" w:lineRule="auto"/>
               <w:jc w:val="left"/>
+              <w:wordWrap w:val="0"/>
             </w:pPr>
             <w:r>
               <w:rPr>
@@ -4047,6 +3613,7 @@
               <w:bidi w:val="0"/>
               <w:spacing w:after="0" w:line="269" w:lineRule="auto"/>
               <w:jc w:val="left"/>
+              <w:wordWrap w:val="0"/>
             </w:pPr>
             <w:r>
               <w:rPr>
@@ -4077,6 +3644,7 @@
               <w:bidi w:val="0"/>
               <w:spacing w:after="0" w:line="269" w:lineRule="auto"/>
               <w:jc w:val="left"/>
+              <w:wordWrap w:val="0"/>
             </w:pPr>
             <w:r>
               <w:rPr>
@@ -4094,6 +3662,7 @@
               <w:bidi w:val="0"/>
               <w:spacing w:after="0" w:line="269" w:lineRule="auto"/>
               <w:jc w:val="left"/>
+              <w:wordWrap w:val="0"/>
             </w:pPr>
             <w:r>
               <w:rPr>
@@ -4128,6 +3697,7 @@
               <w:bidi w:val="0"/>
               <w:spacing w:after="0" w:line="269" w:lineRule="auto"/>
               <w:jc w:val="left"/>
+              <w:wordWrap w:val="0"/>
             </w:pPr>
             <w:r>
               <w:rPr>
@@ -4158,6 +3728,7 @@
               <w:bidi w:val="0"/>
               <w:spacing w:after="0" w:line="269" w:lineRule="auto"/>
               <w:jc w:val="left"/>
+              <w:wordWrap w:val="0"/>
             </w:pPr>
             <w:r>
               <w:rPr>
@@ -4175,6 +3746,7 @@
               <w:bidi w:val="0"/>
               <w:spacing w:after="0" w:line="269" w:lineRule="auto"/>
               <w:jc w:val="left"/>
+              <w:wordWrap w:val="0"/>
             </w:pPr>
             <w:r>
               <w:rPr>
@@ -4209,6 +3781,7 @@
               <w:bidi w:val="0"/>
               <w:spacing w:after="0" w:line="269" w:lineRule="auto"/>
               <w:jc w:val="left"/>
+              <w:wordWrap w:val="0"/>
             </w:pPr>
             <w:r>
               <w:rPr>
@@ -4239,6 +3812,7 @@
               <w:bidi w:val="0"/>
               <w:spacing w:after="0" w:line="269" w:lineRule="auto"/>
               <w:jc w:val="left"/>
+              <w:wordWrap w:val="0"/>
             </w:pPr>
             <w:r>
               <w:rPr>
@@ -4256,6 +3830,7 @@
               <w:bidi w:val="0"/>
               <w:spacing w:after="0" w:line="269" w:lineRule="auto"/>
               <w:jc w:val="left"/>
+              <w:wordWrap w:val="0"/>
             </w:pPr>
             <w:r>
               <w:rPr>
@@ -4290,6 +3865,7 @@
               <w:bidi w:val="0"/>
               <w:spacing w:after="0" w:line="269" w:lineRule="auto"/>
               <w:jc w:val="left"/>
+              <w:wordWrap w:val="0"/>
             </w:pPr>
             <w:r>
               <w:rPr>
@@ -4320,6 +3896,7 @@
               <w:bidi w:val="0"/>
               <w:spacing w:after="0" w:line="269" w:lineRule="auto"/>
               <w:jc w:val="left"/>
+              <w:wordWrap w:val="0"/>
             </w:pPr>
             <w:r>
               <w:rPr>
@@ -4337,6 +3914,7 @@
               <w:bidi w:val="0"/>
               <w:spacing w:after="0" w:line="269" w:lineRule="auto"/>
               <w:jc w:val="left"/>
+              <w:wordWrap w:val="0"/>
             </w:pPr>
             <w:r>
               <w:rPr>
@@ -4371,6 +3949,7 @@
               <w:bidi w:val="0"/>
               <w:spacing w:after="0" w:line="269" w:lineRule="auto"/>
               <w:jc w:val="left"/>
+              <w:wordWrap w:val="0"/>
             </w:pPr>
             <w:r>
               <w:rPr>
@@ -4401,6 +3980,7 @@
               <w:bidi w:val="0"/>
               <w:spacing w:after="0" w:line="269" w:lineRule="auto"/>
               <w:jc w:val="left"/>
+              <w:wordWrap w:val="0"/>
             </w:pPr>
             <w:r>
               <w:rPr>
@@ -4418,6 +3998,7 @@
               <w:bidi w:val="0"/>
               <w:spacing w:after="0" w:line="269" w:lineRule="auto"/>
               <w:jc w:val="left"/>
+              <w:wordWrap w:val="0"/>
             </w:pPr>
             <w:r>
               <w:rPr>
@@ -4452,6 +4033,7 @@
               <w:bidi w:val="0"/>
               <w:spacing w:after="0" w:line="269" w:lineRule="auto"/>
               <w:jc w:val="left"/>
+              <w:wordWrap w:val="0"/>
             </w:pPr>
             <w:r>
               <w:rPr>
@@ -4482,6 +4064,7 @@
               <w:bidi w:val="0"/>
               <w:spacing w:after="0" w:line="269" w:lineRule="auto"/>
               <w:jc w:val="left"/>
+              <w:wordWrap w:val="0"/>
             </w:pPr>
             <w:r>
               <w:rPr>
@@ -4499,6 +4082,7 @@
               <w:bidi w:val="0"/>
               <w:spacing w:after="0" w:line="269" w:lineRule="auto"/>
               <w:jc w:val="left"/>
+              <w:wordWrap w:val="0"/>
             </w:pPr>
             <w:r>
               <w:rPr>
@@ -4533,6 +4117,7 @@
               <w:bidi w:val="0"/>
               <w:spacing w:after="0" w:line="269" w:lineRule="auto"/>
               <w:jc w:val="left"/>
+              <w:wordWrap w:val="0"/>
             </w:pPr>
             <w:r>
               <w:rPr>
@@ -4563,6 +4148,7 @@
               <w:bidi w:val="0"/>
               <w:spacing w:after="0" w:line="269" w:lineRule="auto"/>
               <w:jc w:val="left"/>
+              <w:wordWrap w:val="0"/>
             </w:pPr>
             <w:r>
               <w:rPr>
@@ -4580,6 +4166,7 @@
               <w:bidi w:val="0"/>
               <w:spacing w:after="0" w:line="269" w:lineRule="auto"/>
               <w:jc w:val="left"/>
+              <w:wordWrap w:val="0"/>
             </w:pPr>
             <w:r>
               <w:rPr>
@@ -4614,6 +4201,7 @@
               <w:bidi w:val="0"/>
               <w:spacing w:after="0" w:line="269" w:lineRule="auto"/>
               <w:jc w:val="left"/>
+              <w:wordWrap w:val="0"/>
             </w:pPr>
             <w:r>
               <w:rPr>
@@ -4644,6 +4232,7 @@
               <w:bidi w:val="0"/>
               <w:spacing w:after="0" w:line="269" w:lineRule="auto"/>
               <w:jc w:val="left"/>
+              <w:wordWrap w:val="0"/>
             </w:pPr>
             <w:r>
               <w:rPr>
@@ -4661,6 +4250,7 @@
               <w:bidi w:val="0"/>
               <w:spacing w:after="0" w:line="269" w:lineRule="auto"/>
               <w:jc w:val="left"/>
+              <w:wordWrap w:val="0"/>
             </w:pPr>
             <w:r>
               <w:rPr>
@@ -4695,6 +4285,7 @@
               <w:bidi w:val="0"/>
               <w:spacing w:after="0" w:line="269" w:lineRule="auto"/>
               <w:jc w:val="left"/>
+              <w:wordWrap w:val="0"/>
             </w:pPr>
             <w:r>
               <w:rPr>
@@ -4725,6 +4316,7 @@
               <w:bidi w:val="0"/>
               <w:spacing w:after="0" w:line="269" w:lineRule="auto"/>
               <w:jc w:val="left"/>
+              <w:wordWrap w:val="0"/>
             </w:pPr>
             <w:r>
               <w:rPr>
@@ -4742,6 +4334,7 @@
               <w:bidi w:val="0"/>
               <w:spacing w:after="0" w:line="269" w:lineRule="auto"/>
               <w:jc w:val="left"/>
+              <w:wordWrap w:val="0"/>
             </w:pPr>
             <w:r>
               <w:rPr>
@@ -4776,6 +4369,7 @@
               <w:bidi w:val="0"/>
               <w:spacing w:after="0" w:line="269" w:lineRule="auto"/>
               <w:jc w:val="left"/>
+              <w:wordWrap w:val="0"/>
             </w:pPr>
             <w:r>
               <w:rPr>
@@ -4806,6 +4400,7 @@
               <w:bidi w:val="0"/>
               <w:spacing w:after="0" w:line="269" w:lineRule="auto"/>
               <w:jc w:val="left"/>
+              <w:wordWrap w:val="0"/>
             </w:pPr>
             <w:r>
               <w:rPr>
@@ -4823,6 +4418,7 @@
               <w:bidi w:val="0"/>
               <w:spacing w:after="0" w:line="269" w:lineRule="auto"/>
               <w:jc w:val="left"/>
+              <w:wordWrap w:val="0"/>
             </w:pPr>
             <w:r>
               <w:rPr>
@@ -4857,6 +4453,7 @@
               <w:bidi w:val="0"/>
               <w:spacing w:after="0" w:line="269" w:lineRule="auto"/>
               <w:jc w:val="left"/>
+              <w:wordWrap w:val="0"/>
             </w:pPr>
             <w:r>
               <w:rPr>
@@ -4887,6 +4484,7 @@
               <w:bidi w:val="0"/>
               <w:spacing w:after="0" w:line="269" w:lineRule="auto"/>
               <w:jc w:val="left"/>
+              <w:wordWrap w:val="0"/>
             </w:pPr>
             <w:r>
               <w:rPr>
@@ -4904,6 +4502,7 @@
               <w:bidi w:val="0"/>
               <w:spacing w:after="0" w:line="269" w:lineRule="auto"/>
               <w:jc w:val="left"/>
+              <w:wordWrap w:val="0"/>
             </w:pPr>
             <w:r>
               <w:rPr>
@@ -4922,6 +4521,7 @@
     <w:p>
       <w:pPr>
         <w:spacing w:after="40"/>
+        <w:wordWrap w:val="0"/>
       </w:pPr>
     </w:p>
     <w:p>
@@ -4929,6 +4529,7 @@
         <w:pStyle w:val="Heading1"/>
         <w:bidi w:val="0"/>
         <w:jc w:val="left"/>
+        <w:wordWrap w:val="0"/>
       </w:pPr>
       <w:r>
         <w:rPr>
@@ -4975,6 +4576,7 @@
       <w:pPr>
         <w:bidi w:val="0"/>
         <w:jc w:val="left"/>
+        <w:wordWrap w:val="0"/>
       </w:pPr>
       <w:r>
         <w:rPr>
@@ -5286,396 +4888,39 @@
     <w:p>
       <w:pPr>
         <w:spacing w:after="40"/>
+        <w:wordWrap w:val="0"/>
       </w:pPr>
     </w:p>
     <w:p>
       <w:pPr>
         <w:bidi w:val="0"/>
-        <w:jc w:val="left"/>
+        <w:jc w:val="start"/>
+        <w:wordWrap w:val="0"/>
       </w:pPr>
       <w:r>
         <w:rPr>
+          <w:lang w:val="ja-JP" w:bidi="ja-JP" w:eastAsia="ja-JP"/>
+          <w:color w:val="000000"/>
+          <w:rtl w:val="0"/>
           <w:rFonts w:ascii="Arial Unicode MS" w:hAnsi="Arial Unicode MS" w:eastAsia="Arial Unicode MS" w:cs="Arial Unicode MS"/>
-          <w:color w:val="000000"/>
-          <w:rtl w:val="0"/>
-          <w:lang w:val="ja-JP" w:eastAsia="ja-JP" w:bidi="ja-JP"/>
-        </w:rPr>
-        <w:t>登録だけで画面に選択肢は増えません。設定、自動作成、</w:t>
-      </w:r>
-      <w:r>
-        <w:rPr>
-          <w:rFonts w:ascii="Arial Unicode MS" w:hAnsi="Arial Unicode MS" w:eastAsia="Arial Unicode MS" w:cs="Arial Unicode MS"/>
-          <w:color w:val="000000"/>
-          <w:rtl w:val="0"/>
-          <w:lang w:val="en-US" w:eastAsia="ja-JP" w:bidi="ja-JP"/>
-        </w:rPr>
-        <w:t>REST</w:t>
-      </w:r>
-      <w:r>
-        <w:rPr>
-          <w:rFonts w:ascii="Arial Unicode MS" w:hAnsi="Arial Unicode MS" w:eastAsia="Arial Unicode MS" w:cs="Arial Unicode MS"/>
-          <w:color w:val="000000"/>
-          <w:rtl w:val="0"/>
-          <w:lang w:val="ja-JP" w:eastAsia="ja-JP" w:bidi="ja-JP"/>
-        </w:rPr>
-        <w:t xml:space="preserve"> </w:t>
-      </w:r>
-      <w:r>
-        <w:rPr>
-          <w:rFonts w:ascii="Courier New" w:hAnsi="Courier New" w:eastAsia="Courier New" w:cs="Courier New"/>
-          <w:color w:val="000000"/>
-          <w:rtl w:val="0"/>
-          <w:lang w:val="en-US" w:eastAsia="ja-JP" w:bidi="ja-JP"/>
-        </w:rPr>
-        <w:t>/print</w:t>
-      </w:r>
-      <w:r>
-        <w:rPr>
-          <w:rFonts w:ascii="Arial Unicode MS" w:hAnsi="Arial Unicode MS" w:eastAsia="Arial Unicode MS" w:cs="Arial Unicode MS"/>
-          <w:color w:val="000000"/>
-          <w:rtl w:val="0"/>
-          <w:lang w:val="ja-JP" w:eastAsia="ja-JP" w:bidi="ja-JP"/>
-        </w:rPr>
-        <w:t xml:space="preserve"> は </w:t>
-      </w:r>
-      <w:r>
-        <w:rPr>
-          <w:rFonts w:ascii="Arial Unicode MS" w:hAnsi="Arial Unicode MS" w:eastAsia="Arial Unicode MS" w:cs="Arial Unicode MS"/>
-          <w:color w:val="000000"/>
-          <w:rtl w:val="0"/>
-          <w:lang w:val="en-US" w:eastAsia="ja-JP" w:bidi="ja-JP"/>
-        </w:rPr>
-        <w:t>PrintNode</w:t>
-      </w:r>
-      <w:r>
-        <w:rPr>
-          <w:rFonts w:ascii="Arial Unicode MS" w:hAnsi="Arial Unicode MS" w:eastAsia="Arial Unicode MS" w:cs="Arial Unicode MS"/>
-          <w:color w:val="000000"/>
-          <w:rtl w:val="0"/>
-          <w:lang w:val="ja-JP" w:eastAsia="ja-JP" w:bidi="ja-JP"/>
-        </w:rPr>
-        <w:t xml:space="preserve"> 固定で、</w:t>
-      </w:r>
-      <w:r>
-        <w:rPr>
-          <w:rFonts w:ascii="Courier New" w:hAnsi="Courier New" w:eastAsia="Courier New" w:cs="Courier New"/>
-          <w:color w:val="000000"/>
-          <w:rtl w:val="0"/>
-          <w:lang w:val="en-US" w:eastAsia="ja-JP" w:bidi="ja-JP"/>
-        </w:rPr>
-        <w:t>create_manual</w:t>
-      </w:r>
-      <w:r>
-        <w:rPr>
-          <w:rFonts w:ascii="Arial Unicode MS" w:hAnsi="Arial Unicode MS" w:eastAsia="Arial Unicode MS" w:cs="Arial Unicode MS"/>
-          <w:color w:val="000000"/>
-          <w:rtl w:val="0"/>
-          <w:lang w:val="ja-JP" w:eastAsia="ja-JP" w:bidi="ja-JP"/>
-        </w:rPr>
-        <w:t xml:space="preserve"> は </w:t>
-      </w:r>
-      <w:r>
-        <w:rPr>
-          <w:rFonts w:ascii="Arial Unicode MS" w:hAnsi="Arial Unicode MS" w:eastAsia="Arial Unicode MS" w:cs="Arial Unicode MS"/>
-          <w:color w:val="000000"/>
-          <w:rtl w:val="0"/>
-          <w:lang w:val="en-US" w:eastAsia="ja-JP" w:bidi="ja-JP"/>
-        </w:rPr>
-        <w:t>browser</w:t>
-      </w:r>
-      <w:r>
-        <w:rPr>
-          <w:rFonts w:ascii="Arial Unicode MS" w:hAnsi="Arial Unicode MS" w:eastAsia="Arial Unicode MS" w:cs="Arial Unicode MS"/>
-          <w:color w:val="000000"/>
-          <w:rtl w:val="0"/>
-          <w:lang w:val="ja-JP" w:eastAsia="ja-JP" w:bidi="ja-JP"/>
-        </w:rPr>
-        <w:t xml:space="preserve"> と </w:t>
-      </w:r>
-      <w:r>
-        <w:rPr>
-          <w:rFonts w:ascii="Arial Unicode MS" w:hAnsi="Arial Unicode MS" w:eastAsia="Arial Unicode MS" w:cs="Arial Unicode MS"/>
-          <w:color w:val="000000"/>
-          <w:rtl w:val="0"/>
-          <w:lang w:val="en-US" w:eastAsia="ja-JP" w:bidi="ja-JP"/>
-        </w:rPr>
-        <w:t>printnode</w:t>
-      </w:r>
-      <w:r>
-        <w:rPr>
-          <w:rFonts w:ascii="Arial Unicode MS" w:hAnsi="Arial Unicode MS" w:eastAsia="Arial Unicode MS" w:cs="Arial Unicode MS"/>
-          <w:color w:val="000000"/>
-          <w:rtl w:val="0"/>
-          <w:lang w:val="ja-JP" w:eastAsia="ja-JP" w:bidi="ja-JP"/>
-        </w:rPr>
-        <w:t xml:space="preserve"> のみです。別送信先には検証、作成、設定、権限、画面、テストの変更が必要です。</w:t>
-      </w:r>
-      <w:r>
-        <w:rPr>
-          <w:rFonts w:ascii="Arial Unicode MS" w:hAnsi="Arial Unicode MS" w:eastAsia="Arial Unicode MS" w:cs="Arial Unicode MS"/>
-          <w:color w:val="000000"/>
-          <w:rtl w:val="0"/>
-          <w:lang w:val="en-US" w:eastAsia="ja-JP" w:bidi="ja-JP"/>
-        </w:rPr>
-        <w:t>printnode</w:t>
-      </w:r>
-      <w:r>
-        <w:rPr>
-          <w:rFonts w:ascii="Arial Unicode MS" w:hAnsi="Arial Unicode MS" w:eastAsia="Arial Unicode MS" w:cs="Arial Unicode MS"/>
-          <w:color w:val="000000"/>
-          <w:rtl w:val="0"/>
-          <w:lang w:val="ja-JP" w:eastAsia="ja-JP" w:bidi="ja-JP"/>
-        </w:rPr>
-        <w:t xml:space="preserve"> の置換も既存制約を保ちます。汎用 </w:t>
-      </w:r>
-      <w:r>
-        <w:rPr>
-          <w:rFonts w:ascii="Arial Unicode MS" w:hAnsi="Arial Unicode MS" w:eastAsia="Arial Unicode MS" w:cs="Arial Unicode MS"/>
-          <w:color w:val="000000"/>
-          <w:rtl w:val="0"/>
-          <w:lang w:val="en-US" w:eastAsia="ja-JP" w:bidi="ja-JP"/>
-        </w:rPr>
-        <w:t>PDF</w:t>
-      </w:r>
-      <w:r>
-        <w:rPr>
-          <w:rFonts w:ascii="Arial Unicode MS" w:hAnsi="Arial Unicode MS" w:eastAsia="Arial Unicode MS" w:cs="Arial Unicode MS"/>
-          <w:color w:val="000000"/>
-          <w:rtl w:val="0"/>
-          <w:lang w:val="ja-JP" w:eastAsia="ja-JP" w:bidi="ja-JP"/>
-        </w:rPr>
-        <w:t xml:space="preserve"> 置換フックはありません。</w:t>
+        </w:rPr>
+        <w:t>組み込み印刷先はbrowser、cups、agentです。プッシュ型プロバイダーを登録しても設定や選択肢は追加されません。検証、UI、ジョブ作成、テストを同時に拡張してください。取得型エージェントはPrintProviderInterfaceではなくAgentQueueとAgentControllerを使用します。PDF描画器を置き換える汎用フックはありません。</w:t>
       </w:r>
     </w:p>
     <w:p>
       <w:pPr>
         <w:bidi w:val="0"/>
-        <w:jc w:val="left"/>
+        <w:jc w:val="start"/>
+        <w:wordWrap w:val="0"/>
       </w:pPr>
       <w:r>
         <w:rPr>
+          <w:lang w:val="ja-JP" w:bidi="ja-JP" w:eastAsia="ja-JP"/>
+          <w:color w:val="000000"/>
+          <w:rtl w:val="0"/>
           <w:rFonts w:ascii="Arial Unicode MS" w:hAnsi="Arial Unicode MS" w:eastAsia="Arial Unicode MS" w:cs="Arial Unicode MS"/>
-          <w:color w:val="000000"/>
-          <w:rtl w:val="0"/>
-          <w:lang w:val="ja-JP" w:eastAsia="ja-JP" w:bidi="ja-JP"/>
-        </w:rPr>
-        <w:t xml:space="preserve">名前空間は </w:t>
-      </w:r>
-      <w:r>
-        <w:rPr>
-          <w:rFonts w:ascii="Courier New" w:hAnsi="Courier New" w:eastAsia="Courier New" w:cs="Courier New"/>
-          <w:color w:val="000000"/>
-          <w:rtl w:val="0"/>
-          <w:lang w:val="en-US" w:eastAsia="ja-JP" w:bidi="ja-JP"/>
-        </w:rPr>
-        <w:t>/wp-json/wc-invoice-printer/v1</w:t>
-      </w:r>
-      <w:r>
-        <w:rPr>
-          <w:rFonts w:ascii="Arial Unicode MS" w:hAnsi="Arial Unicode MS" w:eastAsia="Arial Unicode MS" w:cs="Arial Unicode MS"/>
-          <w:color w:val="000000"/>
-          <w:rtl w:val="0"/>
-          <w:lang w:val="ja-JP" w:eastAsia="ja-JP" w:bidi="ja-JP"/>
-        </w:rPr>
-        <w:t>。権限を持つユーザーで認証し、</w:t>
-      </w:r>
-      <w:r>
-        <w:rPr>
-          <w:rFonts w:ascii="Arial Unicode MS" w:hAnsi="Arial Unicode MS" w:eastAsia="Arial Unicode MS" w:cs="Arial Unicode MS"/>
-          <w:color w:val="000000"/>
-          <w:rtl w:val="0"/>
-          <w:lang w:val="en-US" w:eastAsia="ja-JP" w:bidi="ja-JP"/>
-        </w:rPr>
-        <w:t>Cookie</w:t>
-      </w:r>
-      <w:r>
-        <w:rPr>
-          <w:rFonts w:ascii="Arial Unicode MS" w:hAnsi="Arial Unicode MS" w:eastAsia="Arial Unicode MS" w:cs="Arial Unicode MS"/>
-          <w:color w:val="000000"/>
-          <w:rtl w:val="0"/>
-          <w:lang w:val="ja-JP" w:eastAsia="ja-JP" w:bidi="ja-JP"/>
-        </w:rPr>
-        <w:t xml:space="preserve"> 認証は </w:t>
-      </w:r>
-      <w:r>
-        <w:rPr>
-          <w:rFonts w:ascii="Courier New" w:hAnsi="Courier New" w:eastAsia="Courier New" w:cs="Courier New"/>
-          <w:color w:val="000000"/>
-          <w:rtl w:val="0"/>
-          <w:lang w:val="en-US" w:eastAsia="ja-JP" w:bidi="ja-JP"/>
-        </w:rPr>
-        <w:t>wp_create_nonce('wp_rest')</w:t>
-      </w:r>
-      <w:r>
-        <w:rPr>
-          <w:rFonts w:ascii="Arial Unicode MS" w:hAnsi="Arial Unicode MS" w:eastAsia="Arial Unicode MS" w:cs="Arial Unicode MS"/>
-          <w:color w:val="000000"/>
-          <w:rtl w:val="0"/>
-          <w:lang w:val="ja-JP" w:eastAsia="ja-JP" w:bidi="ja-JP"/>
-        </w:rPr>
-        <w:t xml:space="preserve"> の </w:t>
-      </w:r>
-      <w:r>
-        <w:rPr>
-          <w:rFonts w:ascii="Arial Unicode MS" w:hAnsi="Arial Unicode MS" w:eastAsia="Arial Unicode MS" w:cs="Arial Unicode MS"/>
-          <w:color w:val="000000"/>
-          <w:rtl w:val="0"/>
-          <w:lang w:val="en-US" w:eastAsia="ja-JP" w:bidi="ja-JP"/>
-        </w:rPr>
-        <w:t>X-WP-Nonce</w:t>
-      </w:r>
-      <w:r>
-        <w:rPr>
-          <w:rFonts w:ascii="Arial Unicode MS" w:hAnsi="Arial Unicode MS" w:eastAsia="Arial Unicode MS" w:cs="Arial Unicode MS"/>
-          <w:color w:val="000000"/>
-          <w:rtl w:val="0"/>
-          <w:lang w:val="ja-JP" w:eastAsia="ja-JP" w:bidi="ja-JP"/>
-        </w:rPr>
-        <w:t xml:space="preserve"> と </w:t>
-      </w:r>
-      <w:r>
-        <w:rPr>
-          <w:rFonts w:ascii="Courier New" w:hAnsi="Courier New" w:eastAsia="Courier New" w:cs="Courier New"/>
-          <w:color w:val="000000"/>
-          <w:rtl w:val="0"/>
-          <w:lang w:val="en-US" w:eastAsia="ja-JP" w:bidi="ja-JP"/>
-        </w:rPr>
-        <w:t>_locale=user</w:t>
-      </w:r>
-      <w:r>
-        <w:rPr>
-          <w:rFonts w:ascii="Arial Unicode MS" w:hAnsi="Arial Unicode MS" w:eastAsia="Arial Unicode MS" w:cs="Arial Unicode MS"/>
-          <w:color w:val="000000"/>
-          <w:rtl w:val="0"/>
-          <w:lang w:val="ja-JP" w:eastAsia="ja-JP" w:bidi="ja-JP"/>
-        </w:rPr>
-        <w:t xml:space="preserve"> を送ります。注文 </w:t>
-      </w:r>
-      <w:r>
-        <w:rPr>
-          <w:rFonts w:ascii="Arial Unicode MS" w:hAnsi="Arial Unicode MS" w:eastAsia="Arial Unicode MS" w:cs="Arial Unicode MS"/>
-          <w:color w:val="000000"/>
-          <w:rtl w:val="0"/>
-          <w:lang w:val="en-US" w:eastAsia="ja-JP" w:bidi="ja-JP"/>
-        </w:rPr>
-        <w:t>1</w:t>
-      </w:r>
-      <w:r>
-        <w:rPr>
-          <w:rFonts w:ascii="Arial Unicode MS" w:hAnsi="Arial Unicode MS" w:eastAsia="Arial Unicode MS" w:cs="Arial Unicode MS"/>
-          <w:color w:val="000000"/>
-          <w:rtl w:val="0"/>
-          <w:lang w:val="ja-JP" w:eastAsia="ja-JP" w:bidi="ja-JP"/>
-        </w:rPr>
-        <w:t>–</w:t>
-      </w:r>
-      <w:r>
-        <w:rPr>
-          <w:rFonts w:ascii="Arial Unicode MS" w:hAnsi="Arial Unicode MS" w:eastAsia="Arial Unicode MS" w:cs="Arial Unicode MS"/>
-          <w:color w:val="000000"/>
-          <w:rtl w:val="0"/>
-          <w:lang w:val="en-US" w:eastAsia="ja-JP" w:bidi="ja-JP"/>
-        </w:rPr>
-        <w:t>50</w:t>
-      </w:r>
-      <w:r>
-        <w:rPr>
-          <w:rFonts w:ascii="Arial Unicode MS" w:hAnsi="Arial Unicode MS" w:eastAsia="Arial Unicode MS" w:cs="Arial Unicode MS"/>
-          <w:color w:val="000000"/>
-          <w:rtl w:val="0"/>
-          <w:lang w:val="ja-JP" w:eastAsia="ja-JP" w:bidi="ja-JP"/>
-        </w:rPr>
-        <w:t xml:space="preserve"> 件、部数 </w:t>
-      </w:r>
-      <w:r>
-        <w:rPr>
-          <w:rFonts w:ascii="Arial Unicode MS" w:hAnsi="Arial Unicode MS" w:eastAsia="Arial Unicode MS" w:cs="Arial Unicode MS"/>
-          <w:color w:val="000000"/>
-          <w:rtl w:val="0"/>
-          <w:lang w:val="en-US" w:eastAsia="ja-JP" w:bidi="ja-JP"/>
-        </w:rPr>
-        <w:t>1</w:t>
-      </w:r>
-      <w:r>
-        <w:rPr>
-          <w:rFonts w:ascii="Arial Unicode MS" w:hAnsi="Arial Unicode MS" w:eastAsia="Arial Unicode MS" w:cs="Arial Unicode MS"/>
-          <w:color w:val="000000"/>
-          <w:rtl w:val="0"/>
-          <w:lang w:val="ja-JP" w:eastAsia="ja-JP" w:bidi="ja-JP"/>
-        </w:rPr>
-        <w:t>–</w:t>
-      </w:r>
-      <w:r>
-        <w:rPr>
-          <w:rFonts w:ascii="Arial Unicode MS" w:hAnsi="Arial Unicode MS" w:eastAsia="Arial Unicode MS" w:cs="Arial Unicode MS"/>
-          <w:color w:val="000000"/>
-          <w:rtl w:val="0"/>
-          <w:lang w:val="en-US" w:eastAsia="ja-JP" w:bidi="ja-JP"/>
-        </w:rPr>
-        <w:t>20</w:t>
-      </w:r>
-      <w:r>
-        <w:rPr>
-          <w:rFonts w:ascii="Arial Unicode MS" w:hAnsi="Arial Unicode MS" w:eastAsia="Arial Unicode MS" w:cs="Arial Unicode MS"/>
-          <w:color w:val="000000"/>
-          <w:rtl w:val="0"/>
-          <w:lang w:val="ja-JP" w:eastAsia="ja-JP" w:bidi="ja-JP"/>
-        </w:rPr>
-        <w:t xml:space="preserve">、登録済みテンプレート、正の十進数字列プリンター </w:t>
-      </w:r>
-      <w:r>
-        <w:rPr>
-          <w:rFonts w:ascii="Arial Unicode MS" w:hAnsi="Arial Unicode MS" w:eastAsia="Arial Unicode MS" w:cs="Arial Unicode MS"/>
-          <w:color w:val="000000"/>
-          <w:rtl w:val="0"/>
-          <w:lang w:val="en-US" w:eastAsia="ja-JP" w:bidi="ja-JP"/>
-        </w:rPr>
-        <w:t>ID</w:t>
-      </w:r>
-      <w:r>
-        <w:rPr>
-          <w:rFonts w:ascii="Arial Unicode MS" w:hAnsi="Arial Unicode MS" w:eastAsia="Arial Unicode MS" w:cs="Arial Unicode MS"/>
-          <w:color w:val="000000"/>
-          <w:rtl w:val="0"/>
-          <w:lang w:val="ja-JP" w:eastAsia="ja-JP" w:bidi="ja-JP"/>
-        </w:rPr>
-        <w:t xml:space="preserve"> を受けます。</w:t>
-      </w:r>
-      <w:r>
-        <w:rPr>
-          <w:rFonts w:ascii="Arial Unicode MS" w:hAnsi="Arial Unicode MS" w:eastAsia="Arial Unicode MS" w:cs="Arial Unicode MS"/>
-          <w:color w:val="000000"/>
-          <w:rtl w:val="0"/>
-          <w:lang w:val="en-US" w:eastAsia="ja-JP" w:bidi="ja-JP"/>
-        </w:rPr>
-        <w:t>201</w:t>
-      </w:r>
-      <w:r>
-        <w:rPr>
-          <w:rFonts w:ascii="Arial Unicode MS" w:hAnsi="Arial Unicode MS" w:eastAsia="Arial Unicode MS" w:cs="Arial Unicode MS"/>
-          <w:color w:val="000000"/>
-          <w:rtl w:val="0"/>
-          <w:lang w:val="ja-JP" w:eastAsia="ja-JP" w:bidi="ja-JP"/>
-        </w:rPr>
-        <w:t xml:space="preserve"> は待機中を意味し、手動再要求は新規ジョブになります。部分失敗では </w:t>
-      </w:r>
-      <w:r>
-        <w:rPr>
-          <w:rFonts w:ascii="Courier New" w:hAnsi="Courier New" w:eastAsia="Courier New" w:cs="Courier New"/>
-          <w:color w:val="000000"/>
-          <w:rtl w:val="0"/>
-          <w:lang w:val="en-US" w:eastAsia="ja-JP" w:bidi="ja-JP"/>
-        </w:rPr>
-        <w:t>job_ids</w:t>
-      </w:r>
-      <w:r>
-        <w:rPr>
-          <w:rFonts w:ascii="Arial Unicode MS" w:hAnsi="Arial Unicode MS" w:eastAsia="Arial Unicode MS" w:cs="Arial Unicode MS"/>
-          <w:color w:val="000000"/>
-          <w:rtl w:val="0"/>
-          <w:lang w:val="ja-JP" w:eastAsia="ja-JP" w:bidi="ja-JP"/>
-        </w:rPr>
-        <w:t xml:space="preserve"> を確認します。</w:t>
+        </w:rPr>
+        <w:t>POST /printは1～50件の注文ID、登録済みテンプレート、1～20部を受け付けます。cupsには正確なCUPSキュー名、agentには登録した論理キューを指定します。201は待機状態です。Cookie認証にはREST nonceが必要です。手動再送は新しいジョブを作るため、部分的なバッチのjob_idsを確認してください。</w:t>
       </w:r>
     </w:p>
     <w:tbl>
@@ -5712,13 +4957,14 @@
               <w:left w:w="100" w:type="dxa"/>
               <w:right w:w="100" w:type="dxa"/>
             </w:tcMar>
-            <w:shd w:fill="E7EDF2"/>
+            <w:shd w:fill="D9D9D9" w:val="clear"/>
           </w:tcPr>
           <w:p>
             <w:pPr>
               <w:bidi w:val="0"/>
               <w:spacing w:after="0" w:line="269" w:lineRule="auto"/>
               <w:jc w:val="left"/>
+              <w:wordWrap w:val="0"/>
             </w:pPr>
             <w:r>
               <w:rPr>
@@ -5744,13 +4990,14 @@
               <w:left w:w="100" w:type="dxa"/>
               <w:right w:w="100" w:type="dxa"/>
             </w:tcMar>
-            <w:shd w:fill="E7EDF2"/>
+            <w:shd w:fill="D9D9D9" w:val="clear"/>
           </w:tcPr>
           <w:p>
             <w:pPr>
               <w:bidi w:val="0"/>
               <w:spacing w:after="0" w:line="269" w:lineRule="auto"/>
               <w:jc w:val="left"/>
+              <w:wordWrap w:val="0"/>
             </w:pPr>
             <w:r>
               <w:rPr>
@@ -5787,6 +5034,7 @@
               <w:bidi w:val="0"/>
               <w:spacing w:after="0" w:line="269" w:lineRule="auto"/>
               <w:jc w:val="left"/>
+              <w:wordWrap w:val="0"/>
             </w:pPr>
             <w:r>
               <w:rPr>
@@ -5817,6 +5065,7 @@
               <w:bidi w:val="0"/>
               <w:spacing w:after="0" w:line="269" w:lineRule="auto"/>
               <w:jc w:val="left"/>
+              <w:wordWrap w:val="0"/>
             </w:pPr>
             <w:r>
               <w:rPr>
@@ -5852,6 +5101,7 @@
               <w:bidi w:val="0"/>
               <w:spacing w:after="0" w:line="269" w:lineRule="auto"/>
               <w:jc w:val="left"/>
+              <w:wordWrap w:val="0"/>
             </w:pPr>
             <w:r>
               <w:rPr>
@@ -5882,6 +5132,7 @@
               <w:bidi w:val="0"/>
               <w:spacing w:after="0" w:line="269" w:lineRule="auto"/>
               <w:jc w:val="left"/>
+              <w:wordWrap w:val="0"/>
             </w:pPr>
             <w:r>
               <w:rPr>
@@ -5917,6 +5168,7 @@
               <w:bidi w:val="0"/>
               <w:spacing w:after="0" w:line="269" w:lineRule="auto"/>
               <w:jc w:val="left"/>
+              <w:wordWrap w:val="0"/>
             </w:pPr>
             <w:r>
               <w:rPr>
@@ -5947,6 +5199,7 @@
               <w:bidi w:val="0"/>
               <w:spacing w:after="0" w:line="269" w:lineRule="auto"/>
               <w:jc w:val="left"/>
+              <w:wordWrap w:val="0"/>
             </w:pPr>
             <w:r>
               <w:rPr>
@@ -5982,6 +5235,7 @@
               <w:bidi w:val="0"/>
               <w:spacing w:after="0" w:line="269" w:lineRule="auto"/>
               <w:jc w:val="left"/>
+              <w:wordWrap w:val="0"/>
             </w:pPr>
             <w:r>
               <w:rPr>
@@ -6012,6 +5266,7 @@
               <w:bidi w:val="0"/>
               <w:spacing w:after="0" w:line="269" w:lineRule="auto"/>
               <w:jc w:val="left"/>
+              <w:wordWrap w:val="0"/>
             </w:pPr>
             <w:r>
               <w:rPr>
@@ -6047,6 +5302,7 @@
               <w:bidi w:val="0"/>
               <w:spacing w:after="0" w:line="269" w:lineRule="auto"/>
               <w:jc w:val="left"/>
+              <w:wordWrap w:val="0"/>
             </w:pPr>
             <w:r>
               <w:rPr>
@@ -6077,6 +5333,7 @@
               <w:bidi w:val="0"/>
               <w:spacing w:after="0" w:line="269" w:lineRule="auto"/>
               <w:jc w:val="left"/>
+              <w:wordWrap w:val="0"/>
             </w:pPr>
             <w:r>
               <w:rPr>
@@ -6112,6 +5369,7 @@
               <w:bidi w:val="0"/>
               <w:spacing w:after="0" w:line="269" w:lineRule="auto"/>
               <w:jc w:val="left"/>
+              <w:wordWrap w:val="0"/>
             </w:pPr>
             <w:r>
               <w:rPr>
@@ -6142,6 +5400,7 @@
               <w:bidi w:val="0"/>
               <w:spacing w:after="0" w:line="269" w:lineRule="auto"/>
               <w:jc w:val="left"/>
+              <w:wordWrap w:val="0"/>
             </w:pPr>
             <w:r>
               <w:rPr>
@@ -6177,6 +5436,7 @@
               <w:bidi w:val="0"/>
               <w:spacing w:after="0" w:line="269" w:lineRule="auto"/>
               <w:jc w:val="left"/>
+              <w:wordWrap w:val="0"/>
             </w:pPr>
             <w:r>
               <w:rPr>
@@ -6207,6 +5467,7 @@
               <w:bidi w:val="0"/>
               <w:spacing w:after="0" w:line="269" w:lineRule="auto"/>
               <w:jc w:val="left"/>
+              <w:wordWrap w:val="0"/>
             </w:pPr>
             <w:r>
               <w:rPr>
@@ -6226,6 +5487,7 @@
     <w:p>
       <w:pPr>
         <w:spacing w:after="40"/>
+        <w:wordWrap w:val="0"/>
       </w:pPr>
     </w:p>
     <w:p>
@@ -6233,6 +5495,7 @@
         <w:pStyle w:val="Heading2"/>
         <w:bidi w:val="0"/>
         <w:jc w:val="left"/>
+        <w:wordWrap w:val="0"/>
       </w:pPr>
       <w:r>
         <w:rPr>
@@ -6286,17 +5549,14 @@
         <w:pStyle w:val="Code"/>
         <w:keepNext/>
         <w:bidi w:val="0"/>
-        <w:jc w:val="left"/>
+        <w:jc w:val="start"/>
       </w:pPr>
       <w:r>
         <w:rPr>
-          <w:rFonts w:ascii="Courier New" w:hAnsi="Courier New" w:eastAsia="Courier New" w:cs="Courier New"/>
-          <w:color w:val="000000"/>
-          <w:sz w:val="18"/>
-          <w:rtl w:val="0"/>
-          <w:lang w:val="en-US" w:eastAsia="ja-JP" w:bidi="ja-JP"/>
-        </w:rPr>
-        <w:t xml:space="preserve">  "provider_id": "printnode", "printer_id": "12345",</w:t>
+          <w:lang w:val="ja-JP" w:bidi="ja-JP"/>
+          <w:rtl w:val="0"/>
+        </w:rPr>
+        <w:t xml:space="preserve">  "provider_id": "cups", "printer_id": "Office_A4",</w:t>
       </w:r>
     </w:p>
     <w:p>
@@ -6338,12 +5598,14 @@
     <w:p>
       <w:pPr>
         <w:spacing w:after="40"/>
+        <w:wordWrap w:val="0"/>
       </w:pPr>
     </w:p>
     <w:p>
       <w:pPr>
         <w:bidi w:val="0"/>
         <w:jc w:val="left"/>
+        <w:wordWrap w:val="0"/>
       </w:pPr>
       <w:r>
         <w:rPr>
@@ -6396,6 +5658,7 @@
         <w:pStyle w:val="Heading1"/>
         <w:bidi w:val="0"/>
         <w:jc w:val="left"/>
+        <w:wordWrap w:val="0"/>
       </w:pPr>
       <w:r>
         <w:rPr>
@@ -6411,130 +5674,31 @@
     <w:p>
       <w:pPr>
         <w:bidi w:val="0"/>
-        <w:jc w:val="left"/>
+        <w:jc w:val="start"/>
+        <w:wordWrap w:val="0"/>
       </w:pPr>
       <w:r>
         <w:rPr>
+          <w:lang w:val="ja-JP" w:bidi="ja-JP" w:eastAsia="ja-JP"/>
+          <w:color w:val="000000"/>
+          <w:rtl w:val="0"/>
           <w:rFonts w:ascii="Arial Unicode MS" w:hAnsi="Arial Unicode MS" w:eastAsia="Arial Unicode MS" w:cs="Arial Unicode MS"/>
-          <w:color w:val="000000"/>
-          <w:rtl w:val="0"/>
-          <w:lang w:val="ja-JP" w:eastAsia="ja-JP" w:bidi="ja-JP"/>
-        </w:rPr>
-        <w:t xml:space="preserve">自動印刷は初期状態で無効です。鍵保存、接続確認、一覧更新、プリンター選択、実印刷テストを済ませて有効化します。プリンター側 </w:t>
-      </w:r>
-      <w:r>
-        <w:rPr>
-          <w:rFonts w:ascii="Arial Unicode MS" w:hAnsi="Arial Unicode MS" w:eastAsia="Arial Unicode MS" w:cs="Arial Unicode MS"/>
-          <w:color w:val="000000"/>
-          <w:rtl w:val="0"/>
-          <w:lang w:val="en-US" w:eastAsia="ja-JP" w:bidi="ja-JP"/>
-        </w:rPr>
-        <w:t>PrintNode</w:t>
-      </w:r>
-      <w:r>
-        <w:rPr>
-          <w:rFonts w:ascii="Arial Unicode MS" w:hAnsi="Arial Unicode MS" w:eastAsia="Arial Unicode MS" w:cs="Arial Unicode MS"/>
-          <w:color w:val="000000"/>
-          <w:rtl w:val="0"/>
-          <w:lang w:val="ja-JP" w:eastAsia="ja-JP" w:bidi="ja-JP"/>
-        </w:rPr>
-        <w:t xml:space="preserve"> クライアントはオンラインが必要です。ローカル印刷は鍵不要で </w:t>
-      </w:r>
-      <w:r>
-        <w:rPr>
-          <w:rFonts w:ascii="Arial Unicode MS" w:hAnsi="Arial Unicode MS" w:eastAsia="Arial Unicode MS" w:cs="Arial Unicode MS"/>
-          <w:color w:val="000000"/>
-          <w:rtl w:val="0"/>
-          <w:lang w:val="en-US" w:eastAsia="ja-JP" w:bidi="ja-JP"/>
-        </w:rPr>
-        <w:t>OS</w:t>
-      </w:r>
-      <w:r>
-        <w:rPr>
-          <w:rFonts w:ascii="Arial Unicode MS" w:hAnsi="Arial Unicode MS" w:eastAsia="Arial Unicode MS" w:cs="Arial Unicode MS"/>
-          <w:color w:val="000000"/>
-          <w:rtl w:val="0"/>
-          <w:lang w:val="ja-JP" w:eastAsia="ja-JP" w:bidi="ja-JP"/>
-        </w:rPr>
-        <w:t xml:space="preserve"> のダイアログから選択します。</w:t>
+        </w:rPr>
+        <w:t>Windows、Linux、macOSで無料のローカル印刷エージェントを使用できます。HTTPSでサイトに接続し、共有ホスティング、VPS、専用サーバーに対応します。 印刷エージェント権限のユーザーとアプリケーションパスワードを作成します。ここでユーザーIDとキューを登録し、ローカル側も同じキューを設定してください。コンピューターをスリープさせないでください。 自動印刷はローカルエージェントまたは自前のCUPSサーバーを使用します。ブラウザー印刷は印刷ダイアログを使用します。</w:t>
       </w:r>
     </w:p>
     <w:p>
       <w:pPr>
         <w:bidi w:val="0"/>
-        <w:jc w:val="left"/>
+        <w:jc w:val="start"/>
+        <w:wordWrap w:val="0"/>
       </w:pPr>
       <w:r>
         <w:rPr>
-          <w:rFonts w:ascii="Courier New" w:hAnsi="Courier New" w:eastAsia="Courier New" w:cs="Courier New"/>
-          <w:color w:val="000000"/>
-          <w:rtl w:val="0"/>
-          <w:lang w:val="en-US" w:eastAsia="ja-JP" w:bidi="ja-JP"/>
-        </w:rPr>
-        <w:t>woocommerce_payment_complete</w:t>
-      </w:r>
-      <w:r>
-        <w:rPr>
-          <w:rFonts w:ascii="Arial Unicode MS" w:hAnsi="Arial Unicode MS" w:eastAsia="Arial Unicode MS" w:cs="Arial Unicode MS"/>
-          <w:color w:val="000000"/>
-          <w:rtl w:val="0"/>
-          <w:lang w:val="ja-JP" w:eastAsia="ja-JP" w:bidi="ja-JP"/>
-        </w:rPr>
-        <w:t xml:space="preserve"> と支払済み状態の代替経路を使います。有効設定、</w:t>
-      </w:r>
-      <w:r>
-        <w:rPr>
-          <w:rFonts w:ascii="Courier New" w:hAnsi="Courier New" w:eastAsia="Courier New" w:cs="Courier New"/>
-          <w:color w:val="000000"/>
-          <w:rtl w:val="0"/>
-          <w:lang w:val="en-US" w:eastAsia="ja-JP" w:bidi="ja-JP"/>
-        </w:rPr>
-        <w:t>is_paid()</w:t>
-      </w:r>
-      <w:r>
-        <w:rPr>
-          <w:rFonts w:ascii="Arial Unicode MS" w:hAnsi="Arial Unicode MS" w:eastAsia="Arial Unicode MS" w:cs="Arial Unicode MS"/>
-          <w:color w:val="000000"/>
-          <w:rtl w:val="0"/>
-          <w:lang w:val="ja-JP" w:eastAsia="ja-JP" w:bidi="ja-JP"/>
-        </w:rPr>
-        <w:t>、有効なテンプレート・鍵・プリンターが必要で、</w:t>
-      </w:r>
-      <w:r>
-        <w:rPr>
-          <w:rFonts w:ascii="Courier New" w:hAnsi="Courier New" w:eastAsia="Courier New" w:cs="Courier New"/>
-          <w:color w:val="000000"/>
-          <w:rtl w:val="0"/>
-          <w:lang w:val="en-US" w:eastAsia="ja-JP" w:bidi="ja-JP"/>
-        </w:rPr>
-        <w:t>wcip_automatic_print_eligible</w:t>
-      </w:r>
-      <w:r>
-        <w:rPr>
-          <w:rFonts w:ascii="Arial Unicode MS" w:hAnsi="Arial Unicode MS" w:eastAsia="Arial Unicode MS" w:cs="Arial Unicode MS"/>
-          <w:color w:val="000000"/>
-          <w:rtl w:val="0"/>
-          <w:lang w:val="ja-JP" w:eastAsia="ja-JP" w:bidi="ja-JP"/>
-        </w:rPr>
-        <w:t xml:space="preserve"> は拒否できます。オフライン決済は集金前に </w:t>
-      </w:r>
-      <w:r>
-        <w:rPr>
-          <w:rFonts w:ascii="Arial Unicode MS" w:hAnsi="Arial Unicode MS" w:eastAsia="Arial Unicode MS" w:cs="Arial Unicode MS"/>
-          <w:color w:val="000000"/>
-          <w:rtl w:val="0"/>
-          <w:lang w:val="en-US" w:eastAsia="ja-JP" w:bidi="ja-JP"/>
-        </w:rPr>
-        <w:t>processing</w:t>
-      </w:r>
-      <w:r>
-        <w:rPr>
-          <w:rFonts w:ascii="Arial Unicode MS" w:hAnsi="Arial Unicode MS" w:eastAsia="Arial Unicode MS" w:cs="Arial Unicode MS"/>
-          <w:color w:val="000000"/>
-          <w:rtl w:val="0"/>
-          <w:lang w:val="ja-JP" w:eastAsia="ja-JP" w:bidi="ja-JP"/>
-        </w:rPr>
-        <w:t xml:space="preserve"> となる場合があります。イベントのみ使う場合は下記を無効化し決済動作を確認します。過去注文の補完はなく、無効化しても待機ジョブは残ります。</w:t>
+          <w:lang w:val="ja-JP" w:bidi="ja-JP"/>
+          <w:rtl w:val="0"/>
+        </w:rPr>
+        <w:t>既定では支払済み状態と記録済み支払日時が必要です。代引き、振込、小切手は回収確認アダプターが必要で、部分払いも同様です。ワーカーは描画前と送信前に再確認します。作成日時は資格を決めません。イベントと上限付き検出は有効化・更新日時を守り、過去の注文は明示的なプレビューと選択が必要です。</w:t>
       </w:r>
     </w:p>
     <w:p>
@@ -6558,165 +5722,23 @@
     <w:p>
       <w:pPr>
         <w:spacing w:after="40"/>
+        <w:wordWrap w:val="0"/>
       </w:pPr>
     </w:p>
     <w:p>
       <w:pPr>
         <w:bidi w:val="0"/>
-        <w:jc w:val="left"/>
+        <w:jc w:val="start"/>
+        <w:wordWrap w:val="0"/>
       </w:pPr>
       <w:r>
         <w:rPr>
+          <w:lang w:val="ja-JP" w:bidi="ja-JP" w:eastAsia="ja-JP"/>
+          <w:color w:val="000000"/>
+          <w:rtl w:val="0"/>
           <w:rFonts w:ascii="Arial Unicode MS" w:hAnsi="Arial Unicode MS" w:eastAsia="Arial Unicode MS" w:cs="Arial Unicode MS"/>
-          <w:color w:val="000000"/>
-          <w:rtl w:val="0"/>
-          <w:lang w:val="ja-JP" w:eastAsia="ja-JP" w:bidi="ja-JP"/>
-        </w:rPr>
-        <w:t>一意キーと既存履歴で注文ごとに自動ジョブ一件を保ち、手動は再実行できます。ワーカーは原子的に取得し送信前に支払を再確認します。</w:t>
-      </w:r>
-      <w:r>
-        <w:rPr>
-          <w:rFonts w:ascii="Courier New" w:hAnsi="Courier New" w:eastAsia="Courier New" w:cs="Courier New"/>
-          <w:color w:val="000000"/>
-          <w:rtl w:val="0"/>
-          <w:lang w:val="en-US" w:eastAsia="ja-JP" w:bidi="ja-JP"/>
-        </w:rPr>
-        <w:t>wcip_process_print_job</w:t>
-      </w:r>
-      <w:r>
-        <w:rPr>
-          <w:rFonts w:ascii="Arial Unicode MS" w:hAnsi="Arial Unicode MS" w:eastAsia="Arial Unicode MS" w:cs="Arial Unicode MS"/>
-          <w:color w:val="000000"/>
-          <w:rtl w:val="0"/>
-          <w:lang w:val="ja-JP" w:eastAsia="ja-JP" w:bidi="ja-JP"/>
-        </w:rPr>
-        <w:t xml:space="preserve">、グループ </w:t>
-      </w:r>
-      <w:r>
-        <w:rPr>
-          <w:rFonts w:ascii="Arial Unicode MS" w:hAnsi="Arial Unicode MS" w:eastAsia="Arial Unicode MS" w:cs="Arial Unicode MS"/>
-          <w:color w:val="000000"/>
-          <w:rtl w:val="0"/>
-          <w:lang w:val="en-US" w:eastAsia="ja-JP" w:bidi="ja-JP"/>
-        </w:rPr>
-        <w:t>wc-invoice-printer</w:t>
-      </w:r>
-      <w:r>
-        <w:rPr>
-          <w:rFonts w:ascii="Arial Unicode MS" w:hAnsi="Arial Unicode MS" w:eastAsia="Arial Unicode MS" w:cs="Arial Unicode MS"/>
-          <w:color w:val="000000"/>
-          <w:rtl w:val="0"/>
-          <w:lang w:val="ja-JP" w:eastAsia="ja-JP" w:bidi="ja-JP"/>
-        </w:rPr>
-        <w:t>、</w:t>
-      </w:r>
-      <w:r>
-        <w:rPr>
-          <w:rFonts w:ascii="Courier New" w:hAnsi="Courier New" w:eastAsia="Courier New" w:cs="Courier New"/>
-          <w:color w:val="000000"/>
-          <w:rtl w:val="0"/>
-          <w:lang w:val="en-US" w:eastAsia="ja-JP" w:bidi="ja-JP"/>
-        </w:rPr>
-        <w:t>job_id</w:t>
-      </w:r>
-      <w:r>
-        <w:rPr>
-          <w:rFonts w:ascii="Arial Unicode MS" w:hAnsi="Arial Unicode MS" w:eastAsia="Arial Unicode MS" w:cs="Arial Unicode MS"/>
-          <w:color w:val="000000"/>
-          <w:rtl w:val="0"/>
-          <w:lang w:val="ja-JP" w:eastAsia="ja-JP" w:bidi="ja-JP"/>
-        </w:rPr>
-        <w:t xml:space="preserve"> を使用します。保存カーソルで最大 </w:t>
-      </w:r>
-      <w:r>
-        <w:rPr>
-          <w:rFonts w:ascii="Arial Unicode MS" w:hAnsi="Arial Unicode MS" w:eastAsia="Arial Unicode MS" w:cs="Arial Unicode MS"/>
-          <w:color w:val="000000"/>
-          <w:rtl w:val="0"/>
-          <w:lang w:val="en-US" w:eastAsia="ja-JP" w:bidi="ja-JP"/>
-        </w:rPr>
-        <w:t>100</w:t>
-      </w:r>
-      <w:r>
-        <w:rPr>
-          <w:rFonts w:ascii="Arial Unicode MS" w:hAnsi="Arial Unicode MS" w:eastAsia="Arial Unicode MS" w:cs="Arial Unicode MS"/>
-          <w:color w:val="000000"/>
-          <w:rtl w:val="0"/>
-          <w:lang w:val="ja-JP" w:eastAsia="ja-JP" w:bidi="ja-JP"/>
-        </w:rPr>
-        <w:t xml:space="preserve"> 件を検査し、アクションのない </w:t>
-      </w:r>
-      <w:r>
-        <w:rPr>
-          <w:rFonts w:ascii="Arial Unicode MS" w:hAnsi="Arial Unicode MS" w:eastAsia="Arial Unicode MS" w:cs="Arial Unicode MS"/>
-          <w:color w:val="000000"/>
-          <w:rtl w:val="0"/>
-          <w:lang w:val="en-US" w:eastAsia="ja-JP" w:bidi="ja-JP"/>
-        </w:rPr>
-        <w:t>queued</w:t>
-      </w:r>
-      <w:r>
-        <w:rPr>
-          <w:rFonts w:ascii="Arial Unicode MS" w:hAnsi="Arial Unicode MS" w:eastAsia="Arial Unicode MS" w:cs="Arial Unicode MS"/>
-          <w:color w:val="000000"/>
-          <w:rtl w:val="0"/>
-          <w:lang w:val="ja-JP" w:eastAsia="ja-JP" w:bidi="ja-JP"/>
-        </w:rPr>
-        <w:t xml:space="preserve"> を再予約、</w:t>
-      </w:r>
-      <w:r>
-        <w:rPr>
-          <w:rFonts w:ascii="Arial Unicode MS" w:hAnsi="Arial Unicode MS" w:eastAsia="Arial Unicode MS" w:cs="Arial Unicode MS"/>
-          <w:color w:val="000000"/>
-          <w:rtl w:val="0"/>
-          <w:lang w:val="en-US" w:eastAsia="ja-JP" w:bidi="ja-JP"/>
-        </w:rPr>
-        <w:t>10</w:t>
-      </w:r>
-      <w:r>
-        <w:rPr>
-          <w:rFonts w:ascii="Arial Unicode MS" w:hAnsi="Arial Unicode MS" w:eastAsia="Arial Unicode MS" w:cs="Arial Unicode MS"/>
-          <w:color w:val="000000"/>
-          <w:rtl w:val="0"/>
-          <w:lang w:val="ja-JP" w:eastAsia="ja-JP" w:bidi="ja-JP"/>
-        </w:rPr>
-        <w:t xml:space="preserve">分を超えた </w:t>
-      </w:r>
-      <w:r>
-        <w:rPr>
-          <w:rFonts w:ascii="Arial Unicode MS" w:hAnsi="Arial Unicode MS" w:eastAsia="Arial Unicode MS" w:cs="Arial Unicode MS"/>
-          <w:color w:val="000000"/>
-          <w:rtl w:val="0"/>
-          <w:lang w:val="en-US" w:eastAsia="ja-JP" w:bidi="ja-JP"/>
-        </w:rPr>
-        <w:t>processing</w:t>
-      </w:r>
-      <w:r>
-        <w:rPr>
-          <w:rFonts w:ascii="Arial Unicode MS" w:hAnsi="Arial Unicode MS" w:eastAsia="Arial Unicode MS" w:cs="Arial Unicode MS"/>
-          <w:color w:val="000000"/>
-          <w:rtl w:val="0"/>
-          <w:lang w:val="ja-JP" w:eastAsia="ja-JP" w:bidi="ja-JP"/>
-        </w:rPr>
-        <w:t xml:space="preserve"> で実行アクションがなければ </w:t>
-      </w:r>
-      <w:r>
-        <w:rPr>
-          <w:rFonts w:ascii="Arial Unicode MS" w:hAnsi="Arial Unicode MS" w:eastAsia="Arial Unicode MS" w:cs="Arial Unicode MS"/>
-          <w:color w:val="000000"/>
-          <w:rtl w:val="0"/>
-          <w:lang w:val="en-US" w:eastAsia="ja-JP" w:bidi="ja-JP"/>
-        </w:rPr>
-        <w:t>unknown</w:t>
-      </w:r>
-      <w:r>
-        <w:rPr>
-          <w:rFonts w:ascii="Arial Unicode MS" w:hAnsi="Arial Unicode MS" w:eastAsia="Arial Unicode MS" w:cs="Arial Unicode MS"/>
-          <w:color w:val="000000"/>
-          <w:rtl w:val="0"/>
-          <w:lang w:val="ja-JP" w:eastAsia="ja-JP" w:bidi="ja-JP"/>
-        </w:rPr>
-        <w:t xml:space="preserve"> にします。</w:t>
+        </w:rPr>
+        <w:t>CUPS: 一意キーと既存履歴で注文ごとに自動ジョブ一件を保ち、手動は再実行できます。ワーカーは原子的に取得し送信前に支払を再確認します。wcip_process_print_job、グループ wc-invoice-printer、job_id を使用します。保存カーソルで最大 100 件を検査し、アクションのない queued を再予約、10分を超えた processing で実行アクションがなければ unknown にします。</w:t>
       </w:r>
     </w:p>
     <w:tbl>
@@ -6753,13 +5775,14 @@
               <w:left w:w="100" w:type="dxa"/>
               <w:right w:w="100" w:type="dxa"/>
             </w:tcMar>
-            <w:shd w:fill="E7EDF2"/>
+            <w:shd w:fill="D9D9D9" w:val="clear"/>
           </w:tcPr>
           <w:p>
             <w:pPr>
               <w:bidi w:val="0"/>
               <w:spacing w:after="0" w:line="269" w:lineRule="auto"/>
               <w:jc w:val="left"/>
+              <w:wordWrap w:val="0"/>
             </w:pPr>
             <w:r>
               <w:rPr>
@@ -6785,13 +5808,14 @@
               <w:left w:w="100" w:type="dxa"/>
               <w:right w:w="100" w:type="dxa"/>
             </w:tcMar>
-            <w:shd w:fill="E7EDF2"/>
+            <w:shd w:fill="D9D9D9" w:val="clear"/>
           </w:tcPr>
           <w:p>
             <w:pPr>
               <w:bidi w:val="0"/>
               <w:spacing w:after="0" w:line="269" w:lineRule="auto"/>
               <w:jc w:val="left"/>
+              <w:wordWrap w:val="0"/>
             </w:pPr>
             <w:r>
               <w:rPr>
@@ -6828,6 +5852,7 @@
               <w:bidi w:val="0"/>
               <w:spacing w:after="0" w:line="269" w:lineRule="auto"/>
               <w:jc w:val="left"/>
+              <w:wordWrap w:val="0"/>
             </w:pPr>
             <w:r>
               <w:rPr>
@@ -6858,6 +5883,7 @@
               <w:bidi w:val="0"/>
               <w:spacing w:after="0" w:line="269" w:lineRule="auto"/>
               <w:jc w:val="left"/>
+              <w:wordWrap w:val="0"/>
             </w:pPr>
             <w:r>
               <w:rPr>
@@ -6893,6 +5919,7 @@
               <w:bidi w:val="0"/>
               <w:spacing w:after="0" w:line="269" w:lineRule="auto"/>
               <w:jc w:val="left"/>
+              <w:wordWrap w:val="0"/>
             </w:pPr>
             <w:r>
               <w:rPr>
@@ -6923,6 +5950,7 @@
               <w:bidi w:val="0"/>
               <w:spacing w:after="0" w:line="269" w:lineRule="auto"/>
               <w:jc w:val="left"/>
+              <w:wordWrap w:val="0"/>
             </w:pPr>
             <w:r>
               <w:rPr>
@@ -6958,6 +5986,7 @@
               <w:bidi w:val="0"/>
               <w:spacing w:after="0" w:line="269" w:lineRule="auto"/>
               <w:jc w:val="left"/>
+              <w:wordWrap w:val="0"/>
             </w:pPr>
             <w:r>
               <w:rPr>
@@ -6988,6 +6017,7 @@
               <w:bidi w:val="0"/>
               <w:spacing w:after="0" w:line="269" w:lineRule="auto"/>
               <w:jc w:val="left"/>
+              <w:wordWrap w:val="0"/>
             </w:pPr>
             <w:r>
               <w:rPr>
@@ -7023,6 +6053,7 @@
               <w:bidi w:val="0"/>
               <w:spacing w:after="0" w:line="269" w:lineRule="auto"/>
               <w:jc w:val="left"/>
+              <w:wordWrap w:val="0"/>
             </w:pPr>
             <w:r>
               <w:rPr>
@@ -7053,6 +6084,7 @@
               <w:bidi w:val="0"/>
               <w:spacing w:after="0" w:line="269" w:lineRule="auto"/>
               <w:jc w:val="left"/>
+              <w:wordWrap w:val="0"/>
             </w:pPr>
             <w:r>
               <w:rPr>
@@ -7088,6 +6120,7 @@
               <w:bidi w:val="0"/>
               <w:spacing w:after="0" w:line="269" w:lineRule="auto"/>
               <w:jc w:val="left"/>
+              <w:wordWrap w:val="0"/>
             </w:pPr>
             <w:r>
               <w:rPr>
@@ -7118,6 +6151,7 @@
               <w:bidi w:val="0"/>
               <w:spacing w:after="0" w:line="269" w:lineRule="auto"/>
               <w:jc w:val="left"/>
+              <w:wordWrap w:val="0"/>
             </w:pPr>
             <w:r>
               <w:rPr>
@@ -7153,6 +6187,7 @@
               <w:bidi w:val="0"/>
               <w:spacing w:after="0" w:line="269" w:lineRule="auto"/>
               <w:jc w:val="left"/>
+              <w:wordWrap w:val="0"/>
             </w:pPr>
             <w:r>
               <w:rPr>
@@ -7183,6 +6218,7 @@
               <w:bidi w:val="0"/>
               <w:spacing w:after="0" w:line="269" w:lineRule="auto"/>
               <w:jc w:val="left"/>
+              <w:wordWrap w:val="0"/>
             </w:pPr>
             <w:r>
               <w:rPr>
@@ -7202,12 +6238,14 @@
     <w:p>
       <w:pPr>
         <w:spacing w:after="40"/>
+        <w:wordWrap w:val="0"/>
       </w:pPr>
     </w:p>
     <w:p>
       <w:pPr>
         <w:bidi w:val="0"/>
         <w:jc w:val="left"/>
+        <w:wordWrap w:val="0"/>
       </w:pPr>
       <w:r>
         <w:rPr>
@@ -7386,6 +6424,7 @@
         <w:pStyle w:val="Heading1"/>
         <w:bidi w:val="0"/>
         <w:jc w:val="left"/>
+        <w:wordWrap w:val="0"/>
       </w:pPr>
       <w:r>
         <w:rPr>
@@ -7401,88 +6440,17 @@
     <w:p>
       <w:pPr>
         <w:bidi w:val="0"/>
-        <w:jc w:val="left"/>
+        <w:jc w:val="start"/>
+        <w:wordWrap w:val="0"/>
       </w:pPr>
       <w:r>
         <w:rPr>
+          <w:lang w:val="ja-JP" w:bidi="ja-JP" w:eastAsia="ja-JP"/>
+          <w:color w:val="000000"/>
+          <w:rtl w:val="0"/>
           <w:rFonts w:ascii="Arial Unicode MS" w:hAnsi="Arial Unicode MS" w:eastAsia="Arial Unicode MS" w:cs="Arial Unicode MS"/>
-          <w:color w:val="000000"/>
-          <w:rtl w:val="0"/>
-          <w:lang w:val="ja-JP" w:eastAsia="ja-JP" w:bidi="ja-JP"/>
-        </w:rPr>
-        <w:t xml:space="preserve">サイト言語が手動待機分も含む背景 </w:t>
-      </w:r>
-      <w:r>
-        <w:rPr>
-          <w:rFonts w:ascii="Arial Unicode MS" w:hAnsi="Arial Unicode MS" w:eastAsia="Arial Unicode MS" w:cs="Arial Unicode MS"/>
-          <w:color w:val="000000"/>
-          <w:rtl w:val="0"/>
-          <w:lang w:val="en-US" w:eastAsia="ja-JP" w:bidi="ja-JP"/>
-        </w:rPr>
-        <w:t>PrintNode</w:t>
-      </w:r>
-      <w:r>
-        <w:rPr>
-          <w:rFonts w:ascii="Arial Unicode MS" w:hAnsi="Arial Unicode MS" w:eastAsia="Arial Unicode MS" w:cs="Arial Unicode MS"/>
-          <w:color w:val="000000"/>
-          <w:rtl w:val="0"/>
-          <w:lang w:val="ja-JP" w:eastAsia="ja-JP" w:bidi="ja-JP"/>
-        </w:rPr>
-        <w:t xml:space="preserve"> 請求書を決め、プロフィール言語が管理画面、</w:t>
-      </w:r>
-      <w:r>
-        <w:rPr>
-          <w:rFonts w:ascii="Arial Unicode MS" w:hAnsi="Arial Unicode MS" w:eastAsia="Arial Unicode MS" w:cs="Arial Unicode MS"/>
-          <w:color w:val="000000"/>
-          <w:rtl w:val="0"/>
-          <w:lang w:val="en-US" w:eastAsia="ja-JP" w:bidi="ja-JP"/>
-        </w:rPr>
-        <w:t>REST</w:t>
-      </w:r>
-      <w:r>
-        <w:rPr>
-          <w:rFonts w:ascii="Arial Unicode MS" w:hAnsi="Arial Unicode MS" w:eastAsia="Arial Unicode MS" w:cs="Arial Unicode MS"/>
-          <w:color w:val="000000"/>
-          <w:rtl w:val="0"/>
-          <w:lang w:val="ja-JP" w:eastAsia="ja-JP" w:bidi="ja-JP"/>
-        </w:rPr>
-        <w:t xml:space="preserve">、ブラウザープレビューを決めます。ペルシャ語・アラビア語は </w:t>
-      </w:r>
-      <w:r>
-        <w:rPr>
-          <w:rFonts w:ascii="Arial Unicode MS" w:hAnsi="Arial Unicode MS" w:eastAsia="Arial Unicode MS" w:cs="Arial Unicode MS"/>
-          <w:color w:val="000000"/>
-          <w:rtl w:val="0"/>
-          <w:lang w:val="en-US" w:eastAsia="ja-JP" w:bidi="ja-JP"/>
-        </w:rPr>
-        <w:t>RTL</w:t>
-      </w:r>
-      <w:r>
-        <w:rPr>
-          <w:rFonts w:ascii="Arial Unicode MS" w:hAnsi="Arial Unicode MS" w:eastAsia="Arial Unicode MS" w:cs="Arial Unicode MS"/>
-          <w:color w:val="000000"/>
-          <w:rtl w:val="0"/>
-          <w:lang w:val="ja-JP" w:eastAsia="ja-JP" w:bidi="ja-JP"/>
-        </w:rPr>
-        <w:t>。</w:t>
-      </w:r>
-      <w:r>
-        <w:rPr>
-          <w:rFonts w:ascii="Arial Unicode MS" w:hAnsi="Arial Unicode MS" w:eastAsia="Arial Unicode MS" w:cs="Arial Unicode MS"/>
-          <w:color w:val="000000"/>
-          <w:rtl w:val="0"/>
-          <w:lang w:val="en-US" w:eastAsia="ja-JP" w:bidi="ja-JP"/>
-        </w:rPr>
-        <w:t>RTL</w:t>
-      </w:r>
-      <w:r>
-        <w:rPr>
-          <w:rFonts w:ascii="Arial Unicode MS" w:hAnsi="Arial Unicode MS" w:eastAsia="Arial Unicode MS" w:cs="Arial Unicode MS"/>
-          <w:color w:val="000000"/>
-          <w:rtl w:val="0"/>
-          <w:lang w:val="ja-JP" w:eastAsia="ja-JP" w:bidi="ja-JP"/>
-        </w:rPr>
-        <w:t xml:space="preserve"> プレビューは方向だけを変更します。翻訳はラベルとサンプルのみで、保存済みの商品名やメモは変わりません。</w:t>
+        </w:rPr>
+        <w:t>サイト言語が手動待機分も含む背景 CUPS / agent 請求書を決め、プロフィール言語が管理画面、REST、ブラウザープレビューを決めます。ペルシャ語・アラビア語は RTL。RTL プレビューは方向だけを変更します。翻訳はラベルとサンプルのみで、保存済みの商品名やメモは変わりません。</w:t>
       </w:r>
     </w:p>
     <w:tbl>
@@ -7520,13 +6488,14 @@
               <w:left w:w="100" w:type="dxa"/>
               <w:right w:w="100" w:type="dxa"/>
             </w:tcMar>
-            <w:shd w:fill="E7EDF2"/>
+            <w:shd w:fill="D9D9D9" w:val="clear"/>
           </w:tcPr>
           <w:p>
             <w:pPr>
               <w:bidi w:val="0"/>
               <w:spacing w:after="0" w:line="269" w:lineRule="auto"/>
               <w:jc w:val="left"/>
+              <w:wordWrap w:val="0"/>
             </w:pPr>
             <w:r>
               <w:rPr>
@@ -7552,13 +6521,14 @@
               <w:left w:w="100" w:type="dxa"/>
               <w:right w:w="100" w:type="dxa"/>
             </w:tcMar>
-            <w:shd w:fill="E7EDF2"/>
+            <w:shd w:fill="D9D9D9" w:val="clear"/>
           </w:tcPr>
           <w:p>
             <w:pPr>
               <w:bidi w:val="0"/>
               <w:spacing w:after="0" w:line="269" w:lineRule="auto"/>
               <w:jc w:val="left"/>
+              <w:wordWrap w:val="0"/>
             </w:pPr>
             <w:r>
               <w:rPr>
@@ -7584,13 +6554,14 @@
               <w:left w:w="100" w:type="dxa"/>
               <w:right w:w="100" w:type="dxa"/>
             </w:tcMar>
-            <w:shd w:fill="E7EDF2"/>
+            <w:shd w:fill="D9D9D9" w:val="clear"/>
           </w:tcPr>
           <w:p>
             <w:pPr>
               <w:bidi w:val="0"/>
               <w:spacing w:after="0" w:line="269" w:lineRule="auto"/>
               <w:jc w:val="left"/>
+              <w:wordWrap w:val="0"/>
             </w:pPr>
             <w:r>
               <w:rPr>
@@ -7627,6 +6598,7 @@
               <w:bidi w:val="0"/>
               <w:spacing w:after="0" w:line="269" w:lineRule="auto"/>
               <w:jc w:val="left"/>
+              <w:wordWrap w:val="0"/>
             </w:pPr>
             <w:r>
               <w:rPr>
@@ -7657,6 +6629,7 @@
               <w:bidi w:val="0"/>
               <w:spacing w:after="0" w:line="269" w:lineRule="auto"/>
               <w:jc w:val="left"/>
+              <w:wordWrap w:val="0"/>
             </w:pPr>
             <w:r>
               <w:rPr>
@@ -7687,6 +6660,7 @@
               <w:bidi w:val="0"/>
               <w:spacing w:after="0" w:line="269" w:lineRule="auto"/>
               <w:jc w:val="left"/>
+              <w:wordWrap w:val="0"/>
             </w:pPr>
             <w:r>
               <w:rPr>
@@ -7722,6 +6696,7 @@
               <w:bidi w:val="0"/>
               <w:spacing w:after="0" w:line="269" w:lineRule="auto"/>
               <w:jc w:val="left"/>
+              <w:wordWrap w:val="0"/>
             </w:pPr>
             <w:r>
               <w:rPr>
@@ -7752,6 +6727,7 @@
               <w:bidi w:val="0"/>
               <w:spacing w:after="0" w:line="269" w:lineRule="auto"/>
               <w:jc w:val="left"/>
+              <w:wordWrap w:val="0"/>
             </w:pPr>
             <w:r>
               <w:rPr>
@@ -7782,6 +6758,7 @@
               <w:bidi w:val="0"/>
               <w:spacing w:after="0" w:line="269" w:lineRule="auto"/>
               <w:jc w:val="left"/>
+              <w:wordWrap w:val="0"/>
             </w:pPr>
             <w:r>
               <w:rPr>
@@ -7817,6 +6794,7 @@
               <w:bidi w:val="0"/>
               <w:spacing w:after="0" w:line="269" w:lineRule="auto"/>
               <w:jc w:val="left"/>
+              <w:wordWrap w:val="0"/>
             </w:pPr>
             <w:r>
               <w:rPr>
@@ -7847,6 +6825,7 @@
               <w:bidi w:val="0"/>
               <w:spacing w:after="0" w:line="269" w:lineRule="auto"/>
               <w:jc w:val="left"/>
+              <w:wordWrap w:val="0"/>
             </w:pPr>
             <w:r>
               <w:rPr>
@@ -7877,6 +6856,7 @@
               <w:bidi w:val="0"/>
               <w:spacing w:after="0" w:line="269" w:lineRule="auto"/>
               <w:jc w:val="left"/>
+              <w:wordWrap w:val="0"/>
             </w:pPr>
             <w:r>
               <w:rPr>
@@ -7912,6 +6892,7 @@
               <w:bidi w:val="0"/>
               <w:spacing w:after="0" w:line="269" w:lineRule="auto"/>
               <w:jc w:val="left"/>
+              <w:wordWrap w:val="0"/>
             </w:pPr>
             <w:r>
               <w:rPr>
@@ -7942,6 +6923,7 @@
               <w:bidi w:val="0"/>
               <w:spacing w:after="0" w:line="269" w:lineRule="auto"/>
               <w:jc w:val="left"/>
+              <w:wordWrap w:val="0"/>
             </w:pPr>
             <w:r>
               <w:rPr>
@@ -7972,6 +6954,7 @@
               <w:bidi w:val="0"/>
               <w:spacing w:after="0" w:line="269" w:lineRule="auto"/>
               <w:jc w:val="left"/>
+              <w:wordWrap w:val="0"/>
             </w:pPr>
             <w:r>
               <w:rPr>
@@ -8007,6 +6990,7 @@
               <w:bidi w:val="0"/>
               <w:spacing w:after="0" w:line="269" w:lineRule="auto"/>
               <w:jc w:val="left"/>
+              <w:wordWrap w:val="0"/>
             </w:pPr>
             <w:r>
               <w:rPr>
@@ -8037,6 +7021,7 @@
               <w:bidi w:val="0"/>
               <w:spacing w:after="0" w:line="269" w:lineRule="auto"/>
               <w:jc w:val="left"/>
+              <w:wordWrap w:val="0"/>
             </w:pPr>
             <w:r>
               <w:rPr>
@@ -8067,6 +7052,7 @@
               <w:bidi w:val="0"/>
               <w:spacing w:after="0" w:line="269" w:lineRule="auto"/>
               <w:jc w:val="left"/>
+              <w:wordWrap w:val="0"/>
             </w:pPr>
             <w:r>
               <w:rPr>
@@ -8102,6 +7088,7 @@
               <w:bidi w:val="0"/>
               <w:spacing w:after="0" w:line="269" w:lineRule="auto"/>
               <w:jc w:val="left"/>
+              <w:wordWrap w:val="0"/>
             </w:pPr>
             <w:r>
               <w:rPr>
@@ -8132,6 +7119,7 @@
               <w:bidi w:val="0"/>
               <w:spacing w:after="0" w:line="269" w:lineRule="auto"/>
               <w:jc w:val="left"/>
+              <w:wordWrap w:val="0"/>
             </w:pPr>
             <w:r>
               <w:rPr>
@@ -8162,6 +7150,7 @@
               <w:bidi w:val="0"/>
               <w:spacing w:after="0" w:line="269" w:lineRule="auto"/>
               <w:jc w:val="left"/>
+              <w:wordWrap w:val="0"/>
             </w:pPr>
             <w:r>
               <w:rPr>
@@ -8197,6 +7186,7 @@
               <w:bidi w:val="0"/>
               <w:spacing w:after="0" w:line="269" w:lineRule="auto"/>
               <w:jc w:val="left"/>
+              <w:wordWrap w:val="0"/>
             </w:pPr>
             <w:r>
               <w:rPr>
@@ -8227,6 +7217,7 @@
               <w:bidi w:val="0"/>
               <w:spacing w:after="0" w:line="269" w:lineRule="auto"/>
               <w:jc w:val="left"/>
+              <w:wordWrap w:val="0"/>
             </w:pPr>
             <w:r>
               <w:rPr>
@@ -8257,6 +7248,7 @@
               <w:bidi w:val="0"/>
               <w:spacing w:after="0" w:line="269" w:lineRule="auto"/>
               <w:jc w:val="left"/>
+              <w:wordWrap w:val="0"/>
             </w:pPr>
             <w:r>
               <w:rPr>
@@ -8292,6 +7284,7 @@
               <w:bidi w:val="0"/>
               <w:spacing w:after="0" w:line="269" w:lineRule="auto"/>
               <w:jc w:val="left"/>
+              <w:wordWrap w:val="0"/>
             </w:pPr>
             <w:r>
               <w:rPr>
@@ -8322,6 +7315,7 @@
               <w:bidi w:val="0"/>
               <w:spacing w:after="0" w:line="269" w:lineRule="auto"/>
               <w:jc w:val="left"/>
+              <w:wordWrap w:val="0"/>
             </w:pPr>
             <w:r>
               <w:rPr>
@@ -8352,6 +7346,7 @@
               <w:bidi w:val="0"/>
               <w:spacing w:after="0" w:line="269" w:lineRule="auto"/>
               <w:jc w:val="left"/>
+              <w:wordWrap w:val="0"/>
             </w:pPr>
             <w:r>
               <w:rPr>
@@ -8387,6 +7382,7 @@
               <w:bidi w:val="0"/>
               <w:spacing w:after="0" w:line="269" w:lineRule="auto"/>
               <w:jc w:val="left"/>
+              <w:wordWrap w:val="0"/>
             </w:pPr>
             <w:r>
               <w:rPr>
@@ -8417,6 +7413,7 @@
               <w:bidi w:val="0"/>
               <w:spacing w:after="0" w:line="269" w:lineRule="auto"/>
               <w:jc w:val="left"/>
+              <w:wordWrap w:val="0"/>
             </w:pPr>
             <w:r>
               <w:rPr>
@@ -8447,6 +7444,7 @@
               <w:bidi w:val="0"/>
               <w:spacing w:after="0" w:line="269" w:lineRule="auto"/>
               <w:jc w:val="left"/>
+              <w:wordWrap w:val="0"/>
             </w:pPr>
             <w:r>
               <w:rPr>
@@ -8482,6 +7480,7 @@
               <w:bidi w:val="0"/>
               <w:spacing w:after="0" w:line="269" w:lineRule="auto"/>
               <w:jc w:val="left"/>
+              <w:wordWrap w:val="0"/>
             </w:pPr>
             <w:r>
               <w:rPr>
@@ -8512,6 +7511,7 @@
               <w:bidi w:val="0"/>
               <w:spacing w:after="0" w:line="269" w:lineRule="auto"/>
               <w:jc w:val="left"/>
+              <w:wordWrap w:val="0"/>
             </w:pPr>
             <w:r>
               <w:rPr>
@@ -8542,6 +7542,7 @@
               <w:bidi w:val="0"/>
               <w:spacing w:after="0" w:line="269" w:lineRule="auto"/>
               <w:jc w:val="left"/>
+              <w:wordWrap w:val="0"/>
             </w:pPr>
             <w:r>
               <w:rPr>
@@ -8577,6 +7578,7 @@
               <w:bidi w:val="0"/>
               <w:spacing w:after="0" w:line="269" w:lineRule="auto"/>
               <w:jc w:val="left"/>
+              <w:wordWrap w:val="0"/>
             </w:pPr>
             <w:r>
               <w:rPr>
@@ -8607,6 +7609,7 @@
               <w:bidi w:val="0"/>
               <w:spacing w:after="0" w:line="269" w:lineRule="auto"/>
               <w:jc w:val="left"/>
+              <w:wordWrap w:val="0"/>
             </w:pPr>
             <w:r>
               <w:rPr>
@@ -8637,6 +7640,7 @@
               <w:bidi w:val="0"/>
               <w:spacing w:after="0" w:line="269" w:lineRule="auto"/>
               <w:jc w:val="left"/>
+              <w:wordWrap w:val="0"/>
             </w:pPr>
             <w:r>
               <w:rPr>
@@ -8672,6 +7676,7 @@
               <w:bidi w:val="0"/>
               <w:spacing w:after="0" w:line="269" w:lineRule="auto"/>
               <w:jc w:val="left"/>
+              <w:wordWrap w:val="0"/>
             </w:pPr>
             <w:r>
               <w:rPr>
@@ -8702,6 +7707,7 @@
               <w:bidi w:val="0"/>
               <w:spacing w:after="0" w:line="269" w:lineRule="auto"/>
               <w:jc w:val="left"/>
+              <w:wordWrap w:val="0"/>
             </w:pPr>
             <w:r>
               <w:rPr>
@@ -8732,6 +7738,7 @@
               <w:bidi w:val="0"/>
               <w:spacing w:after="0" w:line="269" w:lineRule="auto"/>
               <w:jc w:val="left"/>
+              <w:wordWrap w:val="0"/>
             </w:pPr>
             <w:r>
               <w:rPr>
@@ -8767,6 +7774,7 @@
               <w:bidi w:val="0"/>
               <w:spacing w:after="0" w:line="269" w:lineRule="auto"/>
               <w:jc w:val="left"/>
+              <w:wordWrap w:val="0"/>
             </w:pPr>
             <w:r>
               <w:rPr>
@@ -8797,6 +7805,7 @@
               <w:bidi w:val="0"/>
               <w:spacing w:after="0" w:line="269" w:lineRule="auto"/>
               <w:jc w:val="left"/>
+              <w:wordWrap w:val="0"/>
             </w:pPr>
             <w:r>
               <w:rPr>
@@ -8827,6 +7836,7 @@
               <w:bidi w:val="0"/>
               <w:spacing w:after="0" w:line="269" w:lineRule="auto"/>
               <w:jc w:val="left"/>
+              <w:wordWrap w:val="0"/>
             </w:pPr>
             <w:r>
               <w:rPr>
@@ -8862,6 +7872,7 @@
               <w:bidi w:val="0"/>
               <w:spacing w:after="0" w:line="269" w:lineRule="auto"/>
               <w:jc w:val="left"/>
+              <w:wordWrap w:val="0"/>
             </w:pPr>
             <w:r>
               <w:rPr>
@@ -8892,6 +7903,7 @@
               <w:bidi w:val="0"/>
               <w:spacing w:after="0" w:line="269" w:lineRule="auto"/>
               <w:jc w:val="left"/>
+              <w:wordWrap w:val="0"/>
             </w:pPr>
             <w:r>
               <w:rPr>
@@ -8922,6 +7934,7 @@
               <w:bidi w:val="0"/>
               <w:spacing w:after="0" w:line="269" w:lineRule="auto"/>
               <w:jc w:val="left"/>
+              <w:wordWrap w:val="0"/>
             </w:pPr>
             <w:r>
               <w:rPr>
@@ -8941,12 +7954,14 @@
     <w:p>
       <w:pPr>
         <w:spacing w:after="40"/>
+        <w:wordWrap w:val="0"/>
       </w:pPr>
     </w:p>
     <w:p>
       <w:pPr>
         <w:bidi w:val="0"/>
         <w:jc w:val="left"/>
+        <w:wordWrap w:val="0"/>
       </w:pPr>
       <w:r>
         <w:rPr>
@@ -9330,12 +8345,14 @@
     <w:p>
       <w:pPr>
         <w:spacing w:after="40"/>
+        <w:wordWrap w:val="0"/>
       </w:pPr>
     </w:p>
     <w:p>
       <w:pPr>
         <w:bidi w:val="0"/>
         <w:jc w:val="left"/>
+        <w:wordWrap w:val="0"/>
       </w:pPr>
       <w:r>
         <w:rPr>
@@ -9424,6 +8441,7 @@
         <w:pStyle w:val="Heading1"/>
         <w:bidi w:val="0"/>
         <w:jc w:val="left"/>
+        <w:wordWrap w:val="0"/>
       </w:pPr>
       <w:r>
         <w:rPr>
@@ -9440,6 +8458,7 @@
       <w:pPr>
         <w:bidi w:val="0"/>
         <w:jc w:val="left"/>
+        <w:wordWrap w:val="0"/>
       </w:pPr>
       <w:r>
         <w:rPr>
@@ -9511,7 +8530,7 @@
           <w:rtl w:val="0"/>
           <w:lang w:val="en-US" w:eastAsia="ja-JP" w:bidi="ja-JP"/>
         </w:rPr>
-        <w:t>PrintNode</w:t>
+        <w:t>CUPS</w:t>
       </w:r>
       <w:r>
         <w:rPr>
@@ -9616,12 +8635,14 @@
     <w:p>
       <w:pPr>
         <w:spacing w:after="40"/>
+        <w:wordWrap w:val="0"/>
       </w:pPr>
     </w:p>
     <w:p>
       <w:pPr>
         <w:bidi w:val="0"/>
         <w:jc w:val="left"/>
+        <w:wordWrap w:val="0"/>
       </w:pPr>
       <w:r>
         <w:rPr>
@@ -9906,12 +8927,14 @@
     <w:p>
       <w:pPr>
         <w:spacing w:after="40"/>
+        <w:wordWrap w:val="0"/>
       </w:pPr>
     </w:p>
     <w:p>
       <w:pPr>
         <w:bidi w:val="0"/>
         <w:jc w:val="left"/>
+        <w:wordWrap w:val="0"/>
       </w:pPr>
       <w:r>
         <w:rPr>
@@ -9982,6 +9005,7 @@
         <w:pStyle w:val="Heading1"/>
         <w:bidi w:val="0"/>
         <w:jc w:val="left"/>
+        <w:wordWrap w:val="0"/>
       </w:pPr>
       <w:r>
         <w:rPr>
@@ -9992,12 +9016,27 @@
           <w:bCs w:val="1"/>
         </w:rPr>
         <w:t>保存とセキュリティとリリース</w:t>
+      </w:r>
+    </w:p>
+    <w:p>
+      <w:pPr>
+        <w:bidi w:val="0"/>
+        <w:jc w:val="start"/>
+        <w:wordWrap w:val="0"/>
+      </w:pPr>
+      <w:r>
+        <w:rPr>
+          <w:lang w:val="ja-JP" w:bidi="ja-JP"/>
+          <w:rtl w:val="0"/>
+        </w:rPr>
+        <w:t>WCIP_CUPS_PASSWORD が空でない文字列なら、設定のパスワード欄は編集できません。 保存したパスワードは表示せずブラウザーにも返しません。 この出力先では顧客情報を含むPDFを設定済みのCUPSサーバーだけに送信します。</w:t>
       </w:r>
     </w:p>
     <w:p>
       <w:pPr>
         <w:bidi w:val="0"/>
         <w:jc w:val="left"/>
+        <w:wordWrap w:val="0"/>
       </w:pPr>
       <w:r>
         <w:rPr>
@@ -10006,16 +9045,34 @@
           <w:rtl w:val="0"/>
           <w:lang w:val="ja-JP" w:eastAsia="ja-JP" w:bidi="ja-JP"/>
         </w:rPr>
-        <w:t>鍵はサーバー側に置きます。</w:t>
+        <w:t>{</w:t>
+      </w:r>
+      <w:r>
+        <w:rPr>
+          <w:rFonts w:ascii="Courier New" w:hAnsi="Courier New" w:eastAsia="Courier New" w:cs="Courier New"/>
+          <w:color w:val="000000"/>
+          <w:rtl w:val="0"/>
+          <w:lang w:val="en-US" w:eastAsia="ja-JP" w:bidi="ja-JP"/>
+        </w:rPr>
+        <w:t>$wpdb-&gt;prefix}wc_invoice_print_jobs</w:t>
       </w:r>
       <w:r>
         <w:rPr>
           <w:rFonts w:ascii="Arial Unicode MS" w:hAnsi="Arial Unicode MS" w:eastAsia="Arial Unicode MS" w:cs="Arial Unicode MS"/>
           <w:color w:val="000000"/>
           <w:rtl w:val="0"/>
+          <w:lang w:val="ja-JP" w:eastAsia="ja-JP" w:bidi="ja-JP"/>
+        </w:rPr>
+        <w:t xml:space="preserve"> は参照、状態、確認を保存し </w:t>
+      </w:r>
+      <w:r>
+        <w:rPr>
+          <w:rFonts w:ascii="Arial Unicode MS" w:hAnsi="Arial Unicode MS" w:eastAsia="Arial Unicode MS" w:cs="Arial Unicode MS"/>
+          <w:color w:val="000000"/>
+          <w:rtl w:val="0"/>
           <w:lang w:val="en-US" w:eastAsia="ja-JP" w:bidi="ja-JP"/>
         </w:rPr>
-        <w:t>wp-config.php</w:t>
+        <w:t>PDF</w:t>
       </w:r>
       <w:r>
         <w:rPr>
@@ -10024,7 +9081,7 @@
           <w:rtl w:val="0"/>
           <w:lang w:val="ja-JP" w:eastAsia="ja-JP" w:bidi="ja-JP"/>
         </w:rPr>
-        <w:t xml:space="preserve"> の非空 </w:t>
+        <w:t xml:space="preserve"> は保存しません。設定は </w:t>
       </w:r>
       <w:r>
         <w:rPr>
@@ -10033,7 +9090,7 @@
           <w:rtl w:val="0"/>
           <w:lang w:val="en-US" w:eastAsia="ja-JP" w:bidi="ja-JP"/>
         </w:rPr>
-        <w:t>WCIP_PRINTNODE_API_KEY</w:t>
+        <w:t>wcip_settings</w:t>
       </w:r>
       <w:r>
         <w:rPr>
@@ -10042,16 +9099,34 @@
           <w:rtl w:val="0"/>
           <w:lang w:val="ja-JP" w:eastAsia="ja-JP" w:bidi="ja-JP"/>
         </w:rPr>
-        <w:t xml:space="preserve"> が保存鍵を上書きします。</w:t>
+        <w:t>、</w:t>
+      </w:r>
+      <w:r>
+        <w:rPr>
+          <w:rFonts w:ascii="Courier New" w:hAnsi="Courier New" w:eastAsia="Courier New" w:cs="Courier New"/>
+          <w:color w:val="000000"/>
+          <w:rtl w:val="0"/>
+          <w:lang w:val="en-US" w:eastAsia="ja-JP" w:bidi="ja-JP"/>
+        </w:rPr>
+        <w:t>wcip_db_version</w:t>
       </w:r>
       <w:r>
         <w:rPr>
           <w:rFonts w:ascii="Arial Unicode MS" w:hAnsi="Arial Unicode MS" w:eastAsia="Arial Unicode MS" w:cs="Arial Unicode MS"/>
           <w:color w:val="000000"/>
           <w:rtl w:val="0"/>
+          <w:lang w:val="ja-JP" w:eastAsia="ja-JP" w:bidi="ja-JP"/>
+        </w:rPr>
+        <w:t>、</w:t>
+      </w:r>
+      <w:r>
+        <w:rPr>
+          <w:rFonts w:ascii="Courier New" w:hAnsi="Courier New" w:eastAsia="Courier New" w:cs="Courier New"/>
+          <w:color w:val="000000"/>
+          <w:rtl w:val="0"/>
           <w:lang w:val="en-US" w:eastAsia="ja-JP" w:bidi="ja-JP"/>
         </w:rPr>
-        <w:t>DB</w:t>
+        <w:t>wcip_capabilities_version</w:t>
       </w:r>
       <w:r>
         <w:rPr>
@@ -10060,16 +9135,34 @@
           <w:rtl w:val="0"/>
           <w:lang w:val="ja-JP" w:eastAsia="ja-JP" w:bidi="ja-JP"/>
         </w:rPr>
-        <w:t xml:space="preserve"> 鍵は暗号化されずバックアップに含まれますが </w:t>
+        <w:t>、</w:t>
+      </w:r>
+      <w:r>
+        <w:rPr>
+          <w:rFonts w:ascii="Courier New" w:hAnsi="Courier New" w:eastAsia="Courier New" w:cs="Courier New"/>
+          <w:color w:val="000000"/>
+          <w:rtl w:val="0"/>
+          <w:lang w:val="en-US" w:eastAsia="ja-JP" w:bidi="ja-JP"/>
+        </w:rPr>
+        <w:t>wcip_recovery_cursor</w:t>
       </w:r>
       <w:r>
         <w:rPr>
           <w:rFonts w:ascii="Arial Unicode MS" w:hAnsi="Arial Unicode MS" w:eastAsia="Arial Unicode MS" w:cs="Arial Unicode MS"/>
           <w:color w:val="000000"/>
           <w:rtl w:val="0"/>
+          <w:lang w:val="ja-JP" w:eastAsia="ja-JP" w:bidi="ja-JP"/>
+        </w:rPr>
+        <w:t xml:space="preserve">。有効化で移行、無効化でデータ保持、再有効化で復旧します。削除は </w:t>
+      </w:r>
+      <w:r>
+        <w:rPr>
+          <w:rFonts w:ascii="Courier New" w:hAnsi="Courier New" w:eastAsia="Courier New" w:cs="Courier New"/>
+          <w:color w:val="000000"/>
+          <w:rtl w:val="0"/>
           <w:lang w:val="en-US" w:eastAsia="ja-JP" w:bidi="ja-JP"/>
         </w:rPr>
-        <w:t>REST</w:t>
+        <w:t>wcip_delete_data_on_uninstall</w:t>
       </w:r>
       <w:r>
         <w:rPr>
@@ -10078,7 +9171,7 @@
           <w:rtl w:val="0"/>
           <w:lang w:val="ja-JP" w:eastAsia="ja-JP" w:bidi="ja-JP"/>
         </w:rPr>
-        <w:t xml:space="preserve"> は返しません。</w:t>
+        <w:t xml:space="preserve"> 指定時のみデータを消します。履歴期限はなく、</w:t>
       </w:r>
       <w:r>
         <w:rPr>
@@ -10087,7 +9180,7 @@
           <w:rtl w:val="0"/>
           <w:lang w:val="en-US" w:eastAsia="ja-JP" w:bidi="ja-JP"/>
         </w:rPr>
-        <w:t>PrintNode</w:t>
+        <w:t>multisite</w:t>
       </w:r>
       <w:r>
         <w:rPr>
@@ -10096,190 +9189,14 @@
           <w:rtl w:val="0"/>
           <w:lang w:val="ja-JP" w:eastAsia="ja-JP" w:bidi="ja-JP"/>
         </w:rPr>
-        <w:t xml:space="preserve"> は </w:t>
-      </w:r>
-      <w:r>
-        <w:rPr>
-          <w:rFonts w:ascii="Arial Unicode MS" w:hAnsi="Arial Unicode MS" w:eastAsia="Arial Unicode MS" w:cs="Arial Unicode MS"/>
-          <w:color w:val="000000"/>
-          <w:rtl w:val="0"/>
-          <w:lang w:val="en-US" w:eastAsia="ja-JP" w:bidi="ja-JP"/>
-        </w:rPr>
-        <w:t>PDF</w:t>
-      </w:r>
-      <w:r>
-        <w:rPr>
-          <w:rFonts w:ascii="Arial Unicode MS" w:hAnsi="Arial Unicode MS" w:eastAsia="Arial Unicode MS" w:cs="Arial Unicode MS"/>
-          <w:color w:val="000000"/>
-          <w:rtl w:val="0"/>
-          <w:lang w:val="ja-JP" w:eastAsia="ja-JP" w:bidi="ja-JP"/>
-        </w:rPr>
-        <w:t xml:space="preserve"> 内の顧客情報を受け取ります。私的な一時ファイルは処理後削除され、機密ログは避けます。</w:t>
+        <w:t xml:space="preserve"> は別検証が必要です。</w:t>
       </w:r>
     </w:p>
     <w:p>
       <w:pPr>
         <w:bidi w:val="0"/>
         <w:jc w:val="left"/>
-      </w:pPr>
-      <w:r>
-        <w:rPr>
-          <w:rFonts w:ascii="Arial Unicode MS" w:hAnsi="Arial Unicode MS" w:eastAsia="Arial Unicode MS" w:cs="Arial Unicode MS"/>
-          <w:color w:val="000000"/>
-          <w:rtl w:val="0"/>
-          <w:lang w:val="ja-JP" w:eastAsia="ja-JP" w:bidi="ja-JP"/>
-        </w:rPr>
-        <w:t>{</w:t>
-      </w:r>
-      <w:r>
-        <w:rPr>
-          <w:rFonts w:ascii="Courier New" w:hAnsi="Courier New" w:eastAsia="Courier New" w:cs="Courier New"/>
-          <w:color w:val="000000"/>
-          <w:rtl w:val="0"/>
-          <w:lang w:val="en-US" w:eastAsia="ja-JP" w:bidi="ja-JP"/>
-        </w:rPr>
-        <w:t>$wpdb-&gt;prefix}wc_invoice_print_jobs</w:t>
-      </w:r>
-      <w:r>
-        <w:rPr>
-          <w:rFonts w:ascii="Arial Unicode MS" w:hAnsi="Arial Unicode MS" w:eastAsia="Arial Unicode MS" w:cs="Arial Unicode MS"/>
-          <w:color w:val="000000"/>
-          <w:rtl w:val="0"/>
-          <w:lang w:val="ja-JP" w:eastAsia="ja-JP" w:bidi="ja-JP"/>
-        </w:rPr>
-        <w:t xml:space="preserve"> は参照、状態、確認を保存し </w:t>
-      </w:r>
-      <w:r>
-        <w:rPr>
-          <w:rFonts w:ascii="Arial Unicode MS" w:hAnsi="Arial Unicode MS" w:eastAsia="Arial Unicode MS" w:cs="Arial Unicode MS"/>
-          <w:color w:val="000000"/>
-          <w:rtl w:val="0"/>
-          <w:lang w:val="en-US" w:eastAsia="ja-JP" w:bidi="ja-JP"/>
-        </w:rPr>
-        <w:t>PDF</w:t>
-      </w:r>
-      <w:r>
-        <w:rPr>
-          <w:rFonts w:ascii="Arial Unicode MS" w:hAnsi="Arial Unicode MS" w:eastAsia="Arial Unicode MS" w:cs="Arial Unicode MS"/>
-          <w:color w:val="000000"/>
-          <w:rtl w:val="0"/>
-          <w:lang w:val="ja-JP" w:eastAsia="ja-JP" w:bidi="ja-JP"/>
-        </w:rPr>
-        <w:t xml:space="preserve"> は保存しません。設定は </w:t>
-      </w:r>
-      <w:r>
-        <w:rPr>
-          <w:rFonts w:ascii="Courier New" w:hAnsi="Courier New" w:eastAsia="Courier New" w:cs="Courier New"/>
-          <w:color w:val="000000"/>
-          <w:rtl w:val="0"/>
-          <w:lang w:val="en-US" w:eastAsia="ja-JP" w:bidi="ja-JP"/>
-        </w:rPr>
-        <w:t>wcip_settings</w:t>
-      </w:r>
-      <w:r>
-        <w:rPr>
-          <w:rFonts w:ascii="Arial Unicode MS" w:hAnsi="Arial Unicode MS" w:eastAsia="Arial Unicode MS" w:cs="Arial Unicode MS"/>
-          <w:color w:val="000000"/>
-          <w:rtl w:val="0"/>
-          <w:lang w:val="ja-JP" w:eastAsia="ja-JP" w:bidi="ja-JP"/>
-        </w:rPr>
-        <w:t>、</w:t>
-      </w:r>
-      <w:r>
-        <w:rPr>
-          <w:rFonts w:ascii="Courier New" w:hAnsi="Courier New" w:eastAsia="Courier New" w:cs="Courier New"/>
-          <w:color w:val="000000"/>
-          <w:rtl w:val="0"/>
-          <w:lang w:val="en-US" w:eastAsia="ja-JP" w:bidi="ja-JP"/>
-        </w:rPr>
-        <w:t>wcip_db_version</w:t>
-      </w:r>
-      <w:r>
-        <w:rPr>
-          <w:rFonts w:ascii="Arial Unicode MS" w:hAnsi="Arial Unicode MS" w:eastAsia="Arial Unicode MS" w:cs="Arial Unicode MS"/>
-          <w:color w:val="000000"/>
-          <w:rtl w:val="0"/>
-          <w:lang w:val="ja-JP" w:eastAsia="ja-JP" w:bidi="ja-JP"/>
-        </w:rPr>
-        <w:t>、</w:t>
-      </w:r>
-      <w:r>
-        <w:rPr>
-          <w:rFonts w:ascii="Courier New" w:hAnsi="Courier New" w:eastAsia="Courier New" w:cs="Courier New"/>
-          <w:color w:val="000000"/>
-          <w:rtl w:val="0"/>
-          <w:lang w:val="en-US" w:eastAsia="ja-JP" w:bidi="ja-JP"/>
-        </w:rPr>
-        <w:t>wcip_capabilities_version</w:t>
-      </w:r>
-      <w:r>
-        <w:rPr>
-          <w:rFonts w:ascii="Arial Unicode MS" w:hAnsi="Arial Unicode MS" w:eastAsia="Arial Unicode MS" w:cs="Arial Unicode MS"/>
-          <w:color w:val="000000"/>
-          <w:rtl w:val="0"/>
-          <w:lang w:val="ja-JP" w:eastAsia="ja-JP" w:bidi="ja-JP"/>
-        </w:rPr>
-        <w:t>、</w:t>
-      </w:r>
-      <w:r>
-        <w:rPr>
-          <w:rFonts w:ascii="Courier New" w:hAnsi="Courier New" w:eastAsia="Courier New" w:cs="Courier New"/>
-          <w:color w:val="000000"/>
-          <w:rtl w:val="0"/>
-          <w:lang w:val="en-US" w:eastAsia="ja-JP" w:bidi="ja-JP"/>
-        </w:rPr>
-        <w:t>wcip_recovery_cursor</w:t>
-      </w:r>
-      <w:r>
-        <w:rPr>
-          <w:rFonts w:ascii="Arial Unicode MS" w:hAnsi="Arial Unicode MS" w:eastAsia="Arial Unicode MS" w:cs="Arial Unicode MS"/>
-          <w:color w:val="000000"/>
-          <w:rtl w:val="0"/>
-          <w:lang w:val="ja-JP" w:eastAsia="ja-JP" w:bidi="ja-JP"/>
-        </w:rPr>
-        <w:t xml:space="preserve">。有効化で移行、無効化でデータ保持、再有効化で復旧します。削除は </w:t>
-      </w:r>
-      <w:r>
-        <w:rPr>
-          <w:rFonts w:ascii="Courier New" w:hAnsi="Courier New" w:eastAsia="Courier New" w:cs="Courier New"/>
-          <w:color w:val="000000"/>
-          <w:rtl w:val="0"/>
-          <w:lang w:val="en-US" w:eastAsia="ja-JP" w:bidi="ja-JP"/>
-        </w:rPr>
-        <w:t>wcip_delete_data_on_uninstall</w:t>
-      </w:r>
-      <w:r>
-        <w:rPr>
-          <w:rFonts w:ascii="Arial Unicode MS" w:hAnsi="Arial Unicode MS" w:eastAsia="Arial Unicode MS" w:cs="Arial Unicode MS"/>
-          <w:color w:val="000000"/>
-          <w:rtl w:val="0"/>
-          <w:lang w:val="ja-JP" w:eastAsia="ja-JP" w:bidi="ja-JP"/>
-        </w:rPr>
-        <w:t xml:space="preserve"> 指定時のみデータを消します。履歴期限はなく、</w:t>
-      </w:r>
-      <w:r>
-        <w:rPr>
-          <w:rFonts w:ascii="Arial Unicode MS" w:hAnsi="Arial Unicode MS" w:eastAsia="Arial Unicode MS" w:cs="Arial Unicode MS"/>
-          <w:color w:val="000000"/>
-          <w:rtl w:val="0"/>
-          <w:lang w:val="en-US" w:eastAsia="ja-JP" w:bidi="ja-JP"/>
-        </w:rPr>
-        <w:t>multisite</w:t>
-      </w:r>
-      <w:r>
-        <w:rPr>
-          <w:rFonts w:ascii="Arial Unicode MS" w:hAnsi="Arial Unicode MS" w:eastAsia="Arial Unicode MS" w:cs="Arial Unicode MS"/>
-          <w:color w:val="000000"/>
-          <w:rtl w:val="0"/>
-          <w:lang w:val="ja-JP" w:eastAsia="ja-JP" w:bidi="ja-JP"/>
-        </w:rPr>
-        <w:t xml:space="preserve"> は別検証が必要です。</w:t>
-      </w:r>
-    </w:p>
-    <w:p>
-      <w:pPr>
-        <w:bidi w:val="0"/>
-        <w:jc w:val="left"/>
+        <w:wordWrap w:val="0"/>
       </w:pPr>
       <w:r>
         <w:rPr>
@@ -10528,183 +9445,23 @@
     <w:p>
       <w:pPr>
         <w:spacing w:after="40"/>
+        <w:wordWrap w:val="0"/>
       </w:pPr>
     </w:p>
     <w:p>
       <w:pPr>
         <w:bidi w:val="0"/>
-        <w:jc w:val="left"/>
+        <w:jc w:val="start"/>
+        <w:wordWrap w:val="0"/>
       </w:pPr>
       <w:r>
         <w:rPr>
+          <w:lang w:val="ja-JP" w:bidi="ja-JP" w:eastAsia="ja-JP"/>
+          <w:color w:val="000000"/>
+          <w:rtl w:val="0"/>
           <w:rFonts w:ascii="Arial Unicode MS" w:hAnsi="Arial Unicode MS" w:eastAsia="Arial Unicode MS" w:cs="Arial Unicode MS"/>
-          <w:color w:val="000000"/>
-          <w:rtl w:val="0"/>
-          <w:lang w:val="ja-JP" w:eastAsia="ja-JP" w:bidi="ja-JP"/>
-        </w:rPr>
-        <w:t xml:space="preserve">待機継続なら </w:t>
-      </w:r>
-      <w:r>
-        <w:rPr>
-          <w:rFonts w:ascii="Arial Unicode MS" w:hAnsi="Arial Unicode MS" w:eastAsia="Arial Unicode MS" w:cs="Arial Unicode MS"/>
-          <w:color w:val="000000"/>
-          <w:rtl w:val="0"/>
-          <w:lang w:val="en-US" w:eastAsia="ja-JP" w:bidi="ja-JP"/>
-        </w:rPr>
-        <w:t>Scheduled</w:t>
-      </w:r>
-      <w:r>
-        <w:rPr>
-          <w:rFonts w:ascii="Arial Unicode MS" w:hAnsi="Arial Unicode MS" w:eastAsia="Arial Unicode MS" w:cs="Arial Unicode MS"/>
-          <w:color w:val="000000"/>
-          <w:rtl w:val="0"/>
-          <w:lang w:val="ja-JP" w:eastAsia="ja-JP" w:bidi="ja-JP"/>
-        </w:rPr>
-        <w:t xml:space="preserve"> </w:t>
-      </w:r>
-      <w:r>
-        <w:rPr>
-          <w:rFonts w:ascii="Arial Unicode MS" w:hAnsi="Arial Unicode MS" w:eastAsia="Arial Unicode MS" w:cs="Arial Unicode MS"/>
-          <w:color w:val="000000"/>
-          <w:rtl w:val="0"/>
-          <w:lang w:val="en-US" w:eastAsia="ja-JP" w:bidi="ja-JP"/>
-        </w:rPr>
-        <w:t>Actions</w:t>
-      </w:r>
-      <w:r>
-        <w:rPr>
-          <w:rFonts w:ascii="Arial Unicode MS" w:hAnsi="Arial Unicode MS" w:eastAsia="Arial Unicode MS" w:cs="Arial Unicode MS"/>
-          <w:color w:val="000000"/>
-          <w:rtl w:val="0"/>
-          <w:lang w:val="ja-JP" w:eastAsia="ja-JP" w:bidi="ja-JP"/>
-        </w:rPr>
-        <w:t>、グループ、</w:t>
-      </w:r>
-      <w:r>
-        <w:rPr>
-          <w:rFonts w:ascii="Arial Unicode MS" w:hAnsi="Arial Unicode MS" w:eastAsia="Arial Unicode MS" w:cs="Arial Unicode MS"/>
-          <w:color w:val="000000"/>
-          <w:rtl w:val="0"/>
-          <w:lang w:val="en-US" w:eastAsia="ja-JP" w:bidi="ja-JP"/>
-        </w:rPr>
-        <w:t>WP</w:t>
-      </w:r>
-      <w:r>
-        <w:rPr>
-          <w:rFonts w:ascii="Arial Unicode MS" w:hAnsi="Arial Unicode MS" w:eastAsia="Arial Unicode MS" w:cs="Arial Unicode MS"/>
-          <w:color w:val="000000"/>
-          <w:rtl w:val="0"/>
-          <w:lang w:val="ja-JP" w:eastAsia="ja-JP" w:bidi="ja-JP"/>
-        </w:rPr>
-        <w:t xml:space="preserve"> </w:t>
-      </w:r>
-      <w:r>
-        <w:rPr>
-          <w:rFonts w:ascii="Arial Unicode MS" w:hAnsi="Arial Unicode MS" w:eastAsia="Arial Unicode MS" w:cs="Arial Unicode MS"/>
-          <w:color w:val="000000"/>
-          <w:rtl w:val="0"/>
-          <w:lang w:val="en-US" w:eastAsia="ja-JP" w:bidi="ja-JP"/>
-        </w:rPr>
-        <w:t>Cron</w:t>
-      </w:r>
-      <w:r>
-        <w:rPr>
-          <w:rFonts w:ascii="Arial Unicode MS" w:hAnsi="Arial Unicode MS" w:eastAsia="Arial Unicode MS" w:cs="Arial Unicode MS"/>
-          <w:color w:val="000000"/>
-          <w:rtl w:val="0"/>
-          <w:lang w:val="ja-JP" w:eastAsia="ja-JP" w:bidi="ja-JP"/>
-        </w:rPr>
-        <w:t>、ループバックを確認します。</w:t>
-      </w:r>
-      <w:r>
-        <w:rPr>
-          <w:rFonts w:ascii="Arial Unicode MS" w:hAnsi="Arial Unicode MS" w:eastAsia="Arial Unicode MS" w:cs="Arial Unicode MS"/>
-          <w:color w:val="000000"/>
-          <w:rtl w:val="0"/>
-          <w:lang w:val="en-US" w:eastAsia="ja-JP" w:bidi="ja-JP"/>
-        </w:rPr>
-        <w:t>PDF</w:t>
-      </w:r>
-      <w:r>
-        <w:rPr>
-          <w:rFonts w:ascii="Arial Unicode MS" w:hAnsi="Arial Unicode MS" w:eastAsia="Arial Unicode MS" w:cs="Arial Unicode MS"/>
-          <w:color w:val="000000"/>
-          <w:rtl w:val="0"/>
-          <w:lang w:val="ja-JP" w:eastAsia="ja-JP" w:bidi="ja-JP"/>
-        </w:rPr>
-        <w:t xml:space="preserve"> は依存、字体、拡張、メモリー、一時領域を確認します。ローカル機器は </w:t>
-      </w:r>
-      <w:r>
-        <w:rPr>
-          <w:rFonts w:ascii="Arial Unicode MS" w:hAnsi="Arial Unicode MS" w:eastAsia="Arial Unicode MS" w:cs="Arial Unicode MS"/>
-          <w:color w:val="000000"/>
-          <w:rtl w:val="0"/>
-          <w:lang w:val="en-US" w:eastAsia="ja-JP" w:bidi="ja-JP"/>
-        </w:rPr>
-        <w:t>OS</w:t>
-      </w:r>
-      <w:r>
-        <w:rPr>
-          <w:rFonts w:ascii="Arial Unicode MS" w:hAnsi="Arial Unicode MS" w:eastAsia="Arial Unicode MS" w:cs="Arial Unicode MS"/>
-          <w:color w:val="000000"/>
-          <w:rtl w:val="0"/>
-          <w:lang w:val="ja-JP" w:eastAsia="ja-JP" w:bidi="ja-JP"/>
-        </w:rPr>
-        <w:t xml:space="preserve"> ダイアログ、一覧更新は </w:t>
-      </w:r>
-      <w:r>
-        <w:rPr>
-          <w:rFonts w:ascii="Arial Unicode MS" w:hAnsi="Arial Unicode MS" w:eastAsia="Arial Unicode MS" w:cs="Arial Unicode MS"/>
-          <w:color w:val="000000"/>
-          <w:rtl w:val="0"/>
-          <w:lang w:val="en-US" w:eastAsia="ja-JP" w:bidi="ja-JP"/>
-        </w:rPr>
-        <w:t>PrintNode</w:t>
-      </w:r>
-      <w:r>
-        <w:rPr>
-          <w:rFonts w:ascii="Arial Unicode MS" w:hAnsi="Arial Unicode MS" w:eastAsia="Arial Unicode MS" w:cs="Arial Unicode MS"/>
-          <w:color w:val="000000"/>
-          <w:rtl w:val="0"/>
-          <w:lang w:val="ja-JP" w:eastAsia="ja-JP" w:bidi="ja-JP"/>
-        </w:rPr>
-        <w:t xml:space="preserve"> のみです。</w:t>
-      </w:r>
-      <w:r>
-        <w:rPr>
-          <w:rFonts w:ascii="Arial Unicode MS" w:hAnsi="Arial Unicode MS" w:eastAsia="Arial Unicode MS" w:cs="Arial Unicode MS"/>
-          <w:color w:val="000000"/>
-          <w:rtl w:val="0"/>
-          <w:lang w:val="en-US" w:eastAsia="ja-JP" w:bidi="ja-JP"/>
-        </w:rPr>
-        <w:t>unknown</w:t>
-      </w:r>
-      <w:r>
-        <w:rPr>
-          <w:rFonts w:ascii="Arial Unicode MS" w:hAnsi="Arial Unicode MS" w:eastAsia="Arial Unicode MS" w:cs="Arial Unicode MS"/>
-          <w:color w:val="000000"/>
-          <w:rtl w:val="0"/>
-          <w:lang w:val="ja-JP" w:eastAsia="ja-JP" w:bidi="ja-JP"/>
-        </w:rPr>
-        <w:t xml:space="preserve"> や </w:t>
-      </w:r>
-      <w:r>
-        <w:rPr>
-          <w:rFonts w:ascii="Arial Unicode MS" w:hAnsi="Arial Unicode MS" w:eastAsia="Arial Unicode MS" w:cs="Arial Unicode MS"/>
-          <w:color w:val="000000"/>
-          <w:rtl w:val="0"/>
-          <w:lang w:val="en-US" w:eastAsia="ja-JP" w:bidi="ja-JP"/>
-        </w:rPr>
-        <w:t>submitted</w:t>
-      </w:r>
-      <w:r>
-        <w:rPr>
-          <w:rFonts w:ascii="Arial Unicode MS" w:hAnsi="Arial Unicode MS" w:eastAsia="Arial Unicode MS" w:cs="Arial Unicode MS"/>
-          <w:color w:val="000000"/>
-          <w:rtl w:val="0"/>
-          <w:lang w:val="ja-JP" w:eastAsia="ja-JP" w:bidi="ja-JP"/>
-        </w:rPr>
-        <w:t xml:space="preserve"> で紙がなければ再印刷前に履歴を調べます。</w:t>
+        </w:rPr>
+        <w:t>エージェントの待機ジョブでは最終接続、起動中のPC、HTTPS、アプリケーションパスワード、論理キューの一致を確認します。CUPSではScheduled Actions、WP Cron、通信を確認します。unknownの再印刷前にローカルキュー、ジャーナル、用紙を点検します。PDF障害では拡張機能、フォント、メモリー、一時領域の権限を確認します。</w:t>
       </w:r>
     </w:p>
     <w:p>
@@ -10712,6 +9469,7 @@
         <w:pStyle w:val="Heading1"/>
         <w:bidi w:val="0"/>
         <w:jc w:val="left"/>
+        <w:wordWrap w:val="0"/>
       </w:pPr>
       <w:r>
         <w:rPr>
@@ -10728,6 +9486,7 @@
       <w:pPr>
         <w:bidi w:val="0"/>
         <w:jc w:val="left"/>
+        <w:wordWrap w:val="0"/>
       </w:pPr>
       <w:r>
         <w:rPr>
@@ -10773,13 +9532,14 @@
               <w:left w:w="100" w:type="dxa"/>
               <w:right w:w="100" w:type="dxa"/>
             </w:tcMar>
-            <w:shd w:fill="E7EDF2"/>
+            <w:shd w:fill="D9D9D9" w:val="clear"/>
           </w:tcPr>
           <w:p>
             <w:pPr>
               <w:bidi w:val="0"/>
               <w:spacing w:after="0" w:line="269" w:lineRule="auto"/>
               <w:jc w:val="left"/>
+              <w:wordWrap w:val="0"/>
             </w:pPr>
             <w:r>
               <w:rPr>
@@ -10805,13 +9565,14 @@
               <w:left w:w="100" w:type="dxa"/>
               <w:right w:w="100" w:type="dxa"/>
             </w:tcMar>
-            <w:shd w:fill="E7EDF2"/>
+            <w:shd w:fill="D9D9D9" w:val="clear"/>
           </w:tcPr>
           <w:p>
             <w:pPr>
               <w:bidi w:val="0"/>
               <w:spacing w:after="0" w:line="269" w:lineRule="auto"/>
               <w:jc w:val="left"/>
+              <w:wordWrap w:val="0"/>
             </w:pPr>
             <w:r>
               <w:rPr>
@@ -10848,6 +9609,7 @@
               <w:bidi w:val="0"/>
               <w:spacing w:after="0" w:line="269" w:lineRule="auto"/>
               <w:jc w:val="left"/>
+              <w:wordWrap w:val="0"/>
             </w:pPr>
             <w:r>
               <w:rPr>
@@ -10878,6 +9640,7 @@
               <w:bidi w:val="0"/>
               <w:spacing w:after="0" w:line="269" w:lineRule="auto"/>
               <w:jc w:val="left"/>
+              <w:wordWrap w:val="0"/>
             </w:pPr>
             <w:r>
               <w:rPr>
@@ -10913,6 +9676,7 @@
               <w:bidi w:val="0"/>
               <w:spacing w:after="0" w:line="269" w:lineRule="auto"/>
               <w:jc w:val="left"/>
+              <w:wordWrap w:val="0"/>
             </w:pPr>
             <w:r>
               <w:rPr>
@@ -10943,6 +9707,7 @@
               <w:bidi w:val="0"/>
               <w:spacing w:after="0" w:line="269" w:lineRule="auto"/>
               <w:jc w:val="left"/>
+              <w:wordWrap w:val="0"/>
             </w:pPr>
             <w:r>
               <w:rPr>
@@ -10978,6 +9743,7 @@
               <w:bidi w:val="0"/>
               <w:spacing w:after="0" w:line="269" w:lineRule="auto"/>
               <w:jc w:val="left"/>
+              <w:wordWrap w:val="0"/>
             </w:pPr>
             <w:r>
               <w:rPr>
@@ -11008,6 +9774,7 @@
               <w:bidi w:val="0"/>
               <w:spacing w:after="0" w:line="269" w:lineRule="auto"/>
               <w:jc w:val="left"/>
+              <w:wordWrap w:val="0"/>
             </w:pPr>
             <w:r>
               <w:rPr>
@@ -11043,6 +9810,7 @@
               <w:bidi w:val="0"/>
               <w:spacing w:after="0" w:line="269" w:lineRule="auto"/>
               <w:jc w:val="left"/>
+              <w:wordWrap w:val="0"/>
             </w:pPr>
             <w:r>
               <w:rPr>
@@ -11073,6 +9841,7 @@
               <w:bidi w:val="0"/>
               <w:spacing w:after="0" w:line="269" w:lineRule="auto"/>
               <w:jc w:val="left"/>
+              <w:wordWrap w:val="0"/>
             </w:pPr>
             <w:r>
               <w:rPr>
@@ -11108,6 +9877,7 @@
               <w:bidi w:val="0"/>
               <w:spacing w:after="0" w:line="269" w:lineRule="auto"/>
               <w:jc w:val="left"/>
+              <w:wordWrap w:val="0"/>
             </w:pPr>
             <w:r>
               <w:rPr>
@@ -11138,6 +9908,7 @@
               <w:bidi w:val="0"/>
               <w:spacing w:after="0" w:line="269" w:lineRule="auto"/>
               <w:jc w:val="left"/>
+              <w:wordWrap w:val="0"/>
             </w:pPr>
             <w:r>
               <w:rPr>
@@ -11173,6 +9944,7 @@
               <w:bidi w:val="0"/>
               <w:spacing w:after="0" w:line="269" w:lineRule="auto"/>
               <w:jc w:val="left"/>
+              <w:wordWrap w:val="0"/>
             </w:pPr>
             <w:r>
               <w:rPr>
@@ -11203,6 +9975,7 @@
               <w:bidi w:val="0"/>
               <w:spacing w:after="0" w:line="269" w:lineRule="auto"/>
               <w:jc w:val="left"/>
+              <w:wordWrap w:val="0"/>
             </w:pPr>
             <w:r>
               <w:rPr>
@@ -11238,6 +10011,7 @@
               <w:bidi w:val="0"/>
               <w:spacing w:after="0" w:line="269" w:lineRule="auto"/>
               <w:jc w:val="left"/>
+              <w:wordWrap w:val="0"/>
             </w:pPr>
             <w:r>
               <w:rPr>
@@ -11268,6 +10042,7 @@
               <w:bidi w:val="0"/>
               <w:spacing w:after="0" w:line="269" w:lineRule="auto"/>
               <w:jc w:val="left"/>
+              <w:wordWrap w:val="0"/>
             </w:pPr>
             <w:r>
               <w:rPr>
@@ -11303,6 +10078,7 @@
               <w:bidi w:val="0"/>
               <w:spacing w:after="0" w:line="269" w:lineRule="auto"/>
               <w:jc w:val="left"/>
+              <w:wordWrap w:val="0"/>
             </w:pPr>
             <w:r>
               <w:rPr>
@@ -11333,6 +10109,7 @@
               <w:bidi w:val="0"/>
               <w:spacing w:after="0" w:line="269" w:lineRule="auto"/>
               <w:jc w:val="left"/>
+              <w:wordWrap w:val="0"/>
             </w:pPr>
             <w:r>
               <w:rPr>
@@ -11352,11 +10129,1315 @@
     <w:p>
       <w:pPr>
         <w:spacing w:after="40"/>
+        <w:wordWrap w:val="0"/>
       </w:pPr>
+    </w:p>
+    <w:p>
+      <w:pPr>
+        <w:pStyle w:val="Heading1"/>
+        <w:bidi w:val="0"/>
+        <w:jc w:val="start"/>
+        <w:wordWrap w:val="0"/>
+      </w:pPr>
+      <w:r>
+        <w:rPr>
+          <w:lang w:val="ja-JP" w:bidi="ja-JP"/>
+          <w:rtl w:val="0"/>
+        </w:rPr>
+        <w:t>運用と拡張の契約</w:t>
+      </w:r>
+    </w:p>
+    <w:p>
+      <w:pPr>
+        <w:bidi w:val="0"/>
+        <w:jc w:val="start"/>
+        <w:wordWrap w:val="0"/>
+      </w:pPr>
+      <w:r>
+        <w:rPr>
+          <w:lang w:val="ja-JP" w:bidi="ja-JP"/>
+          <w:rtl w:val="0"/>
+        </w:rPr>
+        <w:t>過去の注文を選ぶ前に未処理請求書を確認します。プレビューでは印刷しません。UTCの日付範囲は最大31日です。</w:t>
+      </w:r>
+    </w:p>
+    <w:p>
+      <w:pPr>
+        <w:bidi w:val="0"/>
+        <w:jc w:val="start"/>
+        <w:wordWrap w:val="0"/>
+      </w:pPr>
+      <w:r>
+        <w:rPr>
+          <w:lang w:val="ja-JP" w:bidi="ja-JP"/>
+          <w:rtl w:val="0"/>
+        </w:rPr>
+        <w:t>出荷準備は別の保存領域を使います。WooCommerceの支払・注文状態・日時は変わりません。</w:t>
+      </w:r>
+    </w:p>
+    <w:p>
+      <w:pPr>
+        <w:bidi w:val="0"/>
+        <w:jc w:val="start"/>
+        <w:wordWrap w:val="0"/>
+      </w:pPr>
+      <w:r>
+        <w:rPr>
+          <w:lang w:val="ja-JP" w:bidi="ja-JP"/>
+          <w:rtl w:val="0"/>
+        </w:rPr>
+        <w:t>キーボード型スキャナーか参照コードを入力します。ログインが必要で、紙の印刷確認にはなりません。</w:t>
+      </w:r>
+    </w:p>
+    <w:p>
+      <w:pPr>
+        <w:bidi w:val="0"/>
+        <w:jc w:val="start"/>
+        <w:wordWrap w:val="0"/>
+      </w:pPr>
+      <w:r>
+        <w:rPr>
+          <w:lang w:val="ja-JP" w:bidi="ja-JP"/>
+          <w:rtl w:val="0"/>
+        </w:rPr>
+        <w:t>送信は既定で無効です。受信側はHMAC署名、リプレイ防止、冪等な受領票契約を実装します。受理は発送・ピッキングの証明ではありません。DBの秘密は暗号化されません。WCIP_EXPORT_SIGNING_SECRETを使用してください。</w:t>
+      </w:r>
+    </w:p>
+    <w:p>
+      <w:pPr>
+        <w:pStyle w:val="Code"/>
+        <w:bidi w:val="0"/>
+        <w:jc w:val="start"/>
+      </w:pPr>
+      <w:r>
+        <w:rPr>
+          <w:lang w:val="ja-JP" w:bidi="ja-JP"/>
+          <w:rtl w:val="0"/>
+        </w:rPr>
+        <w:t>1.4.0 · 2026-10-10 · c894eb05d2120a4bba09aa3500fe2842a0e48d74</w:t>
+      </w:r>
+    </w:p>
+    <w:p>
+      <w:pPr>
+        <w:pStyle w:val="Code"/>
+        <w:bidi w:val="0"/>
+        <w:jc w:val="start"/>
+      </w:pPr>
+      <w:r>
+        <w:rPr>
+          <w:lang w:val="ja-JP" w:bidi="ja-JP"/>
+          <w:rtl w:val="0"/>
+        </w:rPr>
+        <w:t>docs/operations.md · REMEDIATION_TRACEABILITY.md</w:t>
+      </w:r>
+    </w:p>
+    <w:tbl>
+      <w:tblPr>
+        <w:tblW w:type="auto" w:w="0"/>
+        <w:tblLook w:firstColumn="1" w:firstRow="1" w:lastColumn="0" w:lastRow="0" w:noHBand="0" w:noVBand="1" w:val="04A0"/>
+        <w:tblBorders>
+          <w:top w:val="single" w:sz="4" w:color="D9D9D9"/>
+          <w:left w:val="single" w:sz="4" w:color="D9D9D9"/>
+          <w:bottom w:val="single" w:sz="4" w:color="D9D9D9"/>
+          <w:right w:val="single" w:sz="4" w:color="D9D9D9"/>
+          <w:insideH w:val="single" w:sz="4" w:color="D9D9D9"/>
+          <w:insideV w:val="single" w:sz="4" w:color="D9D9D9"/>
+        </w:tblBorders>
+      </w:tblPr>
+      <w:tblGrid>
+        <w:gridCol w:w="5112"/>
+        <w:gridCol w:w="5112"/>
+      </w:tblGrid>
+      <w:tr>
+        <w:trPr>
+          <w:tblHeader/>
+          <w:cantSplit/>
+        </w:trPr>
+        <w:tc>
+          <w:tcPr>
+            <w:tcW w:type="dxa" w:w="5112"/>
+            <w:vAlign w:val="center"/>
+            <w:shd w:fill="D9D9D9" w:val="clear"/>
+          </w:tcPr>
+          <w:p>
+            <w:pPr>
+              <w:bidi w:val="0"/>
+              <w:jc w:val="start"/>
+              <w:wordWrap w:val="0"/>
+            </w:pPr>
+            <w:r>
+              <w:rPr>
+                <w:lang w:val="ja-JP" w:bidi="ja-JP"/>
+                <w:b/>
+                <w:rtl w:val="0"/>
+              </w:rPr>
+              <w:t>フック</w:t>
+            </w:r>
+          </w:p>
+        </w:tc>
+        <w:tc>
+          <w:tcPr>
+            <w:tcW w:type="dxa" w:w="5112"/>
+            <w:vAlign w:val="center"/>
+            <w:shd w:fill="D9D9D9" w:val="clear"/>
+          </w:tcPr>
+          <w:p>
+            <w:pPr>
+              <w:bidi w:val="0"/>
+              <w:jc w:val="start"/>
+              <w:wordWrap w:val="0"/>
+            </w:pPr>
+            <w:r>
+              <w:rPr>
+                <w:lang w:val="ja-JP" w:bidi="ja-JP"/>
+                <w:b/>
+                <w:rtl w:val="0"/>
+              </w:rPr>
+              <w:t>種類と引数</w:t>
+            </w:r>
+          </w:p>
+        </w:tc>
+      </w:tr>
+      <w:tr>
+        <w:trPr>
+          <w:cantSplit/>
+        </w:trPr>
+        <w:tc>
+          <w:tcPr>
+            <w:tcW w:type="dxa" w:w="5112"/>
+            <w:vAlign w:val="center"/>
+          </w:tcPr>
+          <w:p>
+            <w:pPr>
+              <w:bidi w:val="0"/>
+              <w:jc w:val="start"/>
+              <w:wordWrap w:val="0"/>
+            </w:pPr>
+            <w:r>
+              <w:rPr>
+                <w:lang w:val="ja-JP" w:bidi="ja-JP"/>
+                <w:rtl w:val="0"/>
+              </w:rPr>
+              <w:t>wcip_payment_method_semantics</w:t>
+            </w:r>
+          </w:p>
+        </w:tc>
+        <w:tc>
+          <w:tcPr>
+            <w:tcW w:type="dxa" w:w="5112"/>
+            <w:vAlign w:val="center"/>
+          </w:tcPr>
+          <w:p>
+            <w:pPr>
+              <w:wordWrap w:val="0"/>
+            </w:pPr>
+            <w:r>
+              <w:t>string, WC_Order, gateway → string</w:t>
+            </w:r>
+          </w:p>
+        </w:tc>
+      </w:tr>
+      <w:tr>
+        <w:trPr>
+          <w:cantSplit/>
+        </w:trPr>
+        <w:tc>
+          <w:tcPr>
+            <w:tcW w:type="dxa" w:w="5112"/>
+            <w:vAlign w:val="center"/>
+          </w:tcPr>
+          <w:p>
+            <w:pPr>
+              <w:bidi w:val="0"/>
+              <w:jc w:val="start"/>
+              <w:wordWrap w:val="0"/>
+            </w:pPr>
+            <w:r>
+              <w:rPr>
+                <w:lang w:val="ja-JP" w:bidi="ja-JP"/>
+                <w:rtl w:val="0"/>
+              </w:rPr>
+              <w:t>wcip_payment_confirmed</w:t>
+            </w:r>
+          </w:p>
+        </w:tc>
+        <w:tc>
+          <w:tcPr>
+            <w:tcW w:type="dxa" w:w="5112"/>
+            <w:vAlign w:val="center"/>
+          </w:tcPr>
+          <w:p>
+            <w:pPr>
+              <w:wordWrap w:val="0"/>
+            </w:pPr>
+            <w:r>
+              <w:t>bool, WC_Order, semantics → bool</w:t>
+            </w:r>
+          </w:p>
+        </w:tc>
+      </w:tr>
+      <w:tr>
+        <w:trPr>
+          <w:cantSplit/>
+        </w:trPr>
+        <w:tc>
+          <w:tcPr>
+            <w:tcW w:type="dxa" w:w="5112"/>
+            <w:vAlign w:val="center"/>
+          </w:tcPr>
+          <w:p>
+            <w:pPr>
+              <w:bidi w:val="0"/>
+              <w:jc w:val="start"/>
+              <w:wordWrap w:val="0"/>
+            </w:pPr>
+            <w:r>
+              <w:rPr>
+                <w:lang w:val="ja-JP" w:bidi="ja-JP"/>
+                <w:rtl w:val="0"/>
+              </w:rPr>
+              <w:t>wcip_fulfillment_eligible</w:t>
+            </w:r>
+          </w:p>
+        </w:tc>
+        <w:tc>
+          <w:tcPr>
+            <w:tcW w:type="dxa" w:w="5112"/>
+            <w:vAlign w:val="center"/>
+          </w:tcPr>
+          <w:p>
+            <w:pPr>
+              <w:bidi w:val="0"/>
+              <w:jc w:val="start"/>
+              <w:wordWrap w:val="0"/>
+            </w:pPr>
+            <w:r>
+              <w:rPr>
+                <w:lang w:val="ja-JP" w:bidi="ja-JP"/>
+                <w:rtl w:val="0"/>
+              </w:rPr>
+              <w:t>bool, WC_Order → bool</w:t>
+            </w:r>
+          </w:p>
+        </w:tc>
+      </w:tr>
+      <w:tr>
+        <w:trPr>
+          <w:cantSplit/>
+        </w:trPr>
+        <w:tc>
+          <w:tcPr>
+            <w:tcW w:type="dxa" w:w="5112"/>
+            <w:vAlign w:val="center"/>
+          </w:tcPr>
+          <w:p>
+            <w:pPr>
+              <w:bidi w:val="0"/>
+              <w:jc w:val="start"/>
+              <w:wordWrap w:val="0"/>
+            </w:pPr>
+            <w:r>
+              <w:rPr>
+                <w:lang w:val="ja-JP" w:bidi="ja-JP"/>
+                <w:rtl w:val="0"/>
+              </w:rPr>
+              <w:t>wcip_recipient_data</w:t>
+            </w:r>
+          </w:p>
+        </w:tc>
+        <w:tc>
+          <w:tcPr>
+            <w:tcW w:type="dxa" w:w="5112"/>
+            <w:vAlign w:val="center"/>
+          </w:tcPr>
+          <w:p>
+            <w:pPr>
+              <w:bidi w:val="0"/>
+              <w:jc w:val="start"/>
+              <w:wordWrap w:val="0"/>
+            </w:pPr>
+            <w:r>
+              <w:rPr>
+                <w:lang w:val="ja-JP" w:bidi="ja-JP"/>
+                <w:rtl w:val="0"/>
+              </w:rPr>
+              <w:t>array, WC_Order → array</w:t>
+            </w:r>
+          </w:p>
+        </w:tc>
+      </w:tr>
+      <w:tr>
+        <w:trPr>
+          <w:cantSplit/>
+        </w:trPr>
+        <w:tc>
+          <w:tcPr>
+            <w:tcW w:type="dxa" w:w="5112"/>
+            <w:vAlign w:val="center"/>
+          </w:tcPr>
+          <w:p>
+            <w:pPr>
+              <w:bidi w:val="0"/>
+              <w:jc w:val="start"/>
+              <w:wordWrap w:val="0"/>
+            </w:pPr>
+            <w:r>
+              <w:rPr>
+                <w:lang w:val="ja-JP" w:bidi="ja-JP"/>
+                <w:rtl w:val="0"/>
+              </w:rPr>
+              <w:t>wcip_item_weight</w:t>
+            </w:r>
+          </w:p>
+        </w:tc>
+        <w:tc>
+          <w:tcPr>
+            <w:tcW w:type="dxa" w:w="5112"/>
+            <w:vAlign w:val="center"/>
+          </w:tcPr>
+          <w:p>
+            <w:pPr>
+              <w:wordWrap w:val="0"/>
+            </w:pPr>
+            <w:r>
+              <w:t>array, WC_Order_Item_Product, quantity → array</w:t>
+            </w:r>
+          </w:p>
+        </w:tc>
+      </w:tr>
+      <w:tr>
+        <w:trPr>
+          <w:cantSplit/>
+        </w:trPr>
+        <w:tc>
+          <w:tcPr>
+            <w:tcW w:type="dxa" w:w="5112"/>
+            <w:vAlign w:val="center"/>
+          </w:tcPr>
+          <w:p>
+            <w:pPr>
+              <w:bidi w:val="0"/>
+              <w:jc w:val="start"/>
+              <w:wordWrap w:val="0"/>
+            </w:pPr>
+            <w:r>
+              <w:rPr>
+                <w:lang w:val="ja-JP" w:bidi="ja-JP"/>
+                <w:rtl w:val="0"/>
+              </w:rPr>
+              <w:t>wcip_print_filter_query_args</w:t>
+            </w:r>
+          </w:p>
+        </w:tc>
+        <w:tc>
+          <w:tcPr>
+            <w:tcW w:type="dxa" w:w="5112"/>
+            <w:vAlign w:val="center"/>
+          </w:tcPr>
+          <w:p>
+            <w:pPr>
+              <w:bidi w:val="0"/>
+              <w:jc w:val="start"/>
+              <w:wordWrap w:val="0"/>
+            </w:pPr>
+            <w:r>
+              <w:rPr>
+                <w:lang w:val="ja-JP" w:bidi="ja-JP"/>
+                <w:rtl w:val="0"/>
+              </w:rPr>
+              <w:t>array → array</w:t>
+            </w:r>
+          </w:p>
+        </w:tc>
+      </w:tr>
+      <w:tr>
+        <w:trPr>
+          <w:cantSplit/>
+        </w:trPr>
+        <w:tc>
+          <w:tcPr>
+            <w:tcW w:type="dxa" w:w="5112"/>
+            <w:vAlign w:val="center"/>
+          </w:tcPr>
+          <w:p>
+            <w:pPr>
+              <w:bidi w:val="0"/>
+              <w:jc w:val="start"/>
+              <w:wordWrap w:val="0"/>
+            </w:pPr>
+            <w:r>
+              <w:rPr>
+                <w:lang w:val="ja-JP" w:bidi="ja-JP"/>
+                <w:rtl w:val="0"/>
+              </w:rPr>
+              <w:t>wcip_can_access_order</w:t>
+            </w:r>
+          </w:p>
+        </w:tc>
+        <w:tc>
+          <w:tcPr>
+            <w:tcW w:type="dxa" w:w="5112"/>
+            <w:vAlign w:val="center"/>
+          </w:tcPr>
+          <w:p>
+            <w:pPr>
+              <w:bidi w:val="0"/>
+              <w:jc w:val="start"/>
+              <w:wordWrap w:val="0"/>
+            </w:pPr>
+            <w:r>
+              <w:rPr>
+                <w:lang w:val="ja-JP" w:bidi="ja-JP"/>
+                <w:rtl w:val="0"/>
+              </w:rPr>
+              <w:t>bool, WC_Order, capability → bool</w:t>
+            </w:r>
+          </w:p>
+        </w:tc>
+      </w:tr>
+      <w:tr>
+        <w:trPr>
+          <w:cantSplit/>
+        </w:trPr>
+        <w:tc>
+          <w:tcPr>
+            <w:tcW w:type="dxa" w:w="5112"/>
+            <w:vAlign w:val="center"/>
+          </w:tcPr>
+          <w:p>
+            <w:pPr>
+              <w:bidi w:val="0"/>
+              <w:jc w:val="start"/>
+              <w:wordWrap w:val="0"/>
+            </w:pPr>
+            <w:r>
+              <w:rPr>
+                <w:lang w:val="ja-JP" w:bidi="ja-JP"/>
+                <w:rtl w:val="0"/>
+              </w:rPr>
+              <w:t>wcip_print_confirmed</w:t>
+            </w:r>
+          </w:p>
+        </w:tc>
+        <w:tc>
+          <w:tcPr>
+            <w:tcW w:type="dxa" w:w="5112"/>
+            <w:vAlign w:val="center"/>
+          </w:tcPr>
+          <w:p>
+            <w:pPr>
+              <w:bidi w:val="0"/>
+              <w:jc w:val="start"/>
+              <w:wordWrap w:val="0"/>
+            </w:pPr>
+            <w:r>
+              <w:rPr>
+                <w:lang w:val="ja-JP" w:bidi="ja-JP"/>
+                <w:rtl w:val="0"/>
+              </w:rPr>
+              <w:t>job array; after commit</w:t>
+            </w:r>
+          </w:p>
+        </w:tc>
+      </w:tr>
+      <w:tr>
+        <w:trPr>
+          <w:cantSplit/>
+        </w:trPr>
+        <w:tc>
+          <w:tcPr>
+            <w:tcW w:type="dxa" w:w="5112"/>
+            <w:vAlign w:val="center"/>
+          </w:tcPr>
+          <w:p>
+            <w:pPr>
+              <w:bidi w:val="0"/>
+              <w:jc w:val="start"/>
+              <w:wordWrap w:val="0"/>
+            </w:pPr>
+            <w:r>
+              <w:rPr>
+                <w:lang w:val="ja-JP" w:bidi="ja-JP"/>
+                <w:rtl w:val="0"/>
+              </w:rPr>
+              <w:t>wcip_fulfillment_changed</w:t>
+            </w:r>
+          </w:p>
+        </w:tc>
+        <w:tc>
+          <w:tcPr>
+            <w:tcW w:type="dxa" w:w="5112"/>
+            <w:vAlign w:val="center"/>
+          </w:tcPr>
+          <w:p>
+            <w:pPr>
+              <w:bidi w:val="0"/>
+              <w:jc w:val="start"/>
+              <w:wordWrap w:val="0"/>
+            </w:pPr>
+            <w:r>
+              <w:rPr>
+                <w:lang w:val="ja-JP" w:bidi="ja-JP"/>
+                <w:rtl w:val="0"/>
+              </w:rPr>
+              <w:t>state array, event string; after commit</w:t>
+            </w:r>
+          </w:p>
+        </w:tc>
+      </w:tr>
+      <w:tr>
+        <w:trPr>
+          <w:cantSplit/>
+        </w:trPr>
+        <w:tc>
+          <w:tcPr>
+            <w:tcW w:type="dxa" w:w="5112"/>
+            <w:vAlign w:val="center"/>
+          </w:tcPr>
+          <w:p>
+            <w:pPr>
+              <w:bidi w:val="0"/>
+              <w:jc w:val="start"/>
+              <w:wordWrap w:val="0"/>
+            </w:pPr>
+            <w:r>
+              <w:rPr>
+                <w:lang w:val="ja-JP" w:bidi="ja-JP"/>
+                <w:rtl w:val="0"/>
+              </w:rPr>
+              <w:t>wcip_export_adapter</w:t>
+            </w:r>
+          </w:p>
+        </w:tc>
+        <w:tc>
+          <w:tcPr>
+            <w:tcW w:type="dxa" w:w="5112"/>
+            <w:vAlign w:val="center"/>
+          </w:tcPr>
+          <w:p>
+            <w:pPr>
+              <w:bidi w:val="0"/>
+              <w:jc w:val="start"/>
+              <w:wordWrap w:val="0"/>
+            </w:pPr>
+            <w:r>
+              <w:rPr>
+                <w:lang w:val="ja-JP" w:bidi="ja-JP"/>
+                <w:rtl w:val="0"/>
+              </w:rPr>
+              <w:t>ExportAdapterInterface, SettingsRepository → adapter</w:t>
+            </w:r>
+          </w:p>
+        </w:tc>
+      </w:tr>
+      <w:tr>
+        <w:trPr>
+          <w:cantSplit/>
+        </w:trPr>
+        <w:tc>
+          <w:tcPr>
+            <w:tcW w:type="dxa" w:w="5112"/>
+            <w:vAlign w:val="center"/>
+          </w:tcPr>
+          <w:p>
+            <w:pPr>
+              <w:bidi w:val="0"/>
+              <w:jc w:val="start"/>
+              <w:wordWrap w:val="0"/>
+            </w:pPr>
+            <w:r>
+              <w:rPr>
+                <w:lang w:val="ja-JP" w:bidi="ja-JP"/>
+                <w:rtl w:val="0"/>
+              </w:rPr>
+              <w:t>wcip_export_payload</w:t>
+            </w:r>
+          </w:p>
+        </w:tc>
+        <w:tc>
+          <w:tcPr>
+            <w:tcW w:type="dxa" w:w="5112"/>
+            <w:vAlign w:val="center"/>
+          </w:tcPr>
+          <w:p>
+            <w:pPr>
+              <w:bidi w:val="0"/>
+              <w:jc w:val="start"/>
+              <w:wordWrap w:val="0"/>
+            </w:pPr>
+            <w:r>
+              <w:rPr>
+                <w:lang w:val="ja-JP" w:bidi="ja-JP"/>
+                <w:rtl w:val="0"/>
+              </w:rPr>
+              <w:t>array, WC_Order, package_id → array</w:t>
+            </w:r>
+          </w:p>
+        </w:tc>
+      </w:tr>
+    </w:tbl>
+    <w:p>
+      <w:pPr>
+        <w:spacing w:before="0" w:after="0" w:line="20" w:lineRule="exact"/>
+        <w:wordWrap w:val="0"/>
+      </w:pPr>
+    </w:p>
+    <w:tbl>
+      <w:tblPr>
+        <w:tblW w:type="auto" w:w="0"/>
+        <w:tblLook w:firstColumn="1" w:firstRow="1" w:lastColumn="0" w:lastRow="0" w:noHBand="0" w:noVBand="1" w:val="04A0"/>
+        <w:tblBorders>
+          <w:top w:val="single" w:sz="4" w:color="D9D9D9"/>
+          <w:left w:val="single" w:sz="4" w:color="D9D9D9"/>
+          <w:bottom w:val="single" w:sz="4" w:color="D9D9D9"/>
+          <w:right w:val="single" w:sz="4" w:color="D9D9D9"/>
+          <w:insideH w:val="single" w:sz="4" w:color="D9D9D9"/>
+          <w:insideV w:val="single" w:sz="4" w:color="D9D9D9"/>
+        </w:tblBorders>
+      </w:tblPr>
+      <w:tblGrid>
+        <w:gridCol w:w="5112"/>
+        <w:gridCol w:w="5112"/>
+      </w:tblGrid>
+      <w:tr>
+        <w:trPr>
+          <w:tblHeader/>
+          <w:cantSplit/>
+        </w:trPr>
+        <w:tc>
+          <w:tcPr>
+            <w:tcW w:type="dxa" w:w="5112"/>
+            <w:vAlign w:val="center"/>
+            <w:shd w:fill="D9D9D9" w:val="clear"/>
+          </w:tcPr>
+          <w:p>
+            <w:pPr>
+              <w:bidi w:val="0"/>
+              <w:jc w:val="start"/>
+              <w:wordWrap w:val="0"/>
+            </w:pPr>
+            <w:r>
+              <w:rPr>
+                <w:lang w:val="ja-JP" w:bidi="ja-JP"/>
+                <w:b/>
+                <w:rtl w:val="0"/>
+              </w:rPr>
+              <w:t>メソッドとルート</w:t>
+            </w:r>
+          </w:p>
+        </w:tc>
+        <w:tc>
+          <w:tcPr>
+            <w:tcW w:type="dxa" w:w="5112"/>
+            <w:vAlign w:val="center"/>
+            <w:shd w:fill="D9D9D9" w:val="clear"/>
+          </w:tcPr>
+          <w:p>
+            <w:pPr>
+              <w:bidi w:val="0"/>
+              <w:jc w:val="start"/>
+              <w:wordWrap w:val="0"/>
+            </w:pPr>
+            <w:r>
+              <w:rPr>
+                <w:lang w:val="ja-JP" w:bidi="ja-JP"/>
+                <w:b/>
+                <w:rtl w:val="0"/>
+              </w:rPr>
+              <w:t>必要な権限</w:t>
+            </w:r>
+          </w:p>
+        </w:tc>
+      </w:tr>
+      <w:tr>
+        <w:trPr>
+          <w:cantSplit/>
+        </w:trPr>
+        <w:tc>
+          <w:tcPr>
+            <w:tcW w:type="dxa" w:w="5112"/>
+            <w:vAlign w:val="center"/>
+          </w:tcPr>
+          <w:p>
+            <w:pPr>
+              <w:bidi w:val="0"/>
+              <w:jc w:val="start"/>
+              <w:wordWrap w:val="0"/>
+            </w:pPr>
+            <w:r>
+              <w:rPr>
+                <w:lang w:val="ja-JP" w:bidi="ja-JP"/>
+                <w:rtl w:val="0"/>
+              </w:rPr>
+              <w:t>POST /reconciliation/preview</w:t>
+            </w:r>
+          </w:p>
+        </w:tc>
+        <w:tc>
+          <w:tcPr>
+            <w:tcW w:type="dxa" w:w="5112"/>
+            <w:vAlign w:val="center"/>
+          </w:tcPr>
+          <w:p>
+            <w:pPr>
+              <w:bidi w:val="0"/>
+              <w:jc w:val="start"/>
+              <w:wordWrap w:val="0"/>
+            </w:pPr>
+            <w:r>
+              <w:rPr>
+                <w:lang w:val="ja-JP" w:bidi="ja-JP"/>
+                <w:rtl w:val="0"/>
+              </w:rPr>
+              <w:t>wcip_manage_settings + wcip_print_invoices</w:t>
+            </w:r>
+          </w:p>
+        </w:tc>
+      </w:tr>
+      <w:tr>
+        <w:trPr>
+          <w:cantSplit/>
+        </w:trPr>
+        <w:tc>
+          <w:tcPr>
+            <w:tcW w:type="dxa" w:w="5112"/>
+            <w:vAlign w:val="center"/>
+          </w:tcPr>
+          <w:p>
+            <w:pPr>
+              <w:bidi w:val="0"/>
+              <w:jc w:val="start"/>
+              <w:wordWrap w:val="0"/>
+            </w:pPr>
+            <w:r>
+              <w:rPr>
+                <w:lang w:val="ja-JP" w:bidi="ja-JP"/>
+                <w:rtl w:val="0"/>
+              </w:rPr>
+              <w:t>POST /reconciliation/enqueue</w:t>
+            </w:r>
+          </w:p>
+        </w:tc>
+        <w:tc>
+          <w:tcPr>
+            <w:tcW w:type="dxa" w:w="5112"/>
+            <w:vAlign w:val="center"/>
+          </w:tcPr>
+          <w:p>
+            <w:pPr>
+              <w:bidi w:val="0"/>
+              <w:jc w:val="start"/>
+              <w:wordWrap w:val="0"/>
+            </w:pPr>
+            <w:r>
+              <w:rPr>
+                <w:lang w:val="ja-JP" w:bidi="ja-JP"/>
+                <w:rtl w:val="0"/>
+              </w:rPr>
+              <w:t>same + user-bound token + confirm:true</w:t>
+            </w:r>
+          </w:p>
+        </w:tc>
+      </w:tr>
+      <w:tr>
+        <w:trPr>
+          <w:cantSplit/>
+        </w:trPr>
+        <w:tc>
+          <w:tcPr>
+            <w:tcW w:type="dxa" w:w="5112"/>
+            <w:vAlign w:val="center"/>
+          </w:tcPr>
+          <w:p>
+            <w:pPr>
+              <w:bidi w:val="0"/>
+              <w:jc w:val="start"/>
+              <w:wordWrap w:val="0"/>
+            </w:pPr>
+            <w:r>
+              <w:rPr>
+                <w:lang w:val="ja-JP" w:bidi="ja-JP"/>
+                <w:rtl w:val="0"/>
+              </w:rPr>
+              <w:t>POST /scan</w:t>
+            </w:r>
+          </w:p>
+        </w:tc>
+        <w:tc>
+          <w:tcPr>
+            <w:tcW w:type="dxa" w:w="5112"/>
+            <w:vAlign w:val="center"/>
+          </w:tcPr>
+          <w:p>
+            <w:pPr>
+              <w:bidi w:val="0"/>
+              <w:jc w:val="start"/>
+              <w:wordWrap w:val="0"/>
+            </w:pPr>
+            <w:r>
+              <w:rPr>
+                <w:lang w:val="ja-JP" w:bidi="ja-JP"/>
+                <w:rtl w:val="0"/>
+              </w:rPr>
+              <w:t>wcip_scan_orders + order access</w:t>
+            </w:r>
+          </w:p>
+        </w:tc>
+      </w:tr>
+      <w:tr>
+        <w:trPr>
+          <w:cantSplit/>
+        </w:trPr>
+        <w:tc>
+          <w:tcPr>
+            <w:tcW w:type="dxa" w:w="5112"/>
+            <w:vAlign w:val="center"/>
+          </w:tcPr>
+          <w:p>
+            <w:pPr>
+              <w:bidi w:val="0"/>
+              <w:jc w:val="start"/>
+              <w:wordWrap w:val="0"/>
+            </w:pPr>
+            <w:r>
+              <w:rPr>
+                <w:lang w:val="ja-JP" w:bidi="ja-JP"/>
+                <w:rtl w:val="0"/>
+              </w:rPr>
+              <w:t>POST /fulfillment/{id}</w:t>
+            </w:r>
+          </w:p>
+        </w:tc>
+        <w:tc>
+          <w:tcPr>
+            <w:tcW w:type="dxa" w:w="5112"/>
+            <w:vAlign w:val="center"/>
+          </w:tcPr>
+          <w:p>
+            <w:pPr>
+              <w:bidi w:val="0"/>
+              <w:jc w:val="start"/>
+              <w:wordWrap w:val="0"/>
+            </w:pPr>
+            <w:r>
+              <w:rPr>
+                <w:lang w:val="ja-JP" w:bidi="ja-JP"/>
+                <w:rtl w:val="0"/>
+              </w:rPr>
+              <w:t>wcip_manage_fulfillment + order access + revision</w:t>
+            </w:r>
+          </w:p>
+        </w:tc>
+      </w:tr>
+      <w:tr>
+        <w:trPr>
+          <w:cantSplit/>
+        </w:trPr>
+        <w:tc>
+          <w:tcPr>
+            <w:tcW w:type="dxa" w:w="5112"/>
+            <w:vAlign w:val="center"/>
+          </w:tcPr>
+          <w:p>
+            <w:pPr>
+              <w:bidi w:val="0"/>
+              <w:jc w:val="start"/>
+              <w:wordWrap w:val="0"/>
+            </w:pPr>
+            <w:r>
+              <w:rPr>
+                <w:lang w:val="ja-JP" w:bidi="ja-JP"/>
+                <w:rtl w:val="0"/>
+              </w:rPr>
+              <w:t>POST /exports</w:t>
+            </w:r>
+          </w:p>
+        </w:tc>
+        <w:tc>
+          <w:tcPr>
+            <w:tcW w:type="dxa" w:w="5112"/>
+            <w:vAlign w:val="center"/>
+          </w:tcPr>
+          <w:p>
+            <w:pPr>
+              <w:bidi w:val="0"/>
+              <w:jc w:val="start"/>
+              <w:wordWrap w:val="0"/>
+            </w:pPr>
+            <w:r>
+              <w:rPr>
+                <w:lang w:val="ja-JP" w:bidi="ja-JP"/>
+                <w:rtl w:val="0"/>
+              </w:rPr>
+              <w:t>wcip_export_orders + order access + event_key</w:t>
+            </w:r>
+          </w:p>
+        </w:tc>
+      </w:tr>
+      <w:tr>
+        <w:trPr>
+          <w:cantSplit/>
+        </w:trPr>
+        <w:tc>
+          <w:tcPr>
+            <w:tcW w:type="dxa" w:w="5112"/>
+            <w:vAlign w:val="center"/>
+          </w:tcPr>
+          <w:p>
+            <w:pPr>
+              <w:bidi w:val="0"/>
+              <w:jc w:val="start"/>
+              <w:wordWrap w:val="0"/>
+            </w:pPr>
+            <w:r>
+              <w:rPr>
+                <w:lang w:val="ja-JP" w:bidi="ja-JP"/>
+                <w:rtl w:val="0"/>
+              </w:rPr>
+              <w:t>GET /exports/history</w:t>
+            </w:r>
+          </w:p>
+        </w:tc>
+        <w:tc>
+          <w:tcPr>
+            <w:tcW w:type="dxa" w:w="5112"/>
+            <w:vAlign w:val="center"/>
+          </w:tcPr>
+          <w:p>
+            <w:pPr>
+              <w:bidi w:val="0"/>
+              <w:jc w:val="start"/>
+              <w:wordWrap w:val="0"/>
+            </w:pPr>
+            <w:r>
+              <w:rPr>
+                <w:lang w:val="ja-JP" w:bidi="ja-JP"/>
+                <w:rtl w:val="0"/>
+              </w:rPr>
+              <w:t>wcip_export_orders</w:t>
+            </w:r>
+          </w:p>
+        </w:tc>
+      </w:tr>
+      <w:tr>
+        <w:trPr>
+          <w:cantSplit/>
+        </w:trPr>
+        <w:tc>
+          <w:tcPr>
+            <w:tcW w:type="dxa" w:w="5112"/>
+            <w:vAlign w:val="center"/>
+          </w:tcPr>
+          <w:p>
+            <w:pPr>
+              <w:bidi w:val="0"/>
+              <w:jc w:val="start"/>
+              <w:wordWrap w:val="0"/>
+            </w:pPr>
+            <w:r>
+              <w:rPr>
+                <w:lang w:val="ja-JP" w:bidi="ja-JP"/>
+                <w:rtl w:val="0"/>
+              </w:rPr>
+              <w:t>POST /exports/test</w:t>
+            </w:r>
+          </w:p>
+        </w:tc>
+        <w:tc>
+          <w:tcPr>
+            <w:tcW w:type="dxa" w:w="5112"/>
+            <w:vAlign w:val="center"/>
+          </w:tcPr>
+          <w:p>
+            <w:pPr>
+              <w:bidi w:val="0"/>
+              <w:jc w:val="start"/>
+              <w:wordWrap w:val="0"/>
+            </w:pPr>
+            <w:r>
+              <w:rPr>
+                <w:lang w:val="ja-JP" w:bidi="ja-JP"/>
+                <w:rtl w:val="0"/>
+              </w:rPr>
+              <w:t>wcip_export_orders + wcip_manage_settings</w:t>
+            </w:r>
+          </w:p>
+        </w:tc>
+      </w:tr>
+      <w:tr>
+        <w:trPr>
+          <w:cantSplit/>
+        </w:trPr>
+        <w:tc>
+          <w:tcPr>
+            <w:tcW w:type="dxa" w:w="5112"/>
+            <w:vAlign w:val="center"/>
+          </w:tcPr>
+          <w:p>
+            <w:pPr>
+              <w:bidi w:val="0"/>
+              <w:jc w:val="start"/>
+              <w:wordWrap w:val="0"/>
+            </w:pPr>
+            <w:r>
+              <w:rPr>
+                <w:lang w:val="ja-JP" w:bidi="ja-JP"/>
+                <w:rtl w:val="0"/>
+              </w:rPr>
+              <w:t>GET /diagnostics</w:t>
+            </w:r>
+          </w:p>
+        </w:tc>
+        <w:tc>
+          <w:tcPr>
+            <w:tcW w:type="dxa" w:w="5112"/>
+            <w:vAlign w:val="center"/>
+          </w:tcPr>
+          <w:p>
+            <w:pPr>
+              <w:bidi w:val="0"/>
+              <w:jc w:val="start"/>
+              <w:wordWrap w:val="0"/>
+            </w:pPr>
+            <w:r>
+              <w:rPr>
+                <w:lang w:val="ja-JP" w:bidi="ja-JP"/>
+                <w:rtl w:val="0"/>
+              </w:rPr>
+              <w:t>wcip_manage_settings + wcip_print_invoices</w:t>
+            </w:r>
+          </w:p>
+        </w:tc>
+      </w:tr>
+    </w:tbl>
+    <w:p>
+      <w:pPr>
+        <w:pStyle w:val="Code"/>
+        <w:bidi w:val="0"/>
+        <w:jc w:val="start"/>
+      </w:pPr>
+      <w:r>
+        <w:rPr>
+          <w:lang w:val="ja-JP" w:bidi="ja-JP"/>
+          <w:rtl w:val="0"/>
+        </w:rPr>
+        <w:t>TemplateDefinition(id, name, description, paper_size, orientation, supports_rtl, file_path, document_type = "invoice")</w:t>
+      </w:r>
+    </w:p>
+    <w:p>
+      <w:pPr>
+        <w:pStyle w:val="Code"/>
+        <w:bidi w:val="0"/>
+        <w:jc w:val="start"/>
+      </w:pPr>
+      <w:r>
+        <w:rPr>
+          <w:lang w:val="ja-JP" w:bidi="ja-JP"/>
+          <w:rtl w:val="0"/>
+        </w:rPr>
+        <w:t>document_type: invoice | shipping_label | packing_list</w:t>
+        <w:br/>
+        <w:t>ExportAdapterInterface: id(), capabilities(), validate_configuration(), test_connection(), submit(payload, idempotency_key)</w:t>
+      </w:r>
+    </w:p>
+    <w:p>
+      <w:pPr>
+        <w:pStyle w:val="Code"/>
+        <w:bidi w:val="0"/>
+        <w:jc w:val="start"/>
+      </w:pPr>
+      <w:r>
+        <w:rPr>
+          <w:lang w:val="ja-JP" w:bidi="ja-JP"/>
+          <w:rtl w:val="0"/>
+        </w:rPr>
+        <w:t>wcip_runtime_leases · wcip_document_references · wcip_fulfillment · wcip_fulfillment_events · wcip_export_outbox</w:t>
+      </w:r>
+    </w:p>
+    <w:p>
+      <w:pPr>
+        <w:bidi w:val="0"/>
+        <w:jc w:val="start"/>
+        <w:wordWrap w:val="0"/>
+      </w:pPr>
+      <w:r>
+        <w:rPr>
+          <w:lang w:val="ja-JP" w:bidi="ja-JP" w:eastAsia="ja-JP"/>
+          <w:color w:val="000000"/>
+          <w:rtl w:val="0"/>
+          <w:rFonts w:ascii="Arial Unicode MS" w:hAnsi="Arial Unicode MS" w:eastAsia="Arial Unicode MS" w:cs="Arial Unicode MS"/>
+        </w:rPr>
+        <w:t>1.3.0: 必須の購読料やジョブ料金がないオープンソースのアプリとプロバイダーだけを使用してください。CUPSは従来の商用サービスを置き換えます。更新は旧認証情報を削除し旧自動設定を無効化し、待機ジョブを取消し処理中をunknownにします。確認済み履歴は保持され、旧ジョブはCUPSへ自動転送されません。CUPSを新規設定し再印刷前にキューと用紙を確認します。更新前にワーカーを止めてバックアップしてください。DOCXはLibreOfficeで編集します。</w:t>
+      </w:r>
+    </w:p>
+    <w:p>
+      <w:pPr>
+        <w:pStyle w:val="Code"/>
+        <w:bidi w:val="0"/>
+        <w:spacing w:before="0" w:after="0"/>
+        <w:jc w:val="start"/>
+      </w:pPr>
+      <w:r>
+        <w:rPr>
+          <w:lang w:val="en-US" w:bidi="en-US" w:eastAsia="en-US"/>
+          <w:color w:val="000000"/>
+          <w:rtl w:val="0"/>
+          <w:rFonts w:ascii="Courier New" w:hAnsi="Courier New" w:eastAsia="Courier New" w:cs="Courier New"/>
+        </w:rPr>
+        <w:t>cups_endpoint: HTTPS origin 443/631; cups_printer_id: exact queue</w:t>
+        <w:br/>
+        <w:t>cups_username · cups_password · provider_id=cups</w:t>
+        <w:br/>
+        <w:t>WCIP_CUPS_PASSWORD · WCIP_CUPS_TRUSTED_HOSTS · WCIP_CUPS_CA_BUNDLE</w:t>
+        <w:br/>
+        <w:t>Migration 1.3.0 · schema 1.4.0 · docs/open-source-printing.md</w:t>
+      </w:r>
+    </w:p>
+    <w:p>
+      <w:pPr>
+        <w:pStyle w:val="Heading1"/>
+        <w:bidi w:val="0"/>
+        <w:jc w:val="start"/>
+      </w:pPr>
+      <w:r>
+        <w:rPr>
+          <w:lang w:val="ja-JP" w:bidi="ja-JP" w:eastAsia="ja-JP"/>
+          <w:color w:val="000000"/>
+          <w:rtl w:val="0"/>
+          <w:rFonts w:ascii="Arial Unicode MS" w:hAnsi="Arial Unicode MS" w:eastAsia="Arial Unicode MS" w:cs="Arial Unicode MS"/>
+        </w:rPr>
+        <w:t>各プラットフォームの自動印刷</w:t>
+      </w:r>
+    </w:p>
+    <w:p>
+      <w:pPr>
+        <w:bidi w:val="0"/>
+        <w:jc w:val="start"/>
+      </w:pPr>
+      <w:r>
+        <w:rPr>
+          <w:lang w:val="ja-JP" w:bidi="ja-JP" w:eastAsia="ja-JP"/>
+          <w:color w:val="000000"/>
+          <w:rtl w:val="0"/>
+          <w:rFonts w:ascii="Arial Unicode MS" w:hAnsi="Arial Unicode MS" w:eastAsia="Arial Unicode MS" w:cs="Arial Unicode MS"/>
+        </w:rPr>
+        <w:t>WordPressは対応する任意のホストOSで、共有ホスティング、VPS、専用サーバーに導入できます。宣言されたPHP拡張、書き込み可能な一時領域、アプリケーションパスワードを許可するHTTPS RESTが必要です。ホスト側の印刷ソフトやshellコマンドは不要です。印刷PCはPython 3.10以上と外向きHTTPSを必要とし、Windowsでは無料のオープンソースSumatraPDF、Linux/macOSではCUPS lpを使います。PCをスリープさせずプリンターを準備してください。</w:t>
+      </w:r>
+    </w:p>
+    <w:p>
+      <w:pPr>
+        <w:bidi w:val="0"/>
+        <w:jc w:val="start"/>
+      </w:pPr>
+      <w:r>
+        <w:rPr>
+          <w:lang w:val="ja-JP" w:bidi="ja-JP" w:eastAsia="ja-JP"/>
+          <w:color w:val="000000"/>
+          <w:rtl w:val="0"/>
+          <w:rFonts w:ascii="Arial Unicode MS" w:hAnsi="Arial Unicode MS" w:eastAsia="Arial Unicode MS" w:cs="Arial Unicode MS"/>
+        </w:rPr>
+        <w:t>専用の印刷エージェントユーザーとアプリケーションパスワードを作ります。Printersで数値ユーザーIDと大文字小文字を区別する論理キューを登録し、表示されたREST URLをローカル設定にコピーします。キューを導入済みプリンターと実行ファイルに対応付け、環境変数でパスワードを渡します。手動テストで用紙を確認してから自動印刷を有効にします。Windowsでは印刷ユーザーのログオン時にTask Scheduler、Linux/macOSではサービス管理を使い常時実行します。ブラウザーは不要です。</w:t>
+      </w:r>
+    </w:p>
+    <w:p>
+      <w:pPr>
+        <w:bidi w:val="0"/>
+        <w:jc w:val="start"/>
+      </w:pPr>
+      <w:r>
+        <w:rPr>
+          <w:lang w:val="ja-JP" w:bidi="ja-JP" w:eastAsia="ja-JP"/>
+          <w:color w:val="000000"/>
+          <w:rtl w:val="0"/>
+          <w:rFonts w:ascii="Arial Unicode MS" w:hAnsi="Arial Unicode MS" w:eastAsia="Arial Unicode MS" w:cs="Arial Unicode MS"/>
+        </w:rPr>
+        <w:t>PDFの取得だけでは印刷できず、startの成功が必要です。準備中のリースは600秒後に再取得できますが、開始済みの期限切れはunknownになります。永続SQLiteジャーナルは印刷呼び出し前に試行を記録します。クラッシュ後は印刷を繰り返さず不確実な結果を報告し、受領通知の再送でも再印刷しません。更新時にジャーナルを保持し、パスワードと共にアクセスを制限します。submittedはスプーラー受付であり、用紙確認ではありません。</w:t>
+      </w:r>
+    </w:p>
+    <w:p>
+      <w:pPr>
+        <w:bidi w:val="0"/>
+        <w:jc w:val="start"/>
+      </w:pPr>
+      <w:r>
+        <w:rPr>
+          <w:lang w:val="ja-JP" w:bidi="ja-JP" w:eastAsia="ja-JP"/>
+          <w:color w:val="000000"/>
+          <w:rtl w:val="0"/>
+          <w:rFonts w:ascii="Arial Unicode MS" w:hAnsi="Arial Unicode MS" w:eastAsia="Arial Unicode MS" w:cs="Arial Unicode MS"/>
+        </w:rPr>
+        <w:t>エージェントの権限はreadとwcip_run_print_agentのみです。Claim/start/receiptにはHTTPS、実際のアプリケーションパスワード認証、登録ユーザーとキュー、現行トークンが必要です。プラグインはトークンのハッシュを保存し、PDFのサイズとハッシュを検証し、start前に自動印刷条件を再確認します。ローカルバックエンドは固定引数でshellを使わず拡張し、永続記録の順序と不確実性の扱いを維持してください。配備前に実OSと実機で検証します。</w:t>
+      </w:r>
+    </w:p>
+    <w:p>
+      <w:pPr>
+        <w:pStyle w:val="Code"/>
+        <w:bidi w:val="0"/>
+        <w:jc w:val="start"/>
+      </w:pPr>
+      <w:r>
+        <w:rPr>
+          <w:lang w:val="en-US" w:bidi="en-US" w:eastAsia="en-US"/>
+          <w:color w:val="000000"/>
+          <w:rtl w:val="0"/>
+          <w:rFonts w:ascii="Courier New" w:hAnsi="Courier New" w:eastAsia="Courier New" w:cs="Courier New"/>
+        </w:rPr>
+        <w:t>automatic_provider: agent | cups</w:t>
+        <w:br/>
+        <w:t>agent_user_id: paired numeric WordPress user ID</w:t>
+        <w:br/>
+        <w:t>agent_queue: Office (exact case, same on both sides)</w:t>
+        <w:br/>
+        <w:t>POST /agent/claim: route</w:t>
+        <w:br/>
+        <w:t>POST /agent/jobs/{id}/start: token</w:t>
+        <w:br/>
+        <w:t>POST /agent/jobs/{id}/receipt: token, outcome</w:t>
+        <w:br/>
+        <w:t>outcome: submitted | unknown | failed</w:t>
+      </w:r>
+    </w:p>
+    <w:p>
+      <w:pPr>
+        <w:pStyle w:val="Code"/>
+        <w:bidi w:val="0"/>
+        <w:jc w:val="start"/>
+      </w:pPr>
+      <w:r>
+        <w:rPr>
+          <w:lang w:val="en-US" w:bidi="en-US" w:eastAsia="en-US"/>
+          <w:color w:val="000000"/>
+          <w:rtl w:val="0"/>
+          <w:rFonts w:ascii="Courier New" w:hAnsi="Courier New" w:eastAsia="Courier New" w:cs="Courier New"/>
+        </w:rPr>
+        <w:t>print-agent/config.example.json -&gt; private config.json</w:t>
+        <w:br/>
+        <w:t>WCIP_AGENT_PASSWORD: WordPress Application Password</w:t>
+        <w:br/>
+        <w:t>Windows: python wcip_agent.py --config config.json</w:t>
+        <w:br/>
+        <w:t>Linux/macOS: python3 wcip_agent.py --config config.json</w:t>
+        <w:br/>
+        <w:t>Local backend: sumatra (Windows) | cups (Linux/macOS)</w:t>
+        <w:br/>
+        <w:t>Backend executable: SumatraPDF.exe | /usr/bin/lp</w:t>
+        <w:br/>
+        <w:t>Queue mapping: route -&gt; printer (local installed name)</w:t>
+        <w:br/>
+        <w:t>Private journal: state.sqlite3 (preserve on restart)</w:t>
+        <w:br/>
+        <w:t>python3 -m unittest discover -s print-agent -p "test_*.py"</w:t>
+        <w:br/>
+        <w:t>docs/cross-platform-printing.md · print-agent/README.md</w:t>
+      </w:r>
     </w:p>
     <w:sectPr>
       <w:headerReference w:type="default" r:id="rId9"/>
       <w:footerReference w:type="default" r:id="rId10"/>
+      <w:headerReference w:type="first" r:id="rId11"/>
+      <w:footerReference w:type="first" r:id="rId12"/>
+      <w:headerReference w:type="even" r:id="rId13"/>
+      <w:footerReference w:type="even" r:id="rId14"/>
       <w:pgSz w:w="12240" w:h="15840"/>
       <w:pgMar w:top="1008" w:right="1008" w:bottom="1008" w:left="1008" w:header="432" w:footer="432" w:gutter="0"/>
       <w:cols w:space="720"/>
@@ -11390,6 +11471,26 @@
 </w:ftr>
 </file>
 
+<file path=word/footer2.xml><?xml version="1.0" encoding="utf-8"?>
+<w:ftr xmlns:m="http://schemas.openxmlformats.org/officeDocument/2006/math" xmlns:mc="http://schemas.openxmlformats.org/markup-compatibility/2006" xmlns:mo="http://schemas.microsoft.com/office/mac/office/2008/main" xmlns:mv="urn:schemas-microsoft-com:mac:vml" xmlns:o="urn:schemas-microsoft-com:office:office" xmlns:r="http://schemas.openxmlformats.org/officeDocument/2006/relationships" xmlns:v="urn:schemas-microsoft-com:vml" xmlns:w10="urn:schemas-microsoft-com:office:word" xmlns:w14="http://schemas.microsoft.com/office/word/2010/wordml" xmlns:w="http://schemas.openxmlformats.org/wordprocessingml/2006/main" xmlns:wne="http://schemas.microsoft.com/office/word/2006/wordml" xmlns:wp14="http://schemas.microsoft.com/office/word/2010/wordprocessingDrawing" xmlns:wp="http://schemas.openxmlformats.org/drawingml/2006/wordprocessingDrawing" xmlns:wpc="http://schemas.microsoft.com/office/word/2010/wordprocessingCanvas" xmlns:wpg="http://schemas.microsoft.com/office/word/2010/wordprocessingGroup" xmlns:wpi="http://schemas.microsoft.com/office/word/2010/wordprocessingInk" xmlns:wps="http://schemas.microsoft.com/office/word/2010/wordprocessingShape" mc:Ignorable="w14 wp14">
+  <w:p>
+    <w:pPr>
+      <w:pStyle w:val="Footer"/>
+    </w:pPr>
+  </w:p>
+</w:ftr>
+</file>
+
+<file path=word/footer3.xml><?xml version="1.0" encoding="utf-8"?>
+<w:ftr xmlns:m="http://schemas.openxmlformats.org/officeDocument/2006/math" xmlns:mc="http://schemas.openxmlformats.org/markup-compatibility/2006" xmlns:mo="http://schemas.microsoft.com/office/mac/office/2008/main" xmlns:mv="urn:schemas-microsoft-com:mac:vml" xmlns:o="urn:schemas-microsoft-com:office:office" xmlns:r="http://schemas.openxmlformats.org/officeDocument/2006/relationships" xmlns:v="urn:schemas-microsoft-com:vml" xmlns:w10="urn:schemas-microsoft-com:office:word" xmlns:w14="http://schemas.microsoft.com/office/word/2010/wordml" xmlns:w="http://schemas.openxmlformats.org/wordprocessingml/2006/main" xmlns:wne="http://schemas.microsoft.com/office/word/2006/wordml" xmlns:wp14="http://schemas.microsoft.com/office/word/2010/wordprocessingDrawing" xmlns:wp="http://schemas.openxmlformats.org/drawingml/2006/wordprocessingDrawing" xmlns:wpc="http://schemas.microsoft.com/office/word/2010/wordprocessingCanvas" xmlns:wpg="http://schemas.microsoft.com/office/word/2010/wordprocessingGroup" xmlns:wpi="http://schemas.microsoft.com/office/word/2010/wordprocessingInk" xmlns:wps="http://schemas.microsoft.com/office/word/2010/wordprocessingShape" mc:Ignorable="w14 wp14">
+  <w:p>
+    <w:pPr>
+      <w:pStyle w:val="Footer"/>
+    </w:pPr>
+  </w:p>
+</w:ftr>
+</file>
+
 <file path=word/header1.xml><?xml version="1.0" encoding="utf-8"?>
 <w:hdr xmlns:m="http://schemas.openxmlformats.org/officeDocument/2006/math" xmlns:mc="http://schemas.openxmlformats.org/markup-compatibility/2006" xmlns:mo="http://schemas.microsoft.com/office/mac/office/2008/main" xmlns:mv="urn:schemas-microsoft-com:mac:vml" xmlns:o="urn:schemas-microsoft-com:office:office" xmlns:r="http://schemas.openxmlformats.org/officeDocument/2006/relationships" xmlns:v="urn:schemas-microsoft-com:vml" xmlns:w10="urn:schemas-microsoft-com:office:word" xmlns:w14="http://schemas.microsoft.com/office/word/2010/wordml" xmlns:w="http://schemas.openxmlformats.org/wordprocessingml/2006/main" xmlns:wne="http://schemas.microsoft.com/office/word/2006/wordml" xmlns:wp14="http://schemas.microsoft.com/office/word/2010/wordprocessingDrawing" xmlns:wp="http://schemas.openxmlformats.org/drawingml/2006/wordprocessingDrawing" xmlns:wpc="http://schemas.microsoft.com/office/word/2010/wordprocessingCanvas" xmlns:wpg="http://schemas.microsoft.com/office/word/2010/wordprocessingGroup" xmlns:wpi="http://schemas.microsoft.com/office/word/2010/wordprocessingInk" xmlns:wps="http://schemas.microsoft.com/office/word/2010/wordprocessingShape" mc:Ignorable="w14 wp14">
   <w:p>
@@ -11406,8 +11507,28 @@
         <w:rtl w:val="0"/>
         <w:lang w:val="en-US" w:eastAsia="ja-JP" w:bidi="ja-JP"/>
       </w:rPr>
-      <w:t>WooCommerce Invoice Printer  1.1.2</w:t>
+      <w:t>WooCommerce Invoice Printer  1.4.0</w:t>
     </w:r>
+  </w:p>
+</w:hdr>
+</file>
+
+<file path=word/header2.xml><?xml version="1.0" encoding="utf-8"?>
+<w:hdr xmlns:m="http://schemas.openxmlformats.org/officeDocument/2006/math" xmlns:mc="http://schemas.openxmlformats.org/markup-compatibility/2006" xmlns:mo="http://schemas.microsoft.com/office/mac/office/2008/main" xmlns:mv="urn:schemas-microsoft-com:mac:vml" xmlns:o="urn:schemas-microsoft-com:office:office" xmlns:r="http://schemas.openxmlformats.org/officeDocument/2006/relationships" xmlns:v="urn:schemas-microsoft-com:vml" xmlns:w10="urn:schemas-microsoft-com:office:word" xmlns:w14="http://schemas.microsoft.com/office/word/2010/wordml" xmlns:w="http://schemas.openxmlformats.org/wordprocessingml/2006/main" xmlns:wne="http://schemas.microsoft.com/office/word/2006/wordml" xmlns:wp14="http://schemas.microsoft.com/office/word/2010/wordprocessingDrawing" xmlns:wp="http://schemas.openxmlformats.org/drawingml/2006/wordprocessingDrawing" xmlns:wpc="http://schemas.microsoft.com/office/word/2010/wordprocessingCanvas" xmlns:wpg="http://schemas.microsoft.com/office/word/2010/wordprocessingGroup" xmlns:wpi="http://schemas.microsoft.com/office/word/2010/wordprocessingInk" xmlns:wps="http://schemas.microsoft.com/office/word/2010/wordprocessingShape" mc:Ignorable="w14 wp14">
+  <w:p>
+    <w:pPr>
+      <w:pStyle w:val="Header"/>
+    </w:pPr>
+  </w:p>
+</w:hdr>
+</file>
+
+<file path=word/header3.xml><?xml version="1.0" encoding="utf-8"?>
+<w:hdr xmlns:m="http://schemas.openxmlformats.org/officeDocument/2006/math" xmlns:mc="http://schemas.openxmlformats.org/markup-compatibility/2006" xmlns:mo="http://schemas.microsoft.com/office/mac/office/2008/main" xmlns:mv="urn:schemas-microsoft-com:mac:vml" xmlns:o="urn:schemas-microsoft-com:office:office" xmlns:r="http://schemas.openxmlformats.org/officeDocument/2006/relationships" xmlns:v="urn:schemas-microsoft-com:vml" xmlns:w10="urn:schemas-microsoft-com:office:word" xmlns:w14="http://schemas.microsoft.com/office/word/2010/wordml" xmlns:w="http://schemas.openxmlformats.org/wordprocessingml/2006/main" xmlns:wne="http://schemas.microsoft.com/office/word/2006/wordml" xmlns:wp14="http://schemas.microsoft.com/office/word/2010/wordprocessingDrawing" xmlns:wp="http://schemas.openxmlformats.org/drawingml/2006/wordprocessingDrawing" xmlns:wpc="http://schemas.microsoft.com/office/word/2010/wordprocessingCanvas" xmlns:wpg="http://schemas.microsoft.com/office/word/2010/wordprocessingGroup" xmlns:wpi="http://schemas.microsoft.com/office/word/2010/wordprocessingInk" xmlns:wps="http://schemas.microsoft.com/office/word/2010/wordprocessingShape" mc:Ignorable="w14 wp14">
+  <w:p>
+    <w:pPr>
+      <w:pStyle w:val="Header"/>
+    </w:pPr>
   </w:p>
 </w:hdr>
 </file>
